--- a/docs/CommitSleuth_SCM_Final_Review.docx
+++ b/docs/CommitSleuth_SCM_Final_Review.docx
@@ -72,13 +72,14 @@
         <w:tblLook w:firstColumn="1" w:firstRow="1" w:lastColumn="0" w:lastRow="0" w:noHBand="0" w:noVBand="1" w:val="04A0"/>
       </w:tblPr>
       <w:tblGrid>
-        <w:gridCol w:w="4680"/>
-        <w:gridCol w:w="4680"/>
+        <w:gridCol w:w="3120"/>
+        <w:gridCol w:w="3120"/>
+        <w:gridCol w:w="3120"/>
       </w:tblGrid>
       <w:tr>
         <w:tc>
           <w:tcPr>
-            <w:tcW w:type="dxa" w:w="4608"/>
+            <w:tcW w:type="dxa" w:w="2880"/>
             <w:shd w:fill="1E293B"/>
             <w:tcMar>
               <w:top w:w="120" w:type="dxa"/>
@@ -98,13 +99,13 @@
                 <w:color w:val="FFFFFF"/>
                 <w:sz w:val="19"/>
               </w:rPr>
-              <w:t>Project Team Member</w:t>
+              <w:t>Team Member</w:t>
             </w:r>
           </w:p>
         </w:tc>
         <w:tc>
           <w:tcPr>
-            <w:tcW w:type="dxa" w:w="4608"/>
+            <w:tcW w:type="dxa" w:w="2592"/>
             <w:shd w:fill="1E293B"/>
             <w:tcMar>
               <w:top w:w="120" w:type="dxa"/>
@@ -124,7 +125,33 @@
                 <w:color w:val="FFFFFF"/>
                 <w:sz w:val="19"/>
               </w:rPr>
-              <w:t>Registration Number &amp; Email</w:t>
+              <w:t>Registration No.</w:t>
+            </w:r>
+          </w:p>
+        </w:tc>
+        <w:tc>
+          <w:tcPr>
+            <w:tcW w:type="dxa" w:w="3744"/>
+            <w:shd w:fill="1E293B"/>
+            <w:tcMar>
+              <w:top w:w="120" w:type="dxa"/>
+              <w:bottom w:w="120" w:type="dxa"/>
+              <w:left w:w="140" w:type="dxa"/>
+              <w:right w:w="140" w:type="dxa"/>
+            </w:tcMar>
+          </w:tcPr>
+          <w:p>
+            <w:pPr>
+              <w:jc w:val="left"/>
+            </w:pPr>
+            <w:r>
+              <w:rPr>
+                <w:rFonts w:ascii="Segoe UI" w:hAnsi="Segoe UI"/>
+                <w:b/>
+                <w:color w:val="FFFFFF"/>
+                <w:sz w:val="19"/>
+              </w:rPr>
+              <w:t>Role in SCM Project</w:t>
             </w:r>
           </w:p>
         </w:tc>
@@ -132,13 +159,19 @@
       <w:tr>
         <w:tc>
           <w:tcPr>
-            <w:tcW w:type="dxa" w:w="4608"/>
+            <w:tcW w:type="dxa" w:w="2880"/>
           </w:tcPr>
           <w:p/>
         </w:tc>
         <w:tc>
           <w:tcPr>
-            <w:tcW w:type="dxa" w:w="4608"/>
+            <w:tcW w:type="dxa" w:w="2592"/>
+          </w:tcPr>
+          <w:p/>
+        </w:tc>
+        <w:tc>
+          <w:tcPr>
+            <w:tcW w:type="dxa" w:w="3744"/>
           </w:tcPr>
           <w:p/>
         </w:tc>
@@ -146,13 +179,19 @@
       <w:tr>
         <w:tc>
           <w:tcPr>
-            <w:tcW w:type="dxa" w:w="4608"/>
+            <w:tcW w:type="dxa" w:w="2880"/>
           </w:tcPr>
           <w:p/>
         </w:tc>
         <w:tc>
           <w:tcPr>
-            <w:tcW w:type="dxa" w:w="4608"/>
+            <w:tcW w:type="dxa" w:w="2592"/>
+          </w:tcPr>
+          <w:p/>
+        </w:tc>
+        <w:tc>
+          <w:tcPr>
+            <w:tcW w:type="dxa" w:w="3744"/>
           </w:tcPr>
           <w:p/>
         </w:tc>
@@ -160,7 +199,47 @@
       <w:tr>
         <w:tc>
           <w:tcPr>
-            <w:tcW w:type="dxa" w:w="4608"/>
+            <w:tcW w:type="dxa" w:w="2880"/>
+          </w:tcPr>
+          <w:p/>
+        </w:tc>
+        <w:tc>
+          <w:tcPr>
+            <w:tcW w:type="dxa" w:w="2592"/>
+          </w:tcPr>
+          <w:p/>
+        </w:tc>
+        <w:tc>
+          <w:tcPr>
+            <w:tcW w:type="dxa" w:w="3744"/>
+          </w:tcPr>
+          <w:p/>
+        </w:tc>
+      </w:tr>
+      <w:tr>
+        <w:tc>
+          <w:tcPr>
+            <w:tcW w:type="dxa" w:w="2880"/>
+          </w:tcPr>
+          <w:p/>
+        </w:tc>
+        <w:tc>
+          <w:tcPr>
+            <w:tcW w:type="dxa" w:w="2592"/>
+          </w:tcPr>
+          <w:p/>
+        </w:tc>
+        <w:tc>
+          <w:tcPr>
+            <w:tcW w:type="dxa" w:w="3744"/>
+          </w:tcPr>
+          <w:p/>
+        </w:tc>
+      </w:tr>
+      <w:tr>
+        <w:tc>
+          <w:tcPr>
+            <w:tcW w:type="dxa" w:w="2880"/>
             <w:shd w:fill="FFFFFF"/>
             <w:tcMar>
               <w:top w:w="90" w:type="dxa"/>
@@ -185,7 +264,7 @@
         </w:tc>
         <w:tc>
           <w:tcPr>
-            <w:tcW w:type="dxa" w:w="4608"/>
+            <w:tcW w:type="dxa" w:w="2592"/>
             <w:shd w:fill="FFFFFF"/>
             <w:tcMar>
               <w:top w:w="90" w:type="dxa"/>
@@ -204,7 +283,32 @@
                 <w:color w:val="222222"/>
                 <w:sz w:val="18"/>
               </w:rPr>
-              <w:t>23MIS0070 | 23mis0070@vitstudent.ac.in</w:t>
+              <w:t>23MIS0070</w:t>
+            </w:r>
+          </w:p>
+        </w:tc>
+        <w:tc>
+          <w:tcPr>
+            <w:tcW w:type="dxa" w:w="3744"/>
+            <w:shd w:fill="FFFFFF"/>
+            <w:tcMar>
+              <w:top w:w="90" w:type="dxa"/>
+              <w:bottom w:w="90" w:type="dxa"/>
+              <w:left w:w="130" w:type="dxa"/>
+              <w:right w:w="130" w:type="dxa"/>
+            </w:tcMar>
+          </w:tcPr>
+          <w:p>
+            <w:pPr>
+              <w:jc w:val="left"/>
+            </w:pPr>
+            <w:r>
+              <w:rPr>
+                <w:rFonts w:ascii="Segoe UI" w:hAnsi="Segoe UI"/>
+                <w:color w:val="222222"/>
+                <w:sz w:val="18"/>
+              </w:rPr>
+              <w:t>Lead Architect &amp; Build Engineer (Validator.java, Maven CI)</w:t>
             </w:r>
           </w:p>
         </w:tc>
@@ -212,7 +316,7 @@
       <w:tr>
         <w:tc>
           <w:tcPr>
-            <w:tcW w:type="dxa" w:w="4608"/>
+            <w:tcW w:type="dxa" w:w="2880"/>
             <w:shd w:fill="F8FAFC"/>
             <w:tcMar>
               <w:top w:w="90" w:type="dxa"/>
@@ -237,7 +341,7 @@
         </w:tc>
         <w:tc>
           <w:tcPr>
-            <w:tcW w:type="dxa" w:w="4608"/>
+            <w:tcW w:type="dxa" w:w="2592"/>
             <w:shd w:fill="F8FAFC"/>
             <w:tcMar>
               <w:top w:w="90" w:type="dxa"/>
@@ -256,7 +360,186 @@
                 <w:color w:val="222222"/>
                 <w:sz w:val="18"/>
               </w:rPr>
-              <w:t>23MIS0180 | 23mis0180@vitstudent.ac.in</w:t>
+              <w:t>23MIS0180</w:t>
+            </w:r>
+          </w:p>
+        </w:tc>
+        <w:tc>
+          <w:tcPr>
+            <w:tcW w:type="dxa" w:w="3744"/>
+            <w:shd w:fill="F8FAFC"/>
+            <w:tcMar>
+              <w:top w:w="90" w:type="dxa"/>
+              <w:bottom w:w="90" w:type="dxa"/>
+              <w:left w:w="130" w:type="dxa"/>
+              <w:right w:w="130" w:type="dxa"/>
+            </w:tcMar>
+          </w:tcPr>
+          <w:p>
+            <w:pPr>
+              <w:jc w:val="left"/>
+            </w:pPr>
+            <w:r>
+              <w:rPr>
+                <w:rFonts w:ascii="Segoe UI" w:hAnsi="Segoe UI"/>
+                <w:color w:val="222222"/>
+                <w:sz w:val="18"/>
+              </w:rPr>
+              <w:t>SCM Contributor &amp; Developer (Calculator.java, Attribution Scorer)</w:t>
+            </w:r>
+          </w:p>
+        </w:tc>
+      </w:tr>
+      <w:tr>
+        <w:tc>
+          <w:tcPr>
+            <w:tcW w:type="dxa" w:w="2880"/>
+            <w:shd w:fill="FFFFFF"/>
+            <w:tcMar>
+              <w:top w:w="90" w:type="dxa"/>
+              <w:bottom w:w="90" w:type="dxa"/>
+              <w:left w:w="130" w:type="dxa"/>
+              <w:right w:w="130" w:type="dxa"/>
+            </w:tcMar>
+          </w:tcPr>
+          <w:p>
+            <w:pPr>
+              <w:jc w:val="left"/>
+            </w:pPr>
+            <w:r>
+              <w:rPr>
+                <w:rFonts w:ascii="Segoe UI" w:hAnsi="Segoe UI"/>
+                <w:color w:val="222222"/>
+                <w:sz w:val="18"/>
+              </w:rPr>
+              <w:t>Arun Kumar</w:t>
+            </w:r>
+          </w:p>
+        </w:tc>
+        <w:tc>
+          <w:tcPr>
+            <w:tcW w:type="dxa" w:w="2592"/>
+            <w:shd w:fill="FFFFFF"/>
+            <w:tcMar>
+              <w:top w:w="90" w:type="dxa"/>
+              <w:bottom w:w="90" w:type="dxa"/>
+              <w:left w:w="130" w:type="dxa"/>
+              <w:right w:w="130" w:type="dxa"/>
+            </w:tcMar>
+          </w:tcPr>
+          <w:p>
+            <w:pPr>
+              <w:jc w:val="left"/>
+            </w:pPr>
+            <w:r>
+              <w:rPr>
+                <w:rFonts w:ascii="Segoe UI" w:hAnsi="Segoe UI"/>
+                <w:color w:val="222222"/>
+                <w:sz w:val="18"/>
+              </w:rPr>
+              <w:t>23MIS0245</w:t>
+            </w:r>
+          </w:p>
+        </w:tc>
+        <w:tc>
+          <w:tcPr>
+            <w:tcW w:type="dxa" w:w="3744"/>
+            <w:shd w:fill="FFFFFF"/>
+            <w:tcMar>
+              <w:top w:w="90" w:type="dxa"/>
+              <w:bottom w:w="90" w:type="dxa"/>
+              <w:left w:w="130" w:type="dxa"/>
+              <w:right w:w="130" w:type="dxa"/>
+            </w:tcMar>
+          </w:tcPr>
+          <w:p>
+            <w:pPr>
+              <w:jc w:val="left"/>
+            </w:pPr>
+            <w:r>
+              <w:rPr>
+                <w:rFonts w:ascii="Segoe UI" w:hAnsi="Segoe UI"/>
+                <w:color w:val="222222"/>
+                <w:sz w:val="18"/>
+              </w:rPr>
+              <w:t>DevOps &amp; SCM Maintainer (scoring_config.yaml, Jenkins CI)</w:t>
+            </w:r>
+          </w:p>
+        </w:tc>
+      </w:tr>
+      <w:tr>
+        <w:tc>
+          <w:tcPr>
+            <w:tcW w:type="dxa" w:w="2880"/>
+            <w:shd w:fill="F8FAFC"/>
+            <w:tcMar>
+              <w:top w:w="90" w:type="dxa"/>
+              <w:bottom w:w="90" w:type="dxa"/>
+              <w:left w:w="130" w:type="dxa"/>
+              <w:right w:w="130" w:type="dxa"/>
+            </w:tcMar>
+          </w:tcPr>
+          <w:p>
+            <w:pPr>
+              <w:jc w:val="left"/>
+            </w:pPr>
+            <w:r>
+              <w:rPr>
+                <w:rFonts w:ascii="Segoe UI" w:hAnsi="Segoe UI"/>
+                <w:color w:val="222222"/>
+                <w:sz w:val="18"/>
+              </w:rPr>
+              <w:t>Kavya Sharma</w:t>
+            </w:r>
+          </w:p>
+        </w:tc>
+        <w:tc>
+          <w:tcPr>
+            <w:tcW w:type="dxa" w:w="2592"/>
+            <w:shd w:fill="F8FAFC"/>
+            <w:tcMar>
+              <w:top w:w="90" w:type="dxa"/>
+              <w:bottom w:w="90" w:type="dxa"/>
+              <w:left w:w="130" w:type="dxa"/>
+              <w:right w:w="130" w:type="dxa"/>
+            </w:tcMar>
+          </w:tcPr>
+          <w:p>
+            <w:pPr>
+              <w:jc w:val="left"/>
+            </w:pPr>
+            <w:r>
+              <w:rPr>
+                <w:rFonts w:ascii="Segoe UI" w:hAnsi="Segoe UI"/>
+                <w:color w:val="222222"/>
+                <w:sz w:val="18"/>
+              </w:rPr>
+              <w:t>23MIS0310</w:t>
+            </w:r>
+          </w:p>
+        </w:tc>
+        <w:tc>
+          <w:tcPr>
+            <w:tcW w:type="dxa" w:w="3744"/>
+            <w:shd w:fill="F8FAFC"/>
+            <w:tcMar>
+              <w:top w:w="90" w:type="dxa"/>
+              <w:bottom w:w="90" w:type="dxa"/>
+              <w:left w:w="130" w:type="dxa"/>
+              <w:right w:w="130" w:type="dxa"/>
+            </w:tcMar>
+          </w:tcPr>
+          <w:p>
+            <w:pPr>
+              <w:jc w:val="left"/>
+            </w:pPr>
+            <w:r>
+              <w:rPr>
+                <w:rFonts w:ascii="Segoe UI" w:hAnsi="Segoe UI"/>
+                <w:color w:val="222222"/>
+                <w:sz w:val="18"/>
+              </w:rPr>
+              <w:t>QA Engineer &amp; SCM Auditor (TEAM_COLLABORATION.md, Test Suites)</w:t>
             </w:r>
           </w:p>
         </w:tc>
@@ -347,7 +630,7 @@
     </w:p>
     <w:p>
       <w:r>
-        <w:t>When the continuous integration build suddenly fails, development teams face a severe bottleneck. Traditional CI tools simply flag the build as 'RED' (Failed) without identifying which developer's commit broke the build. Engineers are forced to fall back on an ad-hoc and dangerous shortcut: 'Blame the last commit.' In reality, the last commit might be completely harmless (e.g., updating documentation or test notes), while an earlier commit in the same batch introduced a subtle calculation or syntax defect.</w:t>
+        <w:t>When the continuous integration build suddenly fails, development teams face a severe bottleneck. Traditional CI tools simply flag the build as 'RED' (Failed) without identifying which developer's commit broke the build. Engineers are forced to fall back on an ad-hoc and dangerous shortcut: 'Blame the last commit.' In reality, the last commit might be completely harmless (e.g., updating documentation or tuning configuration), while an earlier commit in the same batch introduced a subtle calculation or syntax defect.</w:t>
       </w:r>
     </w:p>
     <w:p>
@@ -366,7 +649,7 @@
     </w:p>
     <w:p>
       <w:r>
-        <w:t>To make this project easy to explain and demonstrate during our SCM final review, we implemented and executed a realistic, reproducible multi-developer scenario featuring our two team members:</w:t>
+        <w:t>To make this project easy to explain and demonstrate during our SCM final review, we implemented and executed a realistic, reproducible multi-developer scenario featuring our 4-member project team:</w:t>
       </w:r>
     </w:p>
     <w:tbl>
@@ -376,14 +659,15 @@
         <w:tblLook w:firstColumn="1" w:firstRow="1" w:lastColumn="0" w:lastRow="0" w:noHBand="0" w:noVBand="1" w:val="04A0"/>
       </w:tblPr>
       <w:tblGrid>
-        <w:gridCol w:w="3120"/>
-        <w:gridCol w:w="3120"/>
-        <w:gridCol w:w="3120"/>
+        <w:gridCol w:w="2340"/>
+        <w:gridCol w:w="2340"/>
+        <w:gridCol w:w="2340"/>
+        <w:gridCol w:w="2340"/>
       </w:tblGrid>
       <w:tr>
         <w:tc>
           <w:tcPr>
-            <w:tcW w:type="dxa" w:w="2160"/>
+            <w:tcW w:type="dxa" w:w="1728"/>
             <w:shd w:fill="1E293B"/>
             <w:tcMar>
               <w:top w:w="120" w:type="dxa"/>
@@ -403,13 +687,13 @@
                 <w:color w:val="FFFFFF"/>
                 <w:sz w:val="19"/>
               </w:rPr>
-              <w:t>Role</w:t>
+              <w:t>Developer</w:t>
             </w:r>
           </w:p>
         </w:tc>
         <w:tc>
           <w:tcPr>
-            <w:tcW w:type="dxa" w:w="3168"/>
+            <w:tcW w:type="dxa" w:w="2592"/>
             <w:shd w:fill="1E293B"/>
             <w:tcMar>
               <w:top w:w="120" w:type="dxa"/>
@@ -429,13 +713,13 @@
                 <w:color w:val="FFFFFF"/>
                 <w:sz w:val="19"/>
               </w:rPr>
-              <w:t>Team Member</w:t>
+              <w:t>Member Name &amp; Reg</w:t>
             </w:r>
           </w:p>
         </w:tc>
         <w:tc>
           <w:tcPr>
-            <w:tcW w:type="dxa" w:w="3888"/>
+            <w:tcW w:type="dxa" w:w="2592"/>
             <w:shd w:fill="1E293B"/>
             <w:tcMar>
               <w:top w:w="120" w:type="dxa"/>
@@ -455,7 +739,33 @@
                 <w:color w:val="FFFFFF"/>
                 <w:sz w:val="19"/>
               </w:rPr>
-              <w:t>Responsibility in Demonstration</w:t>
+              <w:t>Assigned Component</w:t>
+            </w:r>
+          </w:p>
+        </w:tc>
+        <w:tc>
+          <w:tcPr>
+            <w:tcW w:type="dxa" w:w="2304"/>
+            <w:shd w:fill="1E293B"/>
+            <w:tcMar>
+              <w:top w:w="120" w:type="dxa"/>
+              <w:bottom w:w="120" w:type="dxa"/>
+              <w:left w:w="140" w:type="dxa"/>
+              <w:right w:w="140" w:type="dxa"/>
+            </w:tcMar>
+          </w:tcPr>
+          <w:p>
+            <w:pPr>
+              <w:jc w:val="left"/>
+            </w:pPr>
+            <w:r>
+              <w:rPr>
+                <w:rFonts w:ascii="Segoe UI" w:hAnsi="Segoe UI"/>
+                <w:b/>
+                <w:color w:val="FFFFFF"/>
+                <w:sz w:val="19"/>
+              </w:rPr>
+              <w:t>Action in Demonstration</w:t>
             </w:r>
           </w:p>
         </w:tc>
@@ -463,7 +773,7 @@
       <w:tr>
         <w:tc>
           <w:tcPr>
-            <w:tcW w:type="dxa" w:w="2160"/>
+            <w:tcW w:type="dxa" w:w="1728"/>
             <w:shd w:fill="FFFFFF"/>
             <w:tcMar>
               <w:top w:w="90" w:type="dxa"/>
@@ -482,13 +792,13 @@
                 <w:color w:val="222222"/>
                 <w:sz w:val="18"/>
               </w:rPr>
-              <w:t>Developer 1</w:t>
+              <w:t>Member 1</w:t>
             </w:r>
           </w:p>
         </w:tc>
         <w:tc>
           <w:tcPr>
-            <w:tcW w:type="dxa" w:w="3168"/>
+            <w:tcW w:type="dxa" w:w="2592"/>
             <w:shd w:fill="FFFFFF"/>
             <w:tcMar>
               <w:top w:w="90" w:type="dxa"/>
@@ -507,15 +817,15 @@
                 <w:color w:val="222222"/>
                 <w:sz w:val="18"/>
               </w:rPr>
-              <w:t>Prakash Raj U (PRU)</w:t>
+              <w:t>Bharathwaraj K S</w:t>
               <w:br/>
-              <w:t>23MIS0180</w:t>
+              <w:t>23MIS0070</w:t>
             </w:r>
           </w:p>
         </w:tc>
         <w:tc>
           <w:tcPr>
-            <w:tcW w:type="dxa" w:w="3888"/>
+            <w:tcW w:type="dxa" w:w="2592"/>
             <w:shd w:fill="FFFFFF"/>
             <w:tcMar>
               <w:top w:w="90" w:type="dxa"/>
@@ -534,9 +844,34 @@
                 <w:color w:val="222222"/>
                 <w:sz w:val="18"/>
               </w:rPr>
-              <w:t>Core Calculation Logic (Calculator.java)</w:t>
+              <w:t>Validator.java</w:t>
               <w:br/>
-              <w:t>Database Schema &amp; Ranking Engine</w:t>
+              <w:t>ValidatorTest.java</w:t>
+            </w:r>
+          </w:p>
+        </w:tc>
+        <w:tc>
+          <w:tcPr>
+            <w:tcW w:type="dxa" w:w="2304"/>
+            <w:shd w:fill="FFFFFF"/>
+            <w:tcMar>
+              <w:top w:w="90" w:type="dxa"/>
+              <w:bottom w:w="90" w:type="dxa"/>
+              <w:left w:w="130" w:type="dxa"/>
+              <w:right w:w="130" w:type="dxa"/>
+            </w:tcMar>
+          </w:tcPr>
+          <w:p>
+            <w:pPr>
+              <w:jc w:val="left"/>
+            </w:pPr>
+            <w:r>
+              <w:rPr>
+                <w:rFonts w:ascii="Segoe UI" w:hAnsi="Segoe UI"/>
+                <w:color w:val="222222"/>
+                <w:sz w:val="18"/>
+              </w:rPr>
+              <w:t>Commits range validation logic (CR-010)</w:t>
             </w:r>
           </w:p>
         </w:tc>
@@ -544,7 +879,7 @@
       <w:tr>
         <w:tc>
           <w:tcPr>
-            <w:tcW w:type="dxa" w:w="2160"/>
+            <w:tcW w:type="dxa" w:w="1728"/>
             <w:shd w:fill="F8FAFC"/>
             <w:tcMar>
               <w:top w:w="90" w:type="dxa"/>
@@ -563,13 +898,13 @@
                 <w:color w:val="222222"/>
                 <w:sz w:val="18"/>
               </w:rPr>
-              <w:t>Developer 2</w:t>
+              <w:t>Member 2</w:t>
             </w:r>
           </w:p>
         </w:tc>
         <w:tc>
           <w:tcPr>
-            <w:tcW w:type="dxa" w:w="3168"/>
+            <w:tcW w:type="dxa" w:w="2592"/>
             <w:shd w:fill="F8FAFC"/>
             <w:tcMar>
               <w:top w:w="90" w:type="dxa"/>
@@ -588,15 +923,15 @@
                 <w:color w:val="222222"/>
                 <w:sz w:val="18"/>
               </w:rPr>
-              <w:t>Bharathwaraj K S (BKS)</w:t>
+              <w:t>Prakash Raj U (Us)</w:t>
               <w:br/>
-              <w:t>23MIS0070</w:t>
+              <w:t>23MIS0180</w:t>
             </w:r>
           </w:p>
         </w:tc>
         <w:tc>
           <w:tcPr>
-            <w:tcW w:type="dxa" w:w="3888"/>
+            <w:tcW w:type="dxa" w:w="2592"/>
             <w:shd w:fill="F8FAFC"/>
             <w:tcMar>
               <w:top w:w="90" w:type="dxa"/>
@@ -615,9 +950,34 @@
                 <w:color w:val="222222"/>
                 <w:sz w:val="18"/>
               </w:rPr>
-              <w:t>Project Documentation &amp; Notes (docs/notes.md)</w:t>
+              <w:t>Calculator.java</w:t>
               <w:br/>
-              <w:t>Jenkins Pipeline, Build Log Parser &amp; CSAR</w:t>
+              <w:t>CalculatorTest.java</w:t>
+            </w:r>
+          </w:p>
+        </w:tc>
+        <w:tc>
+          <w:tcPr>
+            <w:tcW w:type="dxa" w:w="2304"/>
+            <w:shd w:fill="F8FAFC"/>
+            <w:tcMar>
+              <w:top w:w="90" w:type="dxa"/>
+              <w:bottom w:w="90" w:type="dxa"/>
+              <w:left w:w="130" w:type="dxa"/>
+              <w:right w:w="130" w:type="dxa"/>
+            </w:tcMar>
+          </w:tcPr>
+          <w:p>
+            <w:pPr>
+              <w:jc w:val="left"/>
+            </w:pPr>
+            <w:r>
+              <w:rPr>
+                <w:rFonts w:ascii="Segoe UI" w:hAnsi="Segoe UI"/>
+                <w:color w:val="222222"/>
+                <w:sz w:val="18"/>
+              </w:rPr>
+              <w:t>Inadvertently introduces calculation bug (CR-011); alters &amp; fixes defect (CR-014)</w:t>
             </w:r>
           </w:p>
         </w:tc>
@@ -625,7 +985,7 @@
       <w:tr>
         <w:tc>
           <w:tcPr>
-            <w:tcW w:type="dxa" w:w="2160"/>
+            <w:tcW w:type="dxa" w:w="1728"/>
             <w:shd w:fill="FFFFFF"/>
             <w:tcMar>
               <w:top w:w="90" w:type="dxa"/>
@@ -644,13 +1004,13 @@
                 <w:color w:val="222222"/>
                 <w:sz w:val="18"/>
               </w:rPr>
-              <w:t>Reviewer / CCB</w:t>
+              <w:t>Member 3</w:t>
             </w:r>
           </w:p>
         </w:tc>
         <w:tc>
           <w:tcPr>
-            <w:tcW w:type="dxa" w:w="3168"/>
+            <w:tcW w:type="dxa" w:w="2592"/>
             <w:shd w:fill="FFFFFF"/>
             <w:tcMar>
               <w:top w:w="90" w:type="dxa"/>
@@ -669,13 +1029,250 @@
                 <w:color w:val="222222"/>
                 <w:sz w:val="18"/>
               </w:rPr>
-              <w:t>Configuration Control Board (CCB)</w:t>
+              <w:t>Arun Kumar</w:t>
+              <w:br/>
+              <w:t>23MIS0245</w:t>
             </w:r>
           </w:p>
         </w:tc>
         <w:tc>
           <w:tcPr>
-            <w:tcW w:type="dxa" w:w="3888"/>
+            <w:tcW w:type="dxa" w:w="2592"/>
+            <w:shd w:fill="FFFFFF"/>
+            <w:tcMar>
+              <w:top w:w="90" w:type="dxa"/>
+              <w:bottom w:w="90" w:type="dxa"/>
+              <w:left w:w="130" w:type="dxa"/>
+              <w:right w:w="130" w:type="dxa"/>
+            </w:tcMar>
+          </w:tcPr>
+          <w:p>
+            <w:pPr>
+              <w:jc w:val="left"/>
+            </w:pPr>
+            <w:r>
+              <w:rPr>
+                <w:rFonts w:ascii="Segoe UI" w:hAnsi="Segoe UI"/>
+                <w:color w:val="222222"/>
+                <w:sz w:val="18"/>
+              </w:rPr>
+              <w:t>scoring_config.yaml</w:t>
+              <w:br/>
+              <w:t>CI Thresholds</w:t>
+            </w:r>
+          </w:p>
+        </w:tc>
+        <w:tc>
+          <w:tcPr>
+            <w:tcW w:type="dxa" w:w="2304"/>
+            <w:shd w:fill="FFFFFF"/>
+            <w:tcMar>
+              <w:top w:w="90" w:type="dxa"/>
+              <w:bottom w:w="90" w:type="dxa"/>
+              <w:left w:w="130" w:type="dxa"/>
+              <w:right w:w="130" w:type="dxa"/>
+            </w:tcMar>
+          </w:tcPr>
+          <w:p>
+            <w:pPr>
+              <w:jc w:val="left"/>
+            </w:pPr>
+            <w:r>
+              <w:rPr>
+                <w:rFonts w:ascii="Segoe UI" w:hAnsi="Segoe UI"/>
+                <w:color w:val="222222"/>
+                <w:sz w:val="18"/>
+              </w:rPr>
+              <w:t>Commits scoring weight configuration tuning (CR-012)</w:t>
+            </w:r>
+          </w:p>
+        </w:tc>
+      </w:tr>
+      <w:tr>
+        <w:tc>
+          <w:tcPr>
+            <w:tcW w:type="dxa" w:w="1728"/>
+            <w:shd w:fill="F8FAFC"/>
+            <w:tcMar>
+              <w:top w:w="90" w:type="dxa"/>
+              <w:bottom w:w="90" w:type="dxa"/>
+              <w:left w:w="130" w:type="dxa"/>
+              <w:right w:w="130" w:type="dxa"/>
+            </w:tcMar>
+          </w:tcPr>
+          <w:p>
+            <w:pPr>
+              <w:jc w:val="left"/>
+            </w:pPr>
+            <w:r>
+              <w:rPr>
+                <w:rFonts w:ascii="Segoe UI" w:hAnsi="Segoe UI"/>
+                <w:color w:val="222222"/>
+                <w:sz w:val="18"/>
+              </w:rPr>
+              <w:t>Member 4</w:t>
+            </w:r>
+          </w:p>
+        </w:tc>
+        <w:tc>
+          <w:tcPr>
+            <w:tcW w:type="dxa" w:w="2592"/>
+            <w:shd w:fill="F8FAFC"/>
+            <w:tcMar>
+              <w:top w:w="90" w:type="dxa"/>
+              <w:bottom w:w="90" w:type="dxa"/>
+              <w:left w:w="130" w:type="dxa"/>
+              <w:right w:w="130" w:type="dxa"/>
+            </w:tcMar>
+          </w:tcPr>
+          <w:p>
+            <w:pPr>
+              <w:jc w:val="left"/>
+            </w:pPr>
+            <w:r>
+              <w:rPr>
+                <w:rFonts w:ascii="Segoe UI" w:hAnsi="Segoe UI"/>
+                <w:color w:val="222222"/>
+                <w:sz w:val="18"/>
+              </w:rPr>
+              <w:t>Kavya Sharma</w:t>
+              <w:br/>
+              <w:t>23MIS0310</w:t>
+            </w:r>
+          </w:p>
+        </w:tc>
+        <w:tc>
+          <w:tcPr>
+            <w:tcW w:type="dxa" w:w="2592"/>
+            <w:shd w:fill="F8FAFC"/>
+            <w:tcMar>
+              <w:top w:w="90" w:type="dxa"/>
+              <w:bottom w:w="90" w:type="dxa"/>
+              <w:left w:w="130" w:type="dxa"/>
+              <w:right w:w="130" w:type="dxa"/>
+            </w:tcMar>
+          </w:tcPr>
+          <w:p>
+            <w:pPr>
+              <w:jc w:val="left"/>
+            </w:pPr>
+            <w:r>
+              <w:rPr>
+                <w:rFonts w:ascii="Segoe UI" w:hAnsi="Segoe UI"/>
+                <w:color w:val="222222"/>
+                <w:sz w:val="18"/>
+              </w:rPr>
+              <w:t>docs/TEAM_COLLABORATION.md</w:t>
+              <w:br/>
+              <w:t>Test Matrix</w:t>
+            </w:r>
+          </w:p>
+        </w:tc>
+        <w:tc>
+          <w:tcPr>
+            <w:tcW w:type="dxa" w:w="2304"/>
+            <w:shd w:fill="F8FAFC"/>
+            <w:tcMar>
+              <w:top w:w="90" w:type="dxa"/>
+              <w:bottom w:w="90" w:type="dxa"/>
+              <w:left w:w="130" w:type="dxa"/>
+              <w:right w:w="130" w:type="dxa"/>
+            </w:tcMar>
+          </w:tcPr>
+          <w:p>
+            <w:pPr>
+              <w:jc w:val="left"/>
+            </w:pPr>
+            <w:r>
+              <w:rPr>
+                <w:rFonts w:ascii="Segoe UI" w:hAnsi="Segoe UI"/>
+                <w:color w:val="222222"/>
+                <w:sz w:val="18"/>
+              </w:rPr>
+              <w:t>Commits team collaboration guidelines and test matrix (CR-013)</w:t>
+            </w:r>
+          </w:p>
+        </w:tc>
+      </w:tr>
+      <w:tr>
+        <w:tc>
+          <w:tcPr>
+            <w:tcW w:type="dxa" w:w="1728"/>
+            <w:shd w:fill="FFFFFF"/>
+            <w:tcMar>
+              <w:top w:w="90" w:type="dxa"/>
+              <w:bottom w:w="90" w:type="dxa"/>
+              <w:left w:w="130" w:type="dxa"/>
+              <w:right w:w="130" w:type="dxa"/>
+            </w:tcMar>
+          </w:tcPr>
+          <w:p>
+            <w:pPr>
+              <w:jc w:val="left"/>
+            </w:pPr>
+            <w:r>
+              <w:rPr>
+                <w:rFonts w:ascii="Segoe UI" w:hAnsi="Segoe UI"/>
+                <w:color w:val="222222"/>
+                <w:sz w:val="18"/>
+              </w:rPr>
+              <w:t>CCB / Reviewer</w:t>
+            </w:r>
+          </w:p>
+        </w:tc>
+        <w:tc>
+          <w:tcPr>
+            <w:tcW w:type="dxa" w:w="2592"/>
+            <w:shd w:fill="FFFFFF"/>
+            <w:tcMar>
+              <w:top w:w="90" w:type="dxa"/>
+              <w:bottom w:w="90" w:type="dxa"/>
+              <w:left w:w="130" w:type="dxa"/>
+              <w:right w:w="130" w:type="dxa"/>
+            </w:tcMar>
+          </w:tcPr>
+          <w:p>
+            <w:pPr>
+              <w:jc w:val="left"/>
+            </w:pPr>
+            <w:r>
+              <w:rPr>
+                <w:rFonts w:ascii="Segoe UI" w:hAnsi="Segoe UI"/>
+                <w:color w:val="222222"/>
+                <w:sz w:val="18"/>
+              </w:rPr>
+              <w:t>Configuration Control Board</w:t>
+            </w:r>
+          </w:p>
+        </w:tc>
+        <w:tc>
+          <w:tcPr>
+            <w:tcW w:type="dxa" w:w="2592"/>
+            <w:shd w:fill="FFFFFF"/>
+            <w:tcMar>
+              <w:top w:w="90" w:type="dxa"/>
+              <w:bottom w:w="90" w:type="dxa"/>
+              <w:left w:w="130" w:type="dxa"/>
+              <w:right w:w="130" w:type="dxa"/>
+            </w:tcMar>
+          </w:tcPr>
+          <w:p>
+            <w:pPr>
+              <w:jc w:val="left"/>
+            </w:pPr>
+            <w:r>
+              <w:rPr>
+                <w:rFonts w:ascii="Segoe UI" w:hAnsi="Segoe UI"/>
+                <w:color w:val="222222"/>
+                <w:sz w:val="18"/>
+              </w:rPr>
+              <w:t>Change Control &amp; Gatekeeping</w:t>
+            </w:r>
+          </w:p>
+        </w:tc>
+        <w:tc>
+          <w:tcPr>
+            <w:tcW w:type="dxa" w:w="2304"/>
             <w:shd w:fill="FFFFFF"/>
             <w:tcMar>
               <w:top w:w="90" w:type="dxa"/>
@@ -717,22 +1314,30 @@
       <w:r>
         <w:t>Step 1: Baseline Establishment (Clean State)</w:t>
         <w:br/>
-        <w:t>Both developers start from an approved baseline (BL-04 / tag v0.2.0) on the integration branch ('develop'). Maven clean compilation and JUnit 5 tests execute: all 7 unit tests pass. Jenkins records Build #101 as SUCCESS.</w:t>
+        <w:t>All 4 developers start from an approved baseline (BL-04 / tag v0.2.0) on the integration branch ('develop'). Maven clean compilation and JUnit 5 tests execute: all unit tests pass. Jenkins records Build #101 as SUCCESS.</w:t>
       </w:r>
     </w:p>
     <w:p>
       <w:r>
         <w:t>Step 2: Concurrent Multi-Developer Commits (The Seeded Batch)</w:t>
         <w:br/>
-        <w:t>Both developers work simultaneously on the repository during the same CI interval:</w:t>
+        <w:t>All 4 team members push code during the same sprint batch window before the CI pipeline triggers:</w:t>
         <w:br/>
-        <w:t>• Commit 1 (Prakash Raj U - Hash: 9297e33):</w:t>
+        <w:t>• Commit 1 (Bharathwaraj K S - Hash: d6b3be0):</w:t>
         <w:br/>
-        <w:t xml:space="preserve">  Prakash modifies Calculator.java to change 'return a + b;' to 'return a + b + 1;'.   Commit message: 'CR-009: introduce controlled calculation failure in Calculator add method'.</w:t>
+        <w:t xml:space="preserve">  Adds range validation method isInRange() to Validator.java and unit test. Commit: 'CR-010: add range validation logic to Validator'.</w:t>
         <w:br/>
-        <w:t>• Commit 2 (Bharathwaraj K S - Hash: 63e1e5b - HEAD):</w:t>
+        <w:t>• Commit 2 (Prakash Raj U - Hash: 077e17c):</w:t>
         <w:br/>
-        <w:t xml:space="preserve">  A few minutes later, Bharathwaraj updates docs/notes.md with regression test notes.   Commit message: 'CR-009: update project notes for regression testing'.</w:t>
+        <w:t xml:space="preserve">  Prakash modifies Calculator.java to change 'return a + b;' to 'return a + b + 1;' (DEFECT SEEDED). Commit: 'CR-011: update calculation logic in Calculator add method'.</w:t>
+        <w:br/>
+        <w:t>• Commit 3 (Arun Kumar - Hash: 4025917):</w:t>
+        <w:br/>
+        <w:t xml:space="preserve">  Tunes attribution scoring weights in scoring_config.yaml. Commit: 'CR-012: tune attribution scoring weights and thresholds'.</w:t>
+        <w:br/>
+        <w:t>• Commit 4 (Kavya Sharma - Hash: 5fbf9c0 - HEAD):</w:t>
+        <w:br/>
+        <w:t xml:space="preserve">  Adds team collaboration and CI test matrix in docs/TEAM_COLLABORATION.md. Commit: 'CR-013: add collaborative team workflow and CI test matrix'.</w:t>
       </w:r>
     </w:p>
     <w:tbl>
@@ -782,7 +1387,7 @@
                 <w:color w:val="222222"/>
                 <w:sz w:val="20"/>
               </w:rPr>
-              <w:t>Notice that Bharathwaraj's commit (63e1e5b) is the LATEST commit (HEAD). If a project team uses a simple 'blame the last committer' heuristic, Bharathwaraj would be wrongly accused of breaking the build, even though he only added two lines of markdown documentation! This wastes engineering time and damages team morale.</w:t>
+              <w:t>Notice that Kavya Sharma's commit (5fbf9c0) is the LATEST commit (HEAD). If a project team uses a simple 'blame the last committer' heuristic, Kavya would be wrongly accused of breaking the build, even though she only added documentation! CommitSleuth prevents this false accusation by evaluating semantic file overlaps across all 4 developers.</w:t>
             </w:r>
           </w:p>
         </w:tc>
@@ -795,9 +1400,9 @@
     </w:p>
     <w:p>
       <w:r>
-        <w:t>Step 3: Jenkins CI Trigger &amp; Maven Failure</w:t>
+        <w:t>Step 3: Jenkins CI Trigger &amp; Maven Build Failure</w:t>
         <w:br/>
-        <w:t>Jenkins checks out the batch containing both commits. Maven executes unit tests. The test 'CalculatorTest.addsTwoNumbers' asserts that add(2, 3) must equal 5, but receives 6. The build fails with exit code 1. Jenkins records Build #102 as FAILURE.</w:t>
+        <w:t>Jenkins checks out the batch containing all 4 commits. Maven executes unit tests. ValidatorTest passes completely, but CalculatorTest.addsTwoNumbers fails (expected &lt;5&gt; but was: &lt;6&gt;). The build breaks with exit code 1. Jenkins records Build #102 as FAILURE.</w:t>
       </w:r>
     </w:p>
     <w:p>
@@ -806,11 +1411,11 @@
         <w:br/>
         <w:t>Jenkins invokes CommitSleuth's analyzer agent (record_build.py). CommitSleuth executes the following logic:</w:t>
         <w:br/>
-        <w:t>1. Intercepts build.log and parses the error using log_parser.py. It identifies failure_type = 'test',    affected test = 'CalculatorTest.addsTwoNumbers', and correlates the affected source class to 'Calculator.java'.</w:t>
+        <w:t>1. Intercepts build.log and parses the error using log_parser.py: identifies failure_type = 'test',    affected test = 'CalculatorTest.addsTwoNumbers', and correlates the affected source class to 'Calculator.java'.</w:t>
         <w:br/>
-        <w:t>2. Extracts all candidate commits since the last passing build (Build #101) up to HEAD: both 9297e33 and 63e1e5b.</w:t>
+        <w:t>2. Extracts all 4 candidate commits since the last passing build (Build #101) up to HEAD.</w:t>
         <w:br/>
-        <w:t>3. Evaluates both commits against the multi-factor scoring model in scorer.py.</w:t>
+        <w:t>3. Evaluates all 4 commits against the multi-factor scoring model in scorer.py.</w:t>
       </w:r>
     </w:p>
     <w:tbl>
@@ -1007,9 +1612,9 @@
                 <w:color w:val="222222"/>
                 <w:sz w:val="18"/>
               </w:rPr>
-              <w:t>9297e33</w:t>
+              <w:t>077e17c</w:t>
               <w:br/>
-              <w:t>(Earlier)</w:t>
+              <w:t>(Defect)</w:t>
             </w:r>
           </w:p>
         </w:tc>
@@ -1086,9 +1691,7 @@
                 <w:color w:val="222222"/>
                 <w:sz w:val="18"/>
               </w:rPr>
-              <w:t>77.8%</w:t>
-              <w:br/>
-              <w:t>(0.778)</w:t>
+              <w:t>75.3%</w:t>
             </w:r>
           </w:p>
         </w:tc>
@@ -1113,7 +1716,7 @@
                 <w:color w:val="222222"/>
                 <w:sz w:val="18"/>
               </w:rPr>
-              <w:t>PROBABLE CAUSE</w:t>
+              <w:t>PROBABLE CAUSE (Rank #1)</w:t>
             </w:r>
           </w:p>
         </w:tc>
@@ -1138,7 +1741,7 @@
                 <w:color w:val="222222"/>
                 <w:sz w:val="18"/>
               </w:rPr>
-              <w:t>Direct match with affected file 'Calculator.java' (+0.50); Recency 1/2 (+0.07); Scope 1 file (+0.02)</w:t>
+              <w:t>Direct match with affected file 'Calculator.java' (+0.55); Recency (+0.06); Scope 1 file (+0.02)</w:t>
             </w:r>
           </w:p>
         </w:tc>
@@ -1165,9 +1768,7 @@
                 <w:color w:val="222222"/>
                 <w:sz w:val="18"/>
               </w:rPr>
-              <w:t>63e1e5b</w:t>
-              <w:br/>
-              <w:t>(Latest)</w:t>
+              <w:t>d6b3be0</w:t>
             </w:r>
           </w:p>
         </w:tc>
@@ -1217,9 +1818,9 @@
                 <w:color w:val="222222"/>
                 <w:sz w:val="18"/>
               </w:rPr>
-              <w:t>docs/notes.md</w:t>
+              <w:t>Validator.java</w:t>
               <w:br/>
-              <w:t>(1 file)</w:t>
+              <w:t>(2 files)</w:t>
             </w:r>
           </w:p>
         </w:tc>
@@ -1244,9 +1845,7 @@
                 <w:color w:val="222222"/>
                 <w:sz w:val="18"/>
               </w:rPr>
-              <w:t>22.2%</w:t>
-              <w:br/>
-              <w:t>(0.222)</w:t>
+              <w:t>10.0%</w:t>
             </w:r>
           </w:p>
         </w:tc>
@@ -1296,7 +1895,317 @@
                 <w:color w:val="222222"/>
                 <w:sz w:val="18"/>
               </w:rPr>
-              <w:t>Commit recency 2/2 (+0.15); Scope 1 file (+0.02); No code/error file overlap</w:t>
+              <w:t>Non-culpable: ValidatorTest passed; zero overlap with failing test assertion</w:t>
+            </w:r>
+          </w:p>
+        </w:tc>
+      </w:tr>
+      <w:tr>
+        <w:tc>
+          <w:tcPr>
+            <w:tcW w:type="dxa" w:w="1440"/>
+            <w:shd w:fill="FFFFFF"/>
+            <w:tcMar>
+              <w:top w:w="90" w:type="dxa"/>
+              <w:bottom w:w="90" w:type="dxa"/>
+              <w:left w:w="130" w:type="dxa"/>
+              <w:right w:w="130" w:type="dxa"/>
+            </w:tcMar>
+          </w:tcPr>
+          <w:p>
+            <w:pPr>
+              <w:jc w:val="left"/>
+            </w:pPr>
+            <w:r>
+              <w:rPr>
+                <w:rFonts w:ascii="Segoe UI" w:hAnsi="Segoe UI"/>
+                <w:color w:val="222222"/>
+                <w:sz w:val="18"/>
+              </w:rPr>
+              <w:t>4025917</w:t>
+            </w:r>
+          </w:p>
+        </w:tc>
+        <w:tc>
+          <w:tcPr>
+            <w:tcW w:type="dxa" w:w="1872"/>
+            <w:shd w:fill="FFFFFF"/>
+            <w:tcMar>
+              <w:top w:w="90" w:type="dxa"/>
+              <w:bottom w:w="90" w:type="dxa"/>
+              <w:left w:w="130" w:type="dxa"/>
+              <w:right w:w="130" w:type="dxa"/>
+            </w:tcMar>
+          </w:tcPr>
+          <w:p>
+            <w:pPr>
+              <w:jc w:val="left"/>
+            </w:pPr>
+            <w:r>
+              <w:rPr>
+                <w:rFonts w:ascii="Segoe UI" w:hAnsi="Segoe UI"/>
+                <w:color w:val="222222"/>
+                <w:sz w:val="18"/>
+              </w:rPr>
+              <w:t>Arun Kumar</w:t>
+            </w:r>
+          </w:p>
+        </w:tc>
+        <w:tc>
+          <w:tcPr>
+            <w:tcW w:type="dxa" w:w="1728"/>
+            <w:shd w:fill="FFFFFF"/>
+            <w:tcMar>
+              <w:top w:w="90" w:type="dxa"/>
+              <w:bottom w:w="90" w:type="dxa"/>
+              <w:left w:w="130" w:type="dxa"/>
+              <w:right w:w="130" w:type="dxa"/>
+            </w:tcMar>
+          </w:tcPr>
+          <w:p>
+            <w:pPr>
+              <w:jc w:val="left"/>
+            </w:pPr>
+            <w:r>
+              <w:rPr>
+                <w:rFonts w:ascii="Segoe UI" w:hAnsi="Segoe UI"/>
+                <w:color w:val="222222"/>
+                <w:sz w:val="18"/>
+              </w:rPr>
+              <w:t>scoring_config.yaml</w:t>
+              <w:br/>
+              <w:t>(1 file)</w:t>
+            </w:r>
+          </w:p>
+        </w:tc>
+        <w:tc>
+          <w:tcPr>
+            <w:tcW w:type="dxa" w:w="1296"/>
+            <w:shd w:fill="FFFFFF"/>
+            <w:tcMar>
+              <w:top w:w="90" w:type="dxa"/>
+              <w:bottom w:w="90" w:type="dxa"/>
+              <w:left w:w="130" w:type="dxa"/>
+              <w:right w:w="130" w:type="dxa"/>
+            </w:tcMar>
+          </w:tcPr>
+          <w:p>
+            <w:pPr>
+              <w:jc w:val="left"/>
+            </w:pPr>
+            <w:r>
+              <w:rPr>
+                <w:rFonts w:ascii="Segoe UI" w:hAnsi="Segoe UI"/>
+                <w:color w:val="222222"/>
+                <w:sz w:val="18"/>
+              </w:rPr>
+              <w:t>9.8%</w:t>
+            </w:r>
+          </w:p>
+        </w:tc>
+        <w:tc>
+          <w:tcPr>
+            <w:tcW w:type="dxa" w:w="1440"/>
+            <w:shd w:fill="FFFFFF"/>
+            <w:tcMar>
+              <w:top w:w="90" w:type="dxa"/>
+              <w:bottom w:w="90" w:type="dxa"/>
+              <w:left w:w="130" w:type="dxa"/>
+              <w:right w:w="130" w:type="dxa"/>
+            </w:tcMar>
+          </w:tcPr>
+          <w:p>
+            <w:pPr>
+              <w:jc w:val="left"/>
+            </w:pPr>
+            <w:r>
+              <w:rPr>
+                <w:rFonts w:ascii="Segoe UI" w:hAnsi="Segoe UI"/>
+                <w:color w:val="222222"/>
+                <w:sz w:val="18"/>
+              </w:rPr>
+              <w:t>UNLIKELY CAUSE</w:t>
+            </w:r>
+          </w:p>
+        </w:tc>
+        <w:tc>
+          <w:tcPr>
+            <w:tcW w:type="dxa" w:w="1728"/>
+            <w:shd w:fill="FFFFFF"/>
+            <w:tcMar>
+              <w:top w:w="90" w:type="dxa"/>
+              <w:bottom w:w="90" w:type="dxa"/>
+              <w:left w:w="130" w:type="dxa"/>
+              <w:right w:w="130" w:type="dxa"/>
+            </w:tcMar>
+          </w:tcPr>
+          <w:p>
+            <w:pPr>
+              <w:jc w:val="left"/>
+            </w:pPr>
+            <w:r>
+              <w:rPr>
+                <w:rFonts w:ascii="Segoe UI" w:hAnsi="Segoe UI"/>
+                <w:color w:val="222222"/>
+                <w:sz w:val="18"/>
+              </w:rPr>
+              <w:t>Non-culpable: Configuration modification only; no Java source code changed</w:t>
+            </w:r>
+          </w:p>
+        </w:tc>
+      </w:tr>
+      <w:tr>
+        <w:tc>
+          <w:tcPr>
+            <w:tcW w:type="dxa" w:w="1440"/>
+            <w:shd w:fill="F8FAFC"/>
+            <w:tcMar>
+              <w:top w:w="90" w:type="dxa"/>
+              <w:bottom w:w="90" w:type="dxa"/>
+              <w:left w:w="130" w:type="dxa"/>
+              <w:right w:w="130" w:type="dxa"/>
+            </w:tcMar>
+          </w:tcPr>
+          <w:p>
+            <w:pPr>
+              <w:jc w:val="left"/>
+            </w:pPr>
+            <w:r>
+              <w:rPr>
+                <w:rFonts w:ascii="Segoe UI" w:hAnsi="Segoe UI"/>
+                <w:color w:val="222222"/>
+                <w:sz w:val="18"/>
+              </w:rPr>
+              <w:t>5fbf9c0</w:t>
+              <w:br/>
+              <w:t>(HEAD)</w:t>
+            </w:r>
+          </w:p>
+        </w:tc>
+        <w:tc>
+          <w:tcPr>
+            <w:tcW w:type="dxa" w:w="1872"/>
+            <w:shd w:fill="F8FAFC"/>
+            <w:tcMar>
+              <w:top w:w="90" w:type="dxa"/>
+              <w:bottom w:w="90" w:type="dxa"/>
+              <w:left w:w="130" w:type="dxa"/>
+              <w:right w:w="130" w:type="dxa"/>
+            </w:tcMar>
+          </w:tcPr>
+          <w:p>
+            <w:pPr>
+              <w:jc w:val="left"/>
+            </w:pPr>
+            <w:r>
+              <w:rPr>
+                <w:rFonts w:ascii="Segoe UI" w:hAnsi="Segoe UI"/>
+                <w:color w:val="222222"/>
+                <w:sz w:val="18"/>
+              </w:rPr>
+              <w:t>Kavya Sharma</w:t>
+            </w:r>
+          </w:p>
+        </w:tc>
+        <w:tc>
+          <w:tcPr>
+            <w:tcW w:type="dxa" w:w="1728"/>
+            <w:shd w:fill="F8FAFC"/>
+            <w:tcMar>
+              <w:top w:w="90" w:type="dxa"/>
+              <w:bottom w:w="90" w:type="dxa"/>
+              <w:left w:w="130" w:type="dxa"/>
+              <w:right w:w="130" w:type="dxa"/>
+            </w:tcMar>
+          </w:tcPr>
+          <w:p>
+            <w:pPr>
+              <w:jc w:val="left"/>
+            </w:pPr>
+            <w:r>
+              <w:rPr>
+                <w:rFonts w:ascii="Segoe UI" w:hAnsi="Segoe UI"/>
+                <w:color w:val="222222"/>
+                <w:sz w:val="18"/>
+              </w:rPr>
+              <w:t>TEAM_COLLABORATION.md</w:t>
+              <w:br/>
+              <w:t>(1 file)</w:t>
+            </w:r>
+          </w:p>
+        </w:tc>
+        <w:tc>
+          <w:tcPr>
+            <w:tcW w:type="dxa" w:w="1296"/>
+            <w:shd w:fill="F8FAFC"/>
+            <w:tcMar>
+              <w:top w:w="90" w:type="dxa"/>
+              <w:bottom w:w="90" w:type="dxa"/>
+              <w:left w:w="130" w:type="dxa"/>
+              <w:right w:w="130" w:type="dxa"/>
+            </w:tcMar>
+          </w:tcPr>
+          <w:p>
+            <w:pPr>
+              <w:jc w:val="left"/>
+            </w:pPr>
+            <w:r>
+              <w:rPr>
+                <w:rFonts w:ascii="Segoe UI" w:hAnsi="Segoe UI"/>
+                <w:color w:val="222222"/>
+                <w:sz w:val="18"/>
+              </w:rPr>
+              <w:t>4.9%</w:t>
+            </w:r>
+          </w:p>
+        </w:tc>
+        <w:tc>
+          <w:tcPr>
+            <w:tcW w:type="dxa" w:w="1440"/>
+            <w:shd w:fill="F8FAFC"/>
+            <w:tcMar>
+              <w:top w:w="90" w:type="dxa"/>
+              <w:bottom w:w="90" w:type="dxa"/>
+              <w:left w:w="130" w:type="dxa"/>
+              <w:right w:w="130" w:type="dxa"/>
+            </w:tcMar>
+          </w:tcPr>
+          <w:p>
+            <w:pPr>
+              <w:jc w:val="left"/>
+            </w:pPr>
+            <w:r>
+              <w:rPr>
+                <w:rFonts w:ascii="Segoe UI" w:hAnsi="Segoe UI"/>
+                <w:color w:val="222222"/>
+                <w:sz w:val="18"/>
+              </w:rPr>
+              <w:t>UNLIKELY CAUSE</w:t>
+            </w:r>
+          </w:p>
+        </w:tc>
+        <w:tc>
+          <w:tcPr>
+            <w:tcW w:type="dxa" w:w="1728"/>
+            <w:shd w:fill="F8FAFC"/>
+            <w:tcMar>
+              <w:top w:w="90" w:type="dxa"/>
+              <w:bottom w:w="90" w:type="dxa"/>
+              <w:left w:w="130" w:type="dxa"/>
+              <w:right w:w="130" w:type="dxa"/>
+            </w:tcMar>
+          </w:tcPr>
+          <w:p>
+            <w:pPr>
+              <w:jc w:val="left"/>
+            </w:pPr>
+            <w:r>
+              <w:rPr>
+                <w:rFonts w:ascii="Segoe UI" w:hAnsi="Segoe UI"/>
+                <w:color w:val="222222"/>
+                <w:sz w:val="18"/>
+              </w:rPr>
+              <w:t>Non-culpable: Pure markdown documentation; zero executable code impact</w:t>
             </w:r>
           </w:p>
         </w:tc>
@@ -1311,25 +2220,21 @@
       <w:r>
         <w:t>Step 5: Rollback Advisory &amp; Problem Registration</w:t>
         <w:br/>
-        <w:t>Because Prakash's commit achieved 77.8% confidence (exceeding the 60% threshold) and touched only 1 file (satisfying the &lt;= 3 file isolation check), CommitSleuth produced the automated advisory:</w:t>
-        <w:br/>
-        <w:t xml:space="preserve">   'Rollback recommended: git revert 9297e33 (isolated change of 1 files, confidence 77.8%)'</w:t>
-        <w:br/>
-        <w:t>Problem P-001 is registered in the database, assigned to Prakash Raj U, and displayed on the web dashboard.</w:t>
+        <w:t>CommitSleuth correctly isolates Prakash Raj U as the sole probable cause of the build failure. Because the defect was isolated to 1 file (&lt;= 3 files limit), CommitSleuth generates an automated rollback recommendation: 'Rollback recommended: git revert 077e17c'. Problem P-001/P-002 is registered in SQLite, assigned to Prakash Raj U, and an automated notification is sent to 23mis0180@vitstudent.ac.in.</w:t>
       </w:r>
     </w:p>
     <w:p>
       <w:r>
-        <w:t>Step 6: Defect Resolution &amp; Verification</w:t>
+        <w:t>Step 6: Defect Alteration &amp; Verification</w:t>
         <w:br/>
-        <w:t>Prakash accepts the assignment, updates Calculator.java to restore 'return a + b;', and commits the fix with traceable Change Request reference: 'CR-009: fix calculator add function and restore passing build' (e789c77). Maven re-runs tests: 7/7 tests pass. Jenkins records Build #103 as SUCCESS. Problem P-001 status is updated to CLOSED.</w:t>
+        <w:t>Prakash Raj U receives the notification, investigates Calculator.java, and ALTERS the defect by restoring 'return a + b;'. Prakash commits the fix: 'CR-014: alter and resolve build failure in Calculator add method by Prakash Raj U' (c9223ea). Jenkins re-executes Maven: 8/8 tests pass (100% green). Jenkins records Build #103 as SUCCESS. Problem ticket is CLOSED.</w:t>
       </w:r>
     </w:p>
     <w:p>
       <w:r>
         <w:t>Step 7: SCM Promotion &amp; Release Baselining</w:t>
         <w:br/>
-        <w:t>The verified branch is merged into 'main'. The CCB evaluates the SCM Promotion Gate (promote.py). Because automated tests passed and CR-009 was approved, the promotion from Testing to Production is PASSED. The release is tagged 'v1.0.0' (Baseline BL-05), and an immutable SHA-256 cryptographic release manifest is generated.</w:t>
+        <w:t>The verified branch (feature/multi-developer-collab) is merged into 'develop' and 'main'. The CCB evaluates the SCM Promotion Gate (promote.py). Because automated tests passed and CR-014 was approved, promotion from Development -&gt; Testing -&gt; Production is PASSED. The release is tagged 'v1.0.0' (Baseline BL-05), and an immutable SHA-256 cryptographic release manifest is generated.</w:t>
       </w:r>
     </w:p>
     <w:p>

--- a/docs/CommitSleuth_SCM_Final_Review.docx
+++ b/docs/CommitSleuth_SCM_Final_Review.docx
@@ -4,65 +4,90 @@
   <w:body>
     <w:p>
       <w:pPr>
+        <w:spacing w:before="480" w:after="80"/>
         <w:jc w:val="center"/>
       </w:pPr>
       <w:r>
         <w:rPr>
-          <w:rFonts w:ascii="Segoe UI" w:hAnsi="Segoe UI"/>
+          <w:rFonts w:ascii="Times New Roman" w:hAnsi="Times New Roman"/>
           <w:b/>
-          <w:color w:val="64748B"/>
-          <w:sz w:val="22"/>
+          <w:color w:val="0F172A"/>
+          <w:sz w:val="30"/>
         </w:rPr>
         <w:t>VELLORE INSTITUTE OF TECHNOLOGY (VIT), VELLORE</w:t>
         <w:br/>
+      </w:r>
+      <w:r>
+        <w:rPr>
+          <w:rFonts w:ascii="Times New Roman" w:hAnsi="Times New Roman"/>
+          <w:color w:val="475569"/>
+          <w:sz w:val="24"/>
+        </w:rPr>
         <w:t>School of Computer Science Engineering and Information Systems (SCOPE)</w:t>
+        <w:br/>
+      </w:r>
+      <w:r>
+        <w:rPr>
+          <w:rFonts w:ascii="Times New Roman" w:hAnsi="Times New Roman"/>
+          <w:b/>
+          <w:color w:val="1E3A8A"/>
+          <w:sz w:val="26"/>
+        </w:rPr>
+        <w:t>ISWE403L — SOFTWARE CONFIGURATION MANAGEMENT</w:t>
+        <w:br/>
       </w:r>
     </w:p>
     <w:p>
       <w:pPr>
-        <w:spacing w:after="240"/>
+        <w:spacing w:before="120" w:after="400"/>
         <w:jc w:val="center"/>
       </w:pPr>
       <w:r>
         <w:rPr>
-          <w:rFonts w:ascii="Segoe UI" w:hAnsi="Segoe UI"/>
-          <w:b/>
-          <w:color w:val="0284C7"/>
-          <w:sz w:val="26"/>
+          <w:color w:val="CBD5E1"/>
         </w:rPr>
-        <w:t>ISWE403L — SOFTWARE CONFIGURATION MANAGEMENT</w:t>
-        <w:br/>
-        <w:t>FINAL REVIEW: TOOL IMPLEMENTATION</w:t>
+        <w:t>——————————————————————————————————————</w:t>
       </w:r>
     </w:p>
     <w:p>
       <w:pPr>
-        <w:spacing w:after="320"/>
+        <w:spacing w:before="240" w:after="120"/>
         <w:jc w:val="center"/>
       </w:pPr>
       <w:r>
         <w:rPr>
-          <w:rFonts w:ascii="Segoe UI" w:hAnsi="Segoe UI"/>
+          <w:rFonts w:ascii="Times New Roman" w:hAnsi="Times New Roman"/>
           <w:b/>
-          <w:color w:val="1F3A5F"/>
-          <w:sz w:val="40"/>
+          <w:color w:val="0F172A"/>
+          <w:sz w:val="48"/>
         </w:rPr>
-        <w:t>CommitSleuth: Intelligent CI Build Failure Attribution System</w:t>
+        <w:t>CommitSleuth</w:t>
+        <w:br/>
+      </w:r>
+      <w:r>
+        <w:rPr>
+          <w:rFonts w:ascii="Times New Roman" w:hAnsi="Times New Roman"/>
+          <w:i/>
+          <w:color w:val="475569"/>
+          <w:sz w:val="26"/>
+        </w:rPr>
+        <w:t>An Automated Build Failure Tracking and Developer Alert System Using Software Configuration Management</w:t>
+        <w:br/>
       </w:r>
     </w:p>
     <w:p>
       <w:pPr>
-        <w:spacing w:after="400"/>
+        <w:spacing w:before="280" w:after="560"/>
         <w:jc w:val="center"/>
       </w:pPr>
       <w:r>
         <w:rPr>
-          <w:rFonts w:ascii="Segoe UI" w:hAnsi="Segoe UI"/>
-          <w:i/>
-          <w:color w:val="64748B"/>
-          <w:sz w:val="24"/>
+          <w:rFonts w:ascii="Times New Roman" w:hAnsi="Times New Roman"/>
+          <w:b/>
+          <w:color w:val="DC2626"/>
+          <w:sz w:val="26"/>
         </w:rPr>
-        <w:t>Collaborative Multi-Developer SCM Demonstration &amp; Review Guide</w:t>
+        <w:t>FINAL TOOL DEMONSTRATION EVALUATION (REVIEW-III)</w:t>
       </w:r>
     </w:p>
     <w:tbl>
@@ -72,86 +97,56 @@
         <w:tblLook w:firstColumn="1" w:firstRow="1" w:lastColumn="0" w:lastRow="0" w:noHBand="0" w:noVBand="1" w:val="04A0"/>
       </w:tblPr>
       <w:tblGrid>
-        <w:gridCol w:w="3120"/>
-        <w:gridCol w:w="3120"/>
-        <w:gridCol w:w="3120"/>
+        <w:gridCol w:w="4514"/>
+        <w:gridCol w:w="4514"/>
       </w:tblGrid>
       <w:tr>
         <w:tc>
           <w:tcPr>
-            <w:tcW w:type="dxa" w:w="2880"/>
-            <w:shd w:fill="1E293B"/>
+            <w:tcW w:type="dxa" w:w="3168"/>
             <w:tcMar>
-              <w:top w:w="120" w:type="dxa"/>
-              <w:bottom w:w="120" w:type="dxa"/>
-              <w:left w:w="140" w:type="dxa"/>
-              <w:right w:w="140" w:type="dxa"/>
+              <w:top w:w="80" w:type="dxa"/>
+              <w:bottom w:w="80" w:type="dxa"/>
+              <w:left w:w="100" w:type="dxa"/>
+              <w:right w:w="100" w:type="dxa"/>
             </w:tcMar>
           </w:tcPr>
           <w:p>
             <w:pPr>
-              <w:jc w:val="left"/>
+              <w:spacing w:line="276" w:lineRule="auto"/>
             </w:pPr>
             <w:r>
               <w:rPr>
-                <w:rFonts w:ascii="Segoe UI" w:hAnsi="Segoe UI"/>
+                <w:rFonts w:ascii="Times New Roman" w:hAnsi="Times New Roman"/>
                 <w:b/>
-                <w:color w:val="FFFFFF"/>
-                <w:sz w:val="19"/>
+                <w:color w:val="0F172A"/>
+                <w:sz w:val="23"/>
               </w:rPr>
-              <w:t>Team Member</w:t>
+              <w:t>Course Details:</w:t>
             </w:r>
           </w:p>
         </w:tc>
         <w:tc>
           <w:tcPr>
-            <w:tcW w:type="dxa" w:w="2592"/>
-            <w:shd w:fill="1E293B"/>
+            <w:tcW w:type="dxa" w:w="6048"/>
             <w:tcMar>
-              <w:top w:w="120" w:type="dxa"/>
-              <w:bottom w:w="120" w:type="dxa"/>
-              <w:left w:w="140" w:type="dxa"/>
-              <w:right w:w="140" w:type="dxa"/>
+              <w:top w:w="80" w:type="dxa"/>
+              <w:bottom w:w="80" w:type="dxa"/>
+              <w:left w:w="100" w:type="dxa"/>
+              <w:right w:w="100" w:type="dxa"/>
             </w:tcMar>
           </w:tcPr>
           <w:p>
             <w:pPr>
-              <w:jc w:val="left"/>
+              <w:spacing w:line="276" w:lineRule="auto"/>
             </w:pPr>
             <w:r>
               <w:rPr>
-                <w:rFonts w:ascii="Segoe UI" w:hAnsi="Segoe UI"/>
-                <w:b/>
-                <w:color w:val="FFFFFF"/>
-                <w:sz w:val="19"/>
+                <w:rFonts w:ascii="Times New Roman" w:hAnsi="Times New Roman"/>
+                <w:color w:val="1E293B"/>
+                <w:sz w:val="23"/>
               </w:rPr>
-              <w:t>Registration No.</w:t>
-            </w:r>
-          </w:p>
-        </w:tc>
-        <w:tc>
-          <w:tcPr>
-            <w:tcW w:type="dxa" w:w="3744"/>
-            <w:shd w:fill="1E293B"/>
-            <w:tcMar>
-              <w:top w:w="120" w:type="dxa"/>
-              <w:bottom w:w="120" w:type="dxa"/>
-              <w:left w:w="140" w:type="dxa"/>
-              <w:right w:w="140" w:type="dxa"/>
-            </w:tcMar>
-          </w:tcPr>
-          <w:p>
-            <w:pPr>
-              <w:jc w:val="left"/>
-            </w:pPr>
-            <w:r>
-              <w:rPr>
-                <w:rFonts w:ascii="Segoe UI" w:hAnsi="Segoe UI"/>
-                <w:b/>
-                <w:color w:val="FFFFFF"/>
-                <w:sz w:val="19"/>
-              </w:rPr>
-              <w:t>Role in SCM Project</w:t>
+              <w:t>ISWE403L — Software Configuration Management</w:t>
             </w:r>
           </w:p>
         </w:tc>
@@ -159,156 +154,50 @@
       <w:tr>
         <w:tc>
           <w:tcPr>
-            <w:tcW w:type="dxa" w:w="2880"/>
-          </w:tcPr>
-          <w:p/>
-        </w:tc>
-        <w:tc>
-          <w:tcPr>
-            <w:tcW w:type="dxa" w:w="2592"/>
-          </w:tcPr>
-          <w:p/>
-        </w:tc>
-        <w:tc>
-          <w:tcPr>
-            <w:tcW w:type="dxa" w:w="3744"/>
-          </w:tcPr>
-          <w:p/>
-        </w:tc>
-      </w:tr>
-      <w:tr>
-        <w:tc>
-          <w:tcPr>
-            <w:tcW w:type="dxa" w:w="2880"/>
-          </w:tcPr>
-          <w:p/>
-        </w:tc>
-        <w:tc>
-          <w:tcPr>
-            <w:tcW w:type="dxa" w:w="2592"/>
-          </w:tcPr>
-          <w:p/>
-        </w:tc>
-        <w:tc>
-          <w:tcPr>
-            <w:tcW w:type="dxa" w:w="3744"/>
-          </w:tcPr>
-          <w:p/>
-        </w:tc>
-      </w:tr>
-      <w:tr>
-        <w:tc>
-          <w:tcPr>
-            <w:tcW w:type="dxa" w:w="2880"/>
-          </w:tcPr>
-          <w:p/>
-        </w:tc>
-        <w:tc>
-          <w:tcPr>
-            <w:tcW w:type="dxa" w:w="2592"/>
-          </w:tcPr>
-          <w:p/>
-        </w:tc>
-        <w:tc>
-          <w:tcPr>
-            <w:tcW w:type="dxa" w:w="3744"/>
-          </w:tcPr>
-          <w:p/>
-        </w:tc>
-      </w:tr>
-      <w:tr>
-        <w:tc>
-          <w:tcPr>
-            <w:tcW w:type="dxa" w:w="2880"/>
-          </w:tcPr>
-          <w:p/>
-        </w:tc>
-        <w:tc>
-          <w:tcPr>
-            <w:tcW w:type="dxa" w:w="2592"/>
-          </w:tcPr>
-          <w:p/>
-        </w:tc>
-        <w:tc>
-          <w:tcPr>
-            <w:tcW w:type="dxa" w:w="3744"/>
-          </w:tcPr>
-          <w:p/>
-        </w:tc>
-      </w:tr>
-      <w:tr>
-        <w:tc>
-          <w:tcPr>
-            <w:tcW w:type="dxa" w:w="2880"/>
-            <w:shd w:fill="FFFFFF"/>
+            <w:tcW w:type="dxa" w:w="3168"/>
             <w:tcMar>
-              <w:top w:w="90" w:type="dxa"/>
-              <w:bottom w:w="90" w:type="dxa"/>
-              <w:left w:w="130" w:type="dxa"/>
-              <w:right w:w="130" w:type="dxa"/>
+              <w:top w:w="80" w:type="dxa"/>
+              <w:bottom w:w="80" w:type="dxa"/>
+              <w:left w:w="100" w:type="dxa"/>
+              <w:right w:w="100" w:type="dxa"/>
             </w:tcMar>
           </w:tcPr>
           <w:p>
             <w:pPr>
-              <w:jc w:val="left"/>
+              <w:spacing w:line="276" w:lineRule="auto"/>
             </w:pPr>
             <w:r>
               <w:rPr>
-                <w:rFonts w:ascii="Segoe UI" w:hAnsi="Segoe UI"/>
-                <w:color w:val="222222"/>
-                <w:sz w:val="18"/>
+                <w:rFonts w:ascii="Times New Roman" w:hAnsi="Times New Roman"/>
+                <w:b/>
+                <w:color w:val="0F172A"/>
+                <w:sz w:val="23"/>
               </w:rPr>
-              <w:t>Bharathwaraj K S</w:t>
+              <w:t>Evaluation:</w:t>
             </w:r>
           </w:p>
         </w:tc>
         <w:tc>
           <w:tcPr>
-            <w:tcW w:type="dxa" w:w="2592"/>
-            <w:shd w:fill="FFFFFF"/>
+            <w:tcW w:type="dxa" w:w="6048"/>
             <w:tcMar>
-              <w:top w:w="90" w:type="dxa"/>
-              <w:bottom w:w="90" w:type="dxa"/>
-              <w:left w:w="130" w:type="dxa"/>
-              <w:right w:w="130" w:type="dxa"/>
+              <w:top w:w="80" w:type="dxa"/>
+              <w:bottom w:w="80" w:type="dxa"/>
+              <w:left w:w="100" w:type="dxa"/>
+              <w:right w:w="100" w:type="dxa"/>
             </w:tcMar>
           </w:tcPr>
           <w:p>
             <w:pPr>
-              <w:jc w:val="left"/>
+              <w:spacing w:line="276" w:lineRule="auto"/>
             </w:pPr>
             <w:r>
               <w:rPr>
-                <w:rFonts w:ascii="Segoe UI" w:hAnsi="Segoe UI"/>
-                <w:color w:val="222222"/>
-                <w:sz w:val="18"/>
+                <w:rFonts w:ascii="Times New Roman" w:hAnsi="Times New Roman"/>
+                <w:color w:val="1E293B"/>
+                <w:sz w:val="23"/>
               </w:rPr>
-              <w:t>23MIS0070</w:t>
-            </w:r>
-          </w:p>
-        </w:tc>
-        <w:tc>
-          <w:tcPr>
-            <w:tcW w:type="dxa" w:w="3744"/>
-            <w:shd w:fill="FFFFFF"/>
-            <w:tcMar>
-              <w:top w:w="90" w:type="dxa"/>
-              <w:bottom w:w="90" w:type="dxa"/>
-              <w:left w:w="130" w:type="dxa"/>
-              <w:right w:w="130" w:type="dxa"/>
-            </w:tcMar>
-          </w:tcPr>
-          <w:p>
-            <w:pPr>
-              <w:jc w:val="left"/>
-            </w:pPr>
-            <w:r>
-              <w:rPr>
-                <w:rFonts w:ascii="Segoe UI" w:hAnsi="Segoe UI"/>
-                <w:color w:val="222222"/>
-                <w:sz w:val="18"/>
-              </w:rPr>
-              <w:t>Lead Architect &amp; Build Engineer (Validator.java, Maven CI)</w:t>
+              <w:t>Final Tool Demonstration Evaluation (Review-III)</w:t>
             </w:r>
           </w:p>
         </w:tc>
@@ -316,76 +205,50 @@
       <w:tr>
         <w:tc>
           <w:tcPr>
-            <w:tcW w:type="dxa" w:w="2880"/>
-            <w:shd w:fill="F8FAFC"/>
+            <w:tcW w:type="dxa" w:w="3168"/>
             <w:tcMar>
-              <w:top w:w="90" w:type="dxa"/>
-              <w:bottom w:w="90" w:type="dxa"/>
-              <w:left w:w="130" w:type="dxa"/>
-              <w:right w:w="130" w:type="dxa"/>
+              <w:top w:w="80" w:type="dxa"/>
+              <w:bottom w:w="80" w:type="dxa"/>
+              <w:left w:w="100" w:type="dxa"/>
+              <w:right w:w="100" w:type="dxa"/>
             </w:tcMar>
           </w:tcPr>
           <w:p>
             <w:pPr>
-              <w:jc w:val="left"/>
+              <w:spacing w:line="276" w:lineRule="auto"/>
             </w:pPr>
             <w:r>
               <w:rPr>
-                <w:rFonts w:ascii="Segoe UI" w:hAnsi="Segoe UI"/>
-                <w:color w:val="222222"/>
-                <w:sz w:val="18"/>
+                <w:rFonts w:ascii="Times New Roman" w:hAnsi="Times New Roman"/>
+                <w:b/>
+                <w:color w:val="0F172A"/>
+                <w:sz w:val="23"/>
               </w:rPr>
-              <w:t>Prakash Raj U</w:t>
+              <w:t>Faculty Guide:</w:t>
             </w:r>
           </w:p>
         </w:tc>
         <w:tc>
           <w:tcPr>
-            <w:tcW w:type="dxa" w:w="2592"/>
-            <w:shd w:fill="F8FAFC"/>
+            <w:tcW w:type="dxa" w:w="6048"/>
             <w:tcMar>
-              <w:top w:w="90" w:type="dxa"/>
-              <w:bottom w:w="90" w:type="dxa"/>
-              <w:left w:w="130" w:type="dxa"/>
-              <w:right w:w="130" w:type="dxa"/>
+              <w:top w:w="80" w:type="dxa"/>
+              <w:bottom w:w="80" w:type="dxa"/>
+              <w:left w:w="100" w:type="dxa"/>
+              <w:right w:w="100" w:type="dxa"/>
             </w:tcMar>
           </w:tcPr>
           <w:p>
             <w:pPr>
-              <w:jc w:val="left"/>
+              <w:spacing w:line="276" w:lineRule="auto"/>
             </w:pPr>
             <w:r>
               <w:rPr>
-                <w:rFonts w:ascii="Segoe UI" w:hAnsi="Segoe UI"/>
-                <w:color w:val="222222"/>
-                <w:sz w:val="18"/>
+                <w:rFonts w:ascii="Times New Roman" w:hAnsi="Times New Roman"/>
+                <w:color w:val="1E293B"/>
+                <w:sz w:val="23"/>
               </w:rPr>
-              <w:t>23MIS0180</w:t>
-            </w:r>
-          </w:p>
-        </w:tc>
-        <w:tc>
-          <w:tcPr>
-            <w:tcW w:type="dxa" w:w="3744"/>
-            <w:shd w:fill="F8FAFC"/>
-            <w:tcMar>
-              <w:top w:w="90" w:type="dxa"/>
-              <w:bottom w:w="90" w:type="dxa"/>
-              <w:left w:w="130" w:type="dxa"/>
-              <w:right w:w="130" w:type="dxa"/>
-            </w:tcMar>
-          </w:tcPr>
-          <w:p>
-            <w:pPr>
-              <w:jc w:val="left"/>
-            </w:pPr>
-            <w:r>
-              <w:rPr>
-                <w:rFonts w:ascii="Segoe UI" w:hAnsi="Segoe UI"/>
-                <w:color w:val="222222"/>
-                <w:sz w:val="18"/>
-              </w:rPr>
-              <w:t>SCM Contributor &amp; Developer (Calculator.java, Attribution Scorer)</w:t>
+              <w:t>Prof. Senthil Kumar P</w:t>
             </w:r>
           </w:p>
         </w:tc>
@@ -393,76 +256,50 @@
       <w:tr>
         <w:tc>
           <w:tcPr>
-            <w:tcW w:type="dxa" w:w="2880"/>
-            <w:shd w:fill="FFFFFF"/>
+            <w:tcW w:type="dxa" w:w="3168"/>
             <w:tcMar>
-              <w:top w:w="90" w:type="dxa"/>
-              <w:bottom w:w="90" w:type="dxa"/>
-              <w:left w:w="130" w:type="dxa"/>
-              <w:right w:w="130" w:type="dxa"/>
+              <w:top w:w="80" w:type="dxa"/>
+              <w:bottom w:w="80" w:type="dxa"/>
+              <w:left w:w="100" w:type="dxa"/>
+              <w:right w:w="100" w:type="dxa"/>
             </w:tcMar>
           </w:tcPr>
           <w:p>
             <w:pPr>
-              <w:jc w:val="left"/>
+              <w:spacing w:line="276" w:lineRule="auto"/>
             </w:pPr>
             <w:r>
               <w:rPr>
-                <w:rFonts w:ascii="Segoe UI" w:hAnsi="Segoe UI"/>
-                <w:color w:val="222222"/>
-                <w:sz w:val="18"/>
+                <w:rFonts w:ascii="Times New Roman" w:hAnsi="Times New Roman"/>
+                <w:b/>
+                <w:color w:val="0F172A"/>
+                <w:sz w:val="23"/>
               </w:rPr>
-              <w:t>Arun Kumar</w:t>
+              <w:t>Slot:</w:t>
             </w:r>
           </w:p>
         </w:tc>
         <w:tc>
           <w:tcPr>
-            <w:tcW w:type="dxa" w:w="2592"/>
-            <w:shd w:fill="FFFFFF"/>
+            <w:tcW w:type="dxa" w:w="6048"/>
             <w:tcMar>
-              <w:top w:w="90" w:type="dxa"/>
-              <w:bottom w:w="90" w:type="dxa"/>
-              <w:left w:w="130" w:type="dxa"/>
-              <w:right w:w="130" w:type="dxa"/>
+              <w:top w:w="80" w:type="dxa"/>
+              <w:bottom w:w="80" w:type="dxa"/>
+              <w:left w:w="100" w:type="dxa"/>
+              <w:right w:w="100" w:type="dxa"/>
             </w:tcMar>
           </w:tcPr>
           <w:p>
             <w:pPr>
-              <w:jc w:val="left"/>
+              <w:spacing w:line="276" w:lineRule="auto"/>
             </w:pPr>
             <w:r>
               <w:rPr>
-                <w:rFonts w:ascii="Segoe UI" w:hAnsi="Segoe UI"/>
-                <w:color w:val="222222"/>
-                <w:sz w:val="18"/>
+                <w:rFonts w:ascii="Times New Roman" w:hAnsi="Times New Roman"/>
+                <w:color w:val="1E293B"/>
+                <w:sz w:val="23"/>
               </w:rPr>
-              <w:t>23MIS0245</w:t>
-            </w:r>
-          </w:p>
-        </w:tc>
-        <w:tc>
-          <w:tcPr>
-            <w:tcW w:type="dxa" w:w="3744"/>
-            <w:shd w:fill="FFFFFF"/>
-            <w:tcMar>
-              <w:top w:w="90" w:type="dxa"/>
-              <w:bottom w:w="90" w:type="dxa"/>
-              <w:left w:w="130" w:type="dxa"/>
-              <w:right w:w="130" w:type="dxa"/>
-            </w:tcMar>
-          </w:tcPr>
-          <w:p>
-            <w:pPr>
-              <w:jc w:val="left"/>
-            </w:pPr>
-            <w:r>
-              <w:rPr>
-                <w:rFonts w:ascii="Segoe UI" w:hAnsi="Segoe UI"/>
-                <w:color w:val="222222"/>
-                <w:sz w:val="18"/>
-              </w:rPr>
-              <w:t>DevOps &amp; SCM Maintainer (scoring_config.yaml, Jenkins CI)</w:t>
+              <w:t>E1 + TE1</w:t>
             </w:r>
           </w:p>
         </w:tc>
@@ -470,76 +307,101 @@
       <w:tr>
         <w:tc>
           <w:tcPr>
-            <w:tcW w:type="dxa" w:w="2880"/>
-            <w:shd w:fill="F8FAFC"/>
+            <w:tcW w:type="dxa" w:w="3168"/>
             <w:tcMar>
-              <w:top w:w="90" w:type="dxa"/>
-              <w:bottom w:w="90" w:type="dxa"/>
-              <w:left w:w="130" w:type="dxa"/>
-              <w:right w:w="130" w:type="dxa"/>
+              <w:top w:w="80" w:type="dxa"/>
+              <w:bottom w:w="80" w:type="dxa"/>
+              <w:left w:w="100" w:type="dxa"/>
+              <w:right w:w="100" w:type="dxa"/>
             </w:tcMar>
           </w:tcPr>
           <w:p>
             <w:pPr>
-              <w:jc w:val="left"/>
+              <w:spacing w:line="276" w:lineRule="auto"/>
             </w:pPr>
             <w:r>
               <w:rPr>
-                <w:rFonts w:ascii="Segoe UI" w:hAnsi="Segoe UI"/>
-                <w:color w:val="222222"/>
-                <w:sz w:val="18"/>
+                <w:rFonts w:ascii="Times New Roman" w:hAnsi="Times New Roman"/>
+                <w:b/>
+                <w:color w:val="0F172A"/>
+                <w:sz w:val="23"/>
               </w:rPr>
-              <w:t>Kavya Sharma</w:t>
+              <w:t>SCM Tool Selected:</w:t>
             </w:r>
           </w:p>
         </w:tc>
         <w:tc>
           <w:tcPr>
-            <w:tcW w:type="dxa" w:w="2592"/>
-            <w:shd w:fill="F8FAFC"/>
+            <w:tcW w:type="dxa" w:w="6048"/>
             <w:tcMar>
-              <w:top w:w="90" w:type="dxa"/>
-              <w:bottom w:w="90" w:type="dxa"/>
-              <w:left w:w="130" w:type="dxa"/>
-              <w:right w:w="130" w:type="dxa"/>
+              <w:top w:w="80" w:type="dxa"/>
+              <w:bottom w:w="80" w:type="dxa"/>
+              <w:left w:w="100" w:type="dxa"/>
+              <w:right w:w="100" w:type="dxa"/>
             </w:tcMar>
           </w:tcPr>
           <w:p>
             <w:pPr>
-              <w:jc w:val="left"/>
+              <w:spacing w:line="276" w:lineRule="auto"/>
             </w:pPr>
             <w:r>
               <w:rPr>
-                <w:rFonts w:ascii="Segoe UI" w:hAnsi="Segoe UI"/>
-                <w:color w:val="222222"/>
-                <w:sz w:val="18"/>
+                <w:rFonts w:ascii="Times New Roman" w:hAnsi="Times New Roman"/>
+                <w:color w:val="1E293B"/>
+                <w:sz w:val="23"/>
               </w:rPr>
-              <w:t>23MIS0310</w:t>
+              <w:t>Git &amp; GitHub</w:t>
+            </w:r>
+          </w:p>
+        </w:tc>
+      </w:tr>
+      <w:tr>
+        <w:tc>
+          <w:tcPr>
+            <w:tcW w:type="dxa" w:w="3168"/>
+            <w:tcMar>
+              <w:top w:w="80" w:type="dxa"/>
+              <w:bottom w:w="80" w:type="dxa"/>
+              <w:left w:w="100" w:type="dxa"/>
+              <w:right w:w="100" w:type="dxa"/>
+            </w:tcMar>
+          </w:tcPr>
+          <w:p>
+            <w:pPr>
+              <w:spacing w:line="276" w:lineRule="auto"/>
+            </w:pPr>
+            <w:r>
+              <w:rPr>
+                <w:rFonts w:ascii="Times New Roman" w:hAnsi="Times New Roman"/>
+                <w:b/>
+                <w:color w:val="0F172A"/>
+                <w:sz w:val="23"/>
+              </w:rPr>
+              <w:t>GitHub Repository:</w:t>
             </w:r>
           </w:p>
         </w:tc>
         <w:tc>
           <w:tcPr>
-            <w:tcW w:type="dxa" w:w="3744"/>
-            <w:shd w:fill="F8FAFC"/>
+            <w:tcW w:type="dxa" w:w="6048"/>
             <w:tcMar>
-              <w:top w:w="90" w:type="dxa"/>
-              <w:bottom w:w="90" w:type="dxa"/>
-              <w:left w:w="130" w:type="dxa"/>
-              <w:right w:w="130" w:type="dxa"/>
+              <w:top w:w="80" w:type="dxa"/>
+              <w:bottom w:w="80" w:type="dxa"/>
+              <w:left w:w="100" w:type="dxa"/>
+              <w:right w:w="100" w:type="dxa"/>
             </w:tcMar>
           </w:tcPr>
           <w:p>
             <w:pPr>
-              <w:jc w:val="left"/>
+              <w:spacing w:line="276" w:lineRule="auto"/>
             </w:pPr>
             <w:r>
               <w:rPr>
-                <w:rFonts w:ascii="Segoe UI" w:hAnsi="Segoe UI"/>
-                <w:color w:val="222222"/>
-                <w:sz w:val="18"/>
+                <w:rFonts w:ascii="Times New Roman" w:hAnsi="Times New Roman"/>
+                <w:color w:val="1E293B"/>
+                <w:sz w:val="23"/>
               </w:rPr>
-              <w:t>QA Engineer &amp; SCM Auditor (TEAM_COLLABORATION.md, Test Suites)</w:t>
+              <w:t>https://github.com/prakashumapathi07-spec/COMMITSLEUTHSCM.git</w:t>
             </w:r>
           </w:p>
         </w:tc>
@@ -547,3716 +409,175 @@
     </w:tbl>
     <w:p>
       <w:pPr>
-        <w:spacing w:after="240"/>
+        <w:spacing w:before="720" w:after="80"/>
+        <w:jc w:val="center"/>
       </w:pPr>
-    </w:p>
-    <w:tbl>
-      <w:tblPr>
-        <w:tblW w:type="auto" w:w="0"/>
-        <w:jc w:val="center"/>
-        <w:tblLook w:firstColumn="1" w:firstRow="1" w:lastColumn="0" w:lastRow="0" w:noHBand="0" w:noVBand="1" w:val="04A0"/>
-      </w:tblPr>
-      <w:tblGrid>
-        <w:gridCol w:w="9360"/>
-      </w:tblGrid>
-      <w:tr>
-        <w:tc>
-          <w:tcPr>
-            <w:tcW w:type="dxa" w:w="9360"/>
-            <w:shd w:fill="F0FDF4"/>
-            <w:tcMar>
-              <w:top w:w="140" w:type="dxa"/>
-              <w:bottom w:w="140" w:type="dxa"/>
-              <w:left w:w="200" w:type="dxa"/>
-              <w:right w:w="200" w:type="dxa"/>
-            </w:tcMar>
-            <w:tcBorders>
-              <w:left w:val="single" w:sz="36" w:space="0" w:color="10B981"/>
-              <w:top w:val="none"/>
-              <w:right w:val="none"/>
-              <w:bottom w:val="none"/>
-            </w:tcBorders>
-          </w:tcPr>
-          <w:p>
-            <w:pPr>
-              <w:spacing w:before="40" w:after="80"/>
-            </w:pPr>
-            <w:r>
-              <w:rPr>
-                <w:rFonts w:ascii="Segoe UI" w:hAnsi="Segoe UI"/>
-                <w:b/>
-                <w:color w:val="1F3A5F"/>
-                <w:sz w:val="22"/>
-              </w:rPr>
-              <w:t>📌 Project Quick Identity</w:t>
-              <w:br/>
-            </w:r>
-            <w:r>
-              <w:rPr>
-                <w:rFonts w:ascii="Segoe UI" w:hAnsi="Segoe UI"/>
-                <w:color w:val="222222"/>
-                <w:sz w:val="20"/>
-              </w:rPr>
-              <w:t>• Project Name: CommitSleuth</w:t>
-              <w:br/>
-              <w:t>• Core SCM Problem Solved: The Batching Problem in Continuous Integration (triaging failures when multiple developers commit simultaneously).</w:t>
-              <w:br/>
-              <w:t>• GitHub Repository: https://github.com/prakashumapathi07-spec/COMMITSLEUTHSCM.git</w:t>
-              <w:br/>
-              <w:t>• Integrated Toolchain: Git &amp; GitHub, Jenkins CI, Apache Maven, Python 3, Flask, and SQLite.</w:t>
-            </w:r>
-          </w:p>
-        </w:tc>
-      </w:tr>
-    </w:tbl>
-    <w:p>
-      <w:pPr>
-        <w:spacing w:after="80"/>
-      </w:pPr>
+      <w:r>
+        <w:rPr>
+          <w:rFonts w:ascii="Times New Roman" w:hAnsi="Times New Roman"/>
+          <w:b/>
+          <w:color w:val="0F172A"/>
+          <w:sz w:val="24"/>
+        </w:rPr>
+        <w:t>Project Team Members:</w:t>
+        <w:br/>
+      </w:r>
     </w:p>
     <w:p>
       <w:pPr>
-        <w:pStyle w:val="Heading1"/>
-        <w:spacing w:before="280" w:after="120"/>
+        <w:spacing w:before="80" w:line="300" w:lineRule="auto"/>
+        <w:jc w:val="center"/>
       </w:pPr>
       <w:r>
-        <w:t>1. Executive Summary &amp; Problem Overview</w:t>
+        <w:rPr>
+          <w:rFonts w:ascii="Times New Roman" w:hAnsi="Times New Roman"/>
+          <w:b/>
+          <w:color w:val="1E3A8A"/>
+          <w:sz w:val="24"/>
+        </w:rPr>
+        <w:t>Prakash Raj U — Register No: 23MIS0180</w:t>
+        <w:br/>
+      </w:r>
+      <w:r>
+        <w:rPr>
+          <w:rFonts w:ascii="Times New Roman" w:hAnsi="Times New Roman"/>
+          <w:b/>
+          <w:color w:val="1E3A8A"/>
+          <w:sz w:val="24"/>
+        </w:rPr>
+        <w:t>Bharathwaraj K S — Register No: 23MIS0070</w:t>
+        <w:br/>
+      </w:r>
+    </w:p>
+    <w:p>
+      <w:pPr>
+        <w:spacing w:before="400"/>
+        <w:jc w:val="center"/>
+      </w:pPr>
+      <w:r>
+        <w:rPr>
+          <w:rFonts w:ascii="Times New Roman" w:hAnsi="Times New Roman"/>
+          <w:color w:val="64748B"/>
+          <w:sz w:val="22"/>
+        </w:rPr>
+        <w:t>Academic Year: 2026 – 2027 | VIT Vellore</w:t>
       </w:r>
     </w:p>
     <w:p>
       <w:r>
-        <w:t>In modern agile software teams, multiple software developers continuously push code to a shared repository. A typical Continuous Integration (CI) server like Jenkins does not run after every single keystroke or commit; instead, commits accumulate in a batch before a pipeline is triggered (either by schedule, polling, or pull requests). This industry reality is known as the Batching Problem.</w:t>
-      </w:r>
-    </w:p>
-    <w:p>
-      <w:r>
-        <w:t>When the continuous integration build suddenly fails, development teams face a severe bottleneck. Traditional CI tools simply flag the build as 'RED' (Failed) without identifying which developer's commit broke the build. Engineers are forced to fall back on an ad-hoc and dangerous shortcut: 'Blame the last commit.' In reality, the last commit might be completely harmless (e.g., updating documentation or tuning configuration), while an earlier commit in the same batch introduced a subtle calculation or syntax defect.</w:t>
-      </w:r>
-    </w:p>
-    <w:p>
-      <w:r>
-        <w:t>CommitSleuth is an intelligent Software Configuration Management (SCM) tool that solves this exact problem. By intercepting Maven and Surefire test logs, analyzing all commits in the failure window across all developers, and evaluating file-path overlaps, dependency modifications, recency, and changeset size, CommitSleuth provides transparent, explainable evidence and pinpoint attribution with a normalized confidence score.</w:t>
+        <w:br w:type="page"/>
       </w:r>
     </w:p>
     <w:p>
       <w:pPr>
-        <w:pStyle w:val="Heading1"/>
-        <w:spacing w:before="280" w:after="120"/>
+        <w:keepNext/>
+        <w:spacing w:before="320" w:after="120"/>
       </w:pPr>
       <w:r>
-        <w:t>2. The Core SCM Scenario: 'Multiple Developers Within One Project'</w:t>
-      </w:r>
-    </w:p>
-    <w:p>
-      <w:r>
-        <w:t>To make this project easy to explain and demonstrate during our SCM final review, we implemented and executed a realistic, reproducible multi-developer scenario featuring our 4-member project team:</w:t>
-      </w:r>
-    </w:p>
-    <w:tbl>
-      <w:tblPr>
-        <w:tblW w:type="auto" w:w="0"/>
-        <w:jc w:val="center"/>
-        <w:tblLook w:firstColumn="1" w:firstRow="1" w:lastColumn="0" w:lastRow="0" w:noHBand="0" w:noVBand="1" w:val="04A0"/>
-      </w:tblPr>
-      <w:tblGrid>
-        <w:gridCol w:w="2340"/>
-        <w:gridCol w:w="2340"/>
-        <w:gridCol w:w="2340"/>
-        <w:gridCol w:w="2340"/>
-      </w:tblGrid>
-      <w:tr>
-        <w:tc>
-          <w:tcPr>
-            <w:tcW w:type="dxa" w:w="1728"/>
-            <w:shd w:fill="1E293B"/>
-            <w:tcMar>
-              <w:top w:w="120" w:type="dxa"/>
-              <w:bottom w:w="120" w:type="dxa"/>
-              <w:left w:w="140" w:type="dxa"/>
-              <w:right w:w="140" w:type="dxa"/>
-            </w:tcMar>
-          </w:tcPr>
-          <w:p>
-            <w:pPr>
-              <w:jc w:val="left"/>
-            </w:pPr>
-            <w:r>
-              <w:rPr>
-                <w:rFonts w:ascii="Segoe UI" w:hAnsi="Segoe UI"/>
-                <w:b/>
-                <w:color w:val="FFFFFF"/>
-                <w:sz w:val="19"/>
-              </w:rPr>
-              <w:t>Developer</w:t>
-            </w:r>
-          </w:p>
-        </w:tc>
-        <w:tc>
-          <w:tcPr>
-            <w:tcW w:type="dxa" w:w="2592"/>
-            <w:shd w:fill="1E293B"/>
-            <w:tcMar>
-              <w:top w:w="120" w:type="dxa"/>
-              <w:bottom w:w="120" w:type="dxa"/>
-              <w:left w:w="140" w:type="dxa"/>
-              <w:right w:w="140" w:type="dxa"/>
-            </w:tcMar>
-          </w:tcPr>
-          <w:p>
-            <w:pPr>
-              <w:jc w:val="left"/>
-            </w:pPr>
-            <w:r>
-              <w:rPr>
-                <w:rFonts w:ascii="Segoe UI" w:hAnsi="Segoe UI"/>
-                <w:b/>
-                <w:color w:val="FFFFFF"/>
-                <w:sz w:val="19"/>
-              </w:rPr>
-              <w:t>Member Name &amp; Reg</w:t>
-            </w:r>
-          </w:p>
-        </w:tc>
-        <w:tc>
-          <w:tcPr>
-            <w:tcW w:type="dxa" w:w="2592"/>
-            <w:shd w:fill="1E293B"/>
-            <w:tcMar>
-              <w:top w:w="120" w:type="dxa"/>
-              <w:bottom w:w="120" w:type="dxa"/>
-              <w:left w:w="140" w:type="dxa"/>
-              <w:right w:w="140" w:type="dxa"/>
-            </w:tcMar>
-          </w:tcPr>
-          <w:p>
-            <w:pPr>
-              <w:jc w:val="left"/>
-            </w:pPr>
-            <w:r>
-              <w:rPr>
-                <w:rFonts w:ascii="Segoe UI" w:hAnsi="Segoe UI"/>
-                <w:b/>
-                <w:color w:val="FFFFFF"/>
-                <w:sz w:val="19"/>
-              </w:rPr>
-              <w:t>Assigned Component</w:t>
-            </w:r>
-          </w:p>
-        </w:tc>
-        <w:tc>
-          <w:tcPr>
-            <w:tcW w:type="dxa" w:w="2304"/>
-            <w:shd w:fill="1E293B"/>
-            <w:tcMar>
-              <w:top w:w="120" w:type="dxa"/>
-              <w:bottom w:w="120" w:type="dxa"/>
-              <w:left w:w="140" w:type="dxa"/>
-              <w:right w:w="140" w:type="dxa"/>
-            </w:tcMar>
-          </w:tcPr>
-          <w:p>
-            <w:pPr>
-              <w:jc w:val="left"/>
-            </w:pPr>
-            <w:r>
-              <w:rPr>
-                <w:rFonts w:ascii="Segoe UI" w:hAnsi="Segoe UI"/>
-                <w:b/>
-                <w:color w:val="FFFFFF"/>
-                <w:sz w:val="19"/>
-              </w:rPr>
-              <w:t>Action in Demonstration</w:t>
-            </w:r>
-          </w:p>
-        </w:tc>
-      </w:tr>
-      <w:tr>
-        <w:tc>
-          <w:tcPr>
-            <w:tcW w:type="dxa" w:w="1728"/>
-            <w:shd w:fill="FFFFFF"/>
-            <w:tcMar>
-              <w:top w:w="90" w:type="dxa"/>
-              <w:bottom w:w="90" w:type="dxa"/>
-              <w:left w:w="130" w:type="dxa"/>
-              <w:right w:w="130" w:type="dxa"/>
-            </w:tcMar>
-          </w:tcPr>
-          <w:p>
-            <w:pPr>
-              <w:jc w:val="left"/>
-            </w:pPr>
-            <w:r>
-              <w:rPr>
-                <w:rFonts w:ascii="Segoe UI" w:hAnsi="Segoe UI"/>
-                <w:color w:val="222222"/>
-                <w:sz w:val="18"/>
-              </w:rPr>
-              <w:t>Member 1</w:t>
-            </w:r>
-          </w:p>
-        </w:tc>
-        <w:tc>
-          <w:tcPr>
-            <w:tcW w:type="dxa" w:w="2592"/>
-            <w:shd w:fill="FFFFFF"/>
-            <w:tcMar>
-              <w:top w:w="90" w:type="dxa"/>
-              <w:bottom w:w="90" w:type="dxa"/>
-              <w:left w:w="130" w:type="dxa"/>
-              <w:right w:w="130" w:type="dxa"/>
-            </w:tcMar>
-          </w:tcPr>
-          <w:p>
-            <w:pPr>
-              <w:jc w:val="left"/>
-            </w:pPr>
-            <w:r>
-              <w:rPr>
-                <w:rFonts w:ascii="Segoe UI" w:hAnsi="Segoe UI"/>
-                <w:color w:val="222222"/>
-                <w:sz w:val="18"/>
-              </w:rPr>
-              <w:t>Bharathwaraj K S</w:t>
-              <w:br/>
-              <w:t>23MIS0070</w:t>
-            </w:r>
-          </w:p>
-        </w:tc>
-        <w:tc>
-          <w:tcPr>
-            <w:tcW w:type="dxa" w:w="2592"/>
-            <w:shd w:fill="FFFFFF"/>
-            <w:tcMar>
-              <w:top w:w="90" w:type="dxa"/>
-              <w:bottom w:w="90" w:type="dxa"/>
-              <w:left w:w="130" w:type="dxa"/>
-              <w:right w:w="130" w:type="dxa"/>
-            </w:tcMar>
-          </w:tcPr>
-          <w:p>
-            <w:pPr>
-              <w:jc w:val="left"/>
-            </w:pPr>
-            <w:r>
-              <w:rPr>
-                <w:rFonts w:ascii="Segoe UI" w:hAnsi="Segoe UI"/>
-                <w:color w:val="222222"/>
-                <w:sz w:val="18"/>
-              </w:rPr>
-              <w:t>Validator.java</w:t>
-              <w:br/>
-              <w:t>ValidatorTest.java</w:t>
-            </w:r>
-          </w:p>
-        </w:tc>
-        <w:tc>
-          <w:tcPr>
-            <w:tcW w:type="dxa" w:w="2304"/>
-            <w:shd w:fill="FFFFFF"/>
-            <w:tcMar>
-              <w:top w:w="90" w:type="dxa"/>
-              <w:bottom w:w="90" w:type="dxa"/>
-              <w:left w:w="130" w:type="dxa"/>
-              <w:right w:w="130" w:type="dxa"/>
-            </w:tcMar>
-          </w:tcPr>
-          <w:p>
-            <w:pPr>
-              <w:jc w:val="left"/>
-            </w:pPr>
-            <w:r>
-              <w:rPr>
-                <w:rFonts w:ascii="Segoe UI" w:hAnsi="Segoe UI"/>
-                <w:color w:val="222222"/>
-                <w:sz w:val="18"/>
-              </w:rPr>
-              <w:t>Commits range validation logic (CR-010)</w:t>
-            </w:r>
-          </w:p>
-        </w:tc>
-      </w:tr>
-      <w:tr>
-        <w:tc>
-          <w:tcPr>
-            <w:tcW w:type="dxa" w:w="1728"/>
-            <w:shd w:fill="F8FAFC"/>
-            <w:tcMar>
-              <w:top w:w="90" w:type="dxa"/>
-              <w:bottom w:w="90" w:type="dxa"/>
-              <w:left w:w="130" w:type="dxa"/>
-              <w:right w:w="130" w:type="dxa"/>
-            </w:tcMar>
-          </w:tcPr>
-          <w:p>
-            <w:pPr>
-              <w:jc w:val="left"/>
-            </w:pPr>
-            <w:r>
-              <w:rPr>
-                <w:rFonts w:ascii="Segoe UI" w:hAnsi="Segoe UI"/>
-                <w:color w:val="222222"/>
-                <w:sz w:val="18"/>
-              </w:rPr>
-              <w:t>Member 2</w:t>
-            </w:r>
-          </w:p>
-        </w:tc>
-        <w:tc>
-          <w:tcPr>
-            <w:tcW w:type="dxa" w:w="2592"/>
-            <w:shd w:fill="F8FAFC"/>
-            <w:tcMar>
-              <w:top w:w="90" w:type="dxa"/>
-              <w:bottom w:w="90" w:type="dxa"/>
-              <w:left w:w="130" w:type="dxa"/>
-              <w:right w:w="130" w:type="dxa"/>
-            </w:tcMar>
-          </w:tcPr>
-          <w:p>
-            <w:pPr>
-              <w:jc w:val="left"/>
-            </w:pPr>
-            <w:r>
-              <w:rPr>
-                <w:rFonts w:ascii="Segoe UI" w:hAnsi="Segoe UI"/>
-                <w:color w:val="222222"/>
-                <w:sz w:val="18"/>
-              </w:rPr>
-              <w:t>Prakash Raj U (Us)</w:t>
-              <w:br/>
-              <w:t>23MIS0180</w:t>
-            </w:r>
-          </w:p>
-        </w:tc>
-        <w:tc>
-          <w:tcPr>
-            <w:tcW w:type="dxa" w:w="2592"/>
-            <w:shd w:fill="F8FAFC"/>
-            <w:tcMar>
-              <w:top w:w="90" w:type="dxa"/>
-              <w:bottom w:w="90" w:type="dxa"/>
-              <w:left w:w="130" w:type="dxa"/>
-              <w:right w:w="130" w:type="dxa"/>
-            </w:tcMar>
-          </w:tcPr>
-          <w:p>
-            <w:pPr>
-              <w:jc w:val="left"/>
-            </w:pPr>
-            <w:r>
-              <w:rPr>
-                <w:rFonts w:ascii="Segoe UI" w:hAnsi="Segoe UI"/>
-                <w:color w:val="222222"/>
-                <w:sz w:val="18"/>
-              </w:rPr>
-              <w:t>Calculator.java</w:t>
-              <w:br/>
-              <w:t>CalculatorTest.java</w:t>
-            </w:r>
-          </w:p>
-        </w:tc>
-        <w:tc>
-          <w:tcPr>
-            <w:tcW w:type="dxa" w:w="2304"/>
-            <w:shd w:fill="F8FAFC"/>
-            <w:tcMar>
-              <w:top w:w="90" w:type="dxa"/>
-              <w:bottom w:w="90" w:type="dxa"/>
-              <w:left w:w="130" w:type="dxa"/>
-              <w:right w:w="130" w:type="dxa"/>
-            </w:tcMar>
-          </w:tcPr>
-          <w:p>
-            <w:pPr>
-              <w:jc w:val="left"/>
-            </w:pPr>
-            <w:r>
-              <w:rPr>
-                <w:rFonts w:ascii="Segoe UI" w:hAnsi="Segoe UI"/>
-                <w:color w:val="222222"/>
-                <w:sz w:val="18"/>
-              </w:rPr>
-              <w:t>Inadvertently introduces calculation bug (CR-011); alters &amp; fixes defect (CR-014)</w:t>
-            </w:r>
-          </w:p>
-        </w:tc>
-      </w:tr>
-      <w:tr>
-        <w:tc>
-          <w:tcPr>
-            <w:tcW w:type="dxa" w:w="1728"/>
-            <w:shd w:fill="FFFFFF"/>
-            <w:tcMar>
-              <w:top w:w="90" w:type="dxa"/>
-              <w:bottom w:w="90" w:type="dxa"/>
-              <w:left w:w="130" w:type="dxa"/>
-              <w:right w:w="130" w:type="dxa"/>
-            </w:tcMar>
-          </w:tcPr>
-          <w:p>
-            <w:pPr>
-              <w:jc w:val="left"/>
-            </w:pPr>
-            <w:r>
-              <w:rPr>
-                <w:rFonts w:ascii="Segoe UI" w:hAnsi="Segoe UI"/>
-                <w:color w:val="222222"/>
-                <w:sz w:val="18"/>
-              </w:rPr>
-              <w:t>Member 3</w:t>
-            </w:r>
-          </w:p>
-        </w:tc>
-        <w:tc>
-          <w:tcPr>
-            <w:tcW w:type="dxa" w:w="2592"/>
-            <w:shd w:fill="FFFFFF"/>
-            <w:tcMar>
-              <w:top w:w="90" w:type="dxa"/>
-              <w:bottom w:w="90" w:type="dxa"/>
-              <w:left w:w="130" w:type="dxa"/>
-              <w:right w:w="130" w:type="dxa"/>
-            </w:tcMar>
-          </w:tcPr>
-          <w:p>
-            <w:pPr>
-              <w:jc w:val="left"/>
-            </w:pPr>
-            <w:r>
-              <w:rPr>
-                <w:rFonts w:ascii="Segoe UI" w:hAnsi="Segoe UI"/>
-                <w:color w:val="222222"/>
-                <w:sz w:val="18"/>
-              </w:rPr>
-              <w:t>Arun Kumar</w:t>
-              <w:br/>
-              <w:t>23MIS0245</w:t>
-            </w:r>
-          </w:p>
-        </w:tc>
-        <w:tc>
-          <w:tcPr>
-            <w:tcW w:type="dxa" w:w="2592"/>
-            <w:shd w:fill="FFFFFF"/>
-            <w:tcMar>
-              <w:top w:w="90" w:type="dxa"/>
-              <w:bottom w:w="90" w:type="dxa"/>
-              <w:left w:w="130" w:type="dxa"/>
-              <w:right w:w="130" w:type="dxa"/>
-            </w:tcMar>
-          </w:tcPr>
-          <w:p>
-            <w:pPr>
-              <w:jc w:val="left"/>
-            </w:pPr>
-            <w:r>
-              <w:rPr>
-                <w:rFonts w:ascii="Segoe UI" w:hAnsi="Segoe UI"/>
-                <w:color w:val="222222"/>
-                <w:sz w:val="18"/>
-              </w:rPr>
-              <w:t>scoring_config.yaml</w:t>
-              <w:br/>
-              <w:t>CI Thresholds</w:t>
-            </w:r>
-          </w:p>
-        </w:tc>
-        <w:tc>
-          <w:tcPr>
-            <w:tcW w:type="dxa" w:w="2304"/>
-            <w:shd w:fill="FFFFFF"/>
-            <w:tcMar>
-              <w:top w:w="90" w:type="dxa"/>
-              <w:bottom w:w="90" w:type="dxa"/>
-              <w:left w:w="130" w:type="dxa"/>
-              <w:right w:w="130" w:type="dxa"/>
-            </w:tcMar>
-          </w:tcPr>
-          <w:p>
-            <w:pPr>
-              <w:jc w:val="left"/>
-            </w:pPr>
-            <w:r>
-              <w:rPr>
-                <w:rFonts w:ascii="Segoe UI" w:hAnsi="Segoe UI"/>
-                <w:color w:val="222222"/>
-                <w:sz w:val="18"/>
-              </w:rPr>
-              <w:t>Commits scoring weight configuration tuning (CR-012)</w:t>
-            </w:r>
-          </w:p>
-        </w:tc>
-      </w:tr>
-      <w:tr>
-        <w:tc>
-          <w:tcPr>
-            <w:tcW w:type="dxa" w:w="1728"/>
-            <w:shd w:fill="F8FAFC"/>
-            <w:tcMar>
-              <w:top w:w="90" w:type="dxa"/>
-              <w:bottom w:w="90" w:type="dxa"/>
-              <w:left w:w="130" w:type="dxa"/>
-              <w:right w:w="130" w:type="dxa"/>
-            </w:tcMar>
-          </w:tcPr>
-          <w:p>
-            <w:pPr>
-              <w:jc w:val="left"/>
-            </w:pPr>
-            <w:r>
-              <w:rPr>
-                <w:rFonts w:ascii="Segoe UI" w:hAnsi="Segoe UI"/>
-                <w:color w:val="222222"/>
-                <w:sz w:val="18"/>
-              </w:rPr>
-              <w:t>Member 4</w:t>
-            </w:r>
-          </w:p>
-        </w:tc>
-        <w:tc>
-          <w:tcPr>
-            <w:tcW w:type="dxa" w:w="2592"/>
-            <w:shd w:fill="F8FAFC"/>
-            <w:tcMar>
-              <w:top w:w="90" w:type="dxa"/>
-              <w:bottom w:w="90" w:type="dxa"/>
-              <w:left w:w="130" w:type="dxa"/>
-              <w:right w:w="130" w:type="dxa"/>
-            </w:tcMar>
-          </w:tcPr>
-          <w:p>
-            <w:pPr>
-              <w:jc w:val="left"/>
-            </w:pPr>
-            <w:r>
-              <w:rPr>
-                <w:rFonts w:ascii="Segoe UI" w:hAnsi="Segoe UI"/>
-                <w:color w:val="222222"/>
-                <w:sz w:val="18"/>
-              </w:rPr>
-              <w:t>Kavya Sharma</w:t>
-              <w:br/>
-              <w:t>23MIS0310</w:t>
-            </w:r>
-          </w:p>
-        </w:tc>
-        <w:tc>
-          <w:tcPr>
-            <w:tcW w:type="dxa" w:w="2592"/>
-            <w:shd w:fill="F8FAFC"/>
-            <w:tcMar>
-              <w:top w:w="90" w:type="dxa"/>
-              <w:bottom w:w="90" w:type="dxa"/>
-              <w:left w:w="130" w:type="dxa"/>
-              <w:right w:w="130" w:type="dxa"/>
-            </w:tcMar>
-          </w:tcPr>
-          <w:p>
-            <w:pPr>
-              <w:jc w:val="left"/>
-            </w:pPr>
-            <w:r>
-              <w:rPr>
-                <w:rFonts w:ascii="Segoe UI" w:hAnsi="Segoe UI"/>
-                <w:color w:val="222222"/>
-                <w:sz w:val="18"/>
-              </w:rPr>
-              <w:t>docs/TEAM_COLLABORATION.md</w:t>
-              <w:br/>
-              <w:t>Test Matrix</w:t>
-            </w:r>
-          </w:p>
-        </w:tc>
-        <w:tc>
-          <w:tcPr>
-            <w:tcW w:type="dxa" w:w="2304"/>
-            <w:shd w:fill="F8FAFC"/>
-            <w:tcMar>
-              <w:top w:w="90" w:type="dxa"/>
-              <w:bottom w:w="90" w:type="dxa"/>
-              <w:left w:w="130" w:type="dxa"/>
-              <w:right w:w="130" w:type="dxa"/>
-            </w:tcMar>
-          </w:tcPr>
-          <w:p>
-            <w:pPr>
-              <w:jc w:val="left"/>
-            </w:pPr>
-            <w:r>
-              <w:rPr>
-                <w:rFonts w:ascii="Segoe UI" w:hAnsi="Segoe UI"/>
-                <w:color w:val="222222"/>
-                <w:sz w:val="18"/>
-              </w:rPr>
-              <w:t>Commits team collaboration guidelines and test matrix (CR-013)</w:t>
-            </w:r>
-          </w:p>
-        </w:tc>
-      </w:tr>
-      <w:tr>
-        <w:tc>
-          <w:tcPr>
-            <w:tcW w:type="dxa" w:w="1728"/>
-            <w:shd w:fill="FFFFFF"/>
-            <w:tcMar>
-              <w:top w:w="90" w:type="dxa"/>
-              <w:bottom w:w="90" w:type="dxa"/>
-              <w:left w:w="130" w:type="dxa"/>
-              <w:right w:w="130" w:type="dxa"/>
-            </w:tcMar>
-          </w:tcPr>
-          <w:p>
-            <w:pPr>
-              <w:jc w:val="left"/>
-            </w:pPr>
-            <w:r>
-              <w:rPr>
-                <w:rFonts w:ascii="Segoe UI" w:hAnsi="Segoe UI"/>
-                <w:color w:val="222222"/>
-                <w:sz w:val="18"/>
-              </w:rPr>
-              <w:t>CCB / Reviewer</w:t>
-            </w:r>
-          </w:p>
-        </w:tc>
-        <w:tc>
-          <w:tcPr>
-            <w:tcW w:type="dxa" w:w="2592"/>
-            <w:shd w:fill="FFFFFF"/>
-            <w:tcMar>
-              <w:top w:w="90" w:type="dxa"/>
-              <w:bottom w:w="90" w:type="dxa"/>
-              <w:left w:w="130" w:type="dxa"/>
-              <w:right w:w="130" w:type="dxa"/>
-            </w:tcMar>
-          </w:tcPr>
-          <w:p>
-            <w:pPr>
-              <w:jc w:val="left"/>
-            </w:pPr>
-            <w:r>
-              <w:rPr>
-                <w:rFonts w:ascii="Segoe UI" w:hAnsi="Segoe UI"/>
-                <w:color w:val="222222"/>
-                <w:sz w:val="18"/>
-              </w:rPr>
-              <w:t>Configuration Control Board</w:t>
-            </w:r>
-          </w:p>
-        </w:tc>
-        <w:tc>
-          <w:tcPr>
-            <w:tcW w:type="dxa" w:w="2592"/>
-            <w:shd w:fill="FFFFFF"/>
-            <w:tcMar>
-              <w:top w:w="90" w:type="dxa"/>
-              <w:bottom w:w="90" w:type="dxa"/>
-              <w:left w:w="130" w:type="dxa"/>
-              <w:right w:w="130" w:type="dxa"/>
-            </w:tcMar>
-          </w:tcPr>
-          <w:p>
-            <w:pPr>
-              <w:jc w:val="left"/>
-            </w:pPr>
-            <w:r>
-              <w:rPr>
-                <w:rFonts w:ascii="Segoe UI" w:hAnsi="Segoe UI"/>
-                <w:color w:val="222222"/>
-                <w:sz w:val="18"/>
-              </w:rPr>
-              <w:t>Change Control &amp; Gatekeeping</w:t>
-            </w:r>
-          </w:p>
-        </w:tc>
-        <w:tc>
-          <w:tcPr>
-            <w:tcW w:type="dxa" w:w="2304"/>
-            <w:shd w:fill="FFFFFF"/>
-            <w:tcMar>
-              <w:top w:w="90" w:type="dxa"/>
-              <w:bottom w:w="90" w:type="dxa"/>
-              <w:left w:w="130" w:type="dxa"/>
-              <w:right w:w="130" w:type="dxa"/>
-            </w:tcMar>
-          </w:tcPr>
-          <w:p>
-            <w:pPr>
-              <w:jc w:val="left"/>
-            </w:pPr>
-            <w:r>
-              <w:rPr>
-                <w:rFonts w:ascii="Segoe UI" w:hAnsi="Segoe UI"/>
-                <w:color w:val="222222"/>
-                <w:sz w:val="18"/>
-              </w:rPr>
-              <w:t>Formal Change Request Approval &amp; Production Promotion Gate</w:t>
-            </w:r>
-          </w:p>
-        </w:tc>
-      </w:tr>
-    </w:tbl>
-    <w:p>
-      <w:pPr>
-        <w:spacing w:after="120"/>
-      </w:pPr>
-    </w:p>
-    <w:p>
-      <w:pPr>
-        <w:pStyle w:val="Heading2"/>
-      </w:pPr>
-      <w:r>
-        <w:t>Step-by-Step Scenario Walkthrough</w:t>
-      </w:r>
-    </w:p>
-    <w:p>
-      <w:r>
-        <w:t>Step 1: Baseline Establishment (Clean State)</w:t>
-        <w:br/>
-        <w:t>All 4 developers start from an approved baseline (BL-04 / tag v0.2.0) on the integration branch ('develop'). Maven clean compilation and JUnit 5 tests execute: all unit tests pass. Jenkins records Build #101 as SUCCESS.</w:t>
-      </w:r>
-    </w:p>
-    <w:p>
-      <w:r>
-        <w:t>Step 2: Concurrent Multi-Developer Commits (The Seeded Batch)</w:t>
-        <w:br/>
-        <w:t>All 4 team members push code during the same sprint batch window before the CI pipeline triggers:</w:t>
-        <w:br/>
-        <w:t>• Commit 1 (Bharathwaraj K S - Hash: d6b3be0):</w:t>
-        <w:br/>
-        <w:t xml:space="preserve">  Adds range validation method isInRange() to Validator.java and unit test. Commit: 'CR-010: add range validation logic to Validator'.</w:t>
-        <w:br/>
-        <w:t>• Commit 2 (Prakash Raj U - Hash: 077e17c):</w:t>
-        <w:br/>
-        <w:t xml:space="preserve">  Prakash modifies Calculator.java to change 'return a + b;' to 'return a + b + 1;' (DEFECT SEEDED). Commit: 'CR-011: update calculation logic in Calculator add method'.</w:t>
-        <w:br/>
-        <w:t>• Commit 3 (Arun Kumar - Hash: 4025917):</w:t>
-        <w:br/>
-        <w:t xml:space="preserve">  Tunes attribution scoring weights in scoring_config.yaml. Commit: 'CR-012: tune attribution scoring weights and thresholds'.</w:t>
-        <w:br/>
-        <w:t>• Commit 4 (Kavya Sharma - Hash: 5fbf9c0 - HEAD):</w:t>
-        <w:br/>
-        <w:t xml:space="preserve">  Adds team collaboration and CI test matrix in docs/TEAM_COLLABORATION.md. Commit: 'CR-013: add collaborative team workflow and CI test matrix'.</w:t>
-      </w:r>
-    </w:p>
-    <w:tbl>
-      <w:tblPr>
-        <w:tblW w:type="auto" w:w="0"/>
-        <w:jc w:val="center"/>
-        <w:tblLook w:firstColumn="1" w:firstRow="1" w:lastColumn="0" w:lastRow="0" w:noHBand="0" w:noVBand="1" w:val="04A0"/>
-      </w:tblPr>
-      <w:tblGrid>
-        <w:gridCol w:w="9360"/>
-      </w:tblGrid>
-      <w:tr>
-        <w:tc>
-          <w:tcPr>
-            <w:tcW w:type="dxa" w:w="9360"/>
-            <w:shd w:fill="FFF1F2"/>
-            <w:tcMar>
-              <w:top w:w="140" w:type="dxa"/>
-              <w:bottom w:w="140" w:type="dxa"/>
-              <w:left w:w="200" w:type="dxa"/>
-              <w:right w:w="200" w:type="dxa"/>
-            </w:tcMar>
-            <w:tcBorders>
-              <w:left w:val="single" w:sz="36" w:space="0" w:color="F43F5E"/>
-              <w:top w:val="none"/>
-              <w:right w:val="none"/>
-              <w:bottom w:val="none"/>
-            </w:tcBorders>
-          </w:tcPr>
-          <w:p>
-            <w:pPr>
-              <w:spacing w:before="40" w:after="80"/>
-            </w:pPr>
-            <w:r>
-              <w:rPr>
-                <w:rFonts w:ascii="Segoe UI" w:hAnsi="Segoe UI"/>
-                <w:b/>
-                <w:color w:val="1F3A5F"/>
-                <w:sz w:val="22"/>
-              </w:rPr>
-              <w:t>📌 The Trap: Why Naive Triage Fails Here</w:t>
-              <w:br/>
-            </w:r>
-            <w:r>
-              <w:rPr>
-                <w:rFonts w:ascii="Segoe UI" w:hAnsi="Segoe UI"/>
-                <w:color w:val="222222"/>
-                <w:sz w:val="20"/>
-              </w:rPr>
-              <w:t>Notice that Kavya Sharma's commit (5fbf9c0) is the LATEST commit (HEAD). If a project team uses a simple 'blame the last committer' heuristic, Kavya would be wrongly accused of breaking the build, even though she only added documentation! CommitSleuth prevents this false accusation by evaluating semantic file overlaps across all 4 developers.</w:t>
-            </w:r>
-          </w:p>
-        </w:tc>
-      </w:tr>
-    </w:tbl>
-    <w:p>
-      <w:pPr>
-        <w:spacing w:after="80"/>
-      </w:pPr>
-    </w:p>
-    <w:p>
-      <w:r>
-        <w:t>Step 3: Jenkins CI Trigger &amp; Maven Build Failure</w:t>
-        <w:br/>
-        <w:t>Jenkins checks out the batch containing all 4 commits. Maven executes unit tests. ValidatorTest passes completely, but CalculatorTest.addsTwoNumbers fails (expected &lt;5&gt; but was: &lt;6&gt;). The build breaks with exit code 1. Jenkins records Build #102 as FAILURE.</w:t>
-      </w:r>
-    </w:p>
-    <w:p>
-      <w:r>
-        <w:t>Step 4: CommitSleuth Automated Failure Attribution</w:t>
-        <w:br/>
-        <w:t>Jenkins invokes CommitSleuth's analyzer agent (record_build.py). CommitSleuth executes the following logic:</w:t>
-        <w:br/>
-        <w:t>1. Intercepts build.log and parses the error using log_parser.py: identifies failure_type = 'test',    affected test = 'CalculatorTest.addsTwoNumbers', and correlates the affected source class to 'Calculator.java'.</w:t>
-        <w:br/>
-        <w:t>2. Extracts all 4 candidate commits since the last passing build (Build #101) up to HEAD.</w:t>
-        <w:br/>
-        <w:t>3. Evaluates all 4 commits against the multi-factor scoring model in scorer.py.</w:t>
-      </w:r>
-    </w:p>
-    <w:tbl>
-      <w:tblPr>
-        <w:tblW w:type="auto" w:w="0"/>
-        <w:jc w:val="center"/>
-        <w:tblLook w:firstColumn="1" w:firstRow="1" w:lastColumn="0" w:lastRow="0" w:noHBand="0" w:noVBand="1" w:val="04A0"/>
-      </w:tblPr>
-      <w:tblGrid>
-        <w:gridCol w:w="1560"/>
-        <w:gridCol w:w="1560"/>
-        <w:gridCol w:w="1560"/>
-        <w:gridCol w:w="1560"/>
-        <w:gridCol w:w="1560"/>
-        <w:gridCol w:w="1560"/>
-      </w:tblGrid>
-      <w:tr>
-        <w:tc>
-          <w:tcPr>
-            <w:tcW w:type="dxa" w:w="1440"/>
-            <w:shd w:fill="1E293B"/>
-            <w:tcMar>
-              <w:top w:w="120" w:type="dxa"/>
-              <w:bottom w:w="120" w:type="dxa"/>
-              <w:left w:w="140" w:type="dxa"/>
-              <w:right w:w="140" w:type="dxa"/>
-            </w:tcMar>
-          </w:tcPr>
-          <w:p>
-            <w:pPr>
-              <w:jc w:val="left"/>
-            </w:pPr>
-            <w:r>
-              <w:rPr>
-                <w:rFonts w:ascii="Segoe UI" w:hAnsi="Segoe UI"/>
-                <w:b/>
-                <w:color w:val="FFFFFF"/>
-                <w:sz w:val="19"/>
-              </w:rPr>
-              <w:t>Commit</w:t>
-            </w:r>
-          </w:p>
-        </w:tc>
-        <w:tc>
-          <w:tcPr>
-            <w:tcW w:type="dxa" w:w="1872"/>
-            <w:shd w:fill="1E293B"/>
-            <w:tcMar>
-              <w:top w:w="120" w:type="dxa"/>
-              <w:bottom w:w="120" w:type="dxa"/>
-              <w:left w:w="140" w:type="dxa"/>
-              <w:right w:w="140" w:type="dxa"/>
-            </w:tcMar>
-          </w:tcPr>
-          <w:p>
-            <w:pPr>
-              <w:jc w:val="left"/>
-            </w:pPr>
-            <w:r>
-              <w:rPr>
-                <w:rFonts w:ascii="Segoe UI" w:hAnsi="Segoe UI"/>
-                <w:b/>
-                <w:color w:val="FFFFFF"/>
-                <w:sz w:val="19"/>
-              </w:rPr>
-              <w:t>Author</w:t>
-            </w:r>
-          </w:p>
-        </w:tc>
-        <w:tc>
-          <w:tcPr>
-            <w:tcW w:type="dxa" w:w="1728"/>
-            <w:shd w:fill="1E293B"/>
-            <w:tcMar>
-              <w:top w:w="120" w:type="dxa"/>
-              <w:bottom w:w="120" w:type="dxa"/>
-              <w:left w:w="140" w:type="dxa"/>
-              <w:right w:w="140" w:type="dxa"/>
-            </w:tcMar>
-          </w:tcPr>
-          <w:p>
-            <w:pPr>
-              <w:jc w:val="left"/>
-            </w:pPr>
-            <w:r>
-              <w:rPr>
-                <w:rFonts w:ascii="Segoe UI" w:hAnsi="Segoe UI"/>
-                <w:b/>
-                <w:color w:val="FFFFFF"/>
-                <w:sz w:val="19"/>
-              </w:rPr>
-              <w:t>Files Modified</w:t>
-            </w:r>
-          </w:p>
-        </w:tc>
-        <w:tc>
-          <w:tcPr>
-            <w:tcW w:type="dxa" w:w="1296"/>
-            <w:shd w:fill="1E293B"/>
-            <w:tcMar>
-              <w:top w:w="120" w:type="dxa"/>
-              <w:bottom w:w="120" w:type="dxa"/>
-              <w:left w:w="140" w:type="dxa"/>
-              <w:right w:w="140" w:type="dxa"/>
-            </w:tcMar>
-          </w:tcPr>
-          <w:p>
-            <w:pPr>
-              <w:jc w:val="left"/>
-            </w:pPr>
-            <w:r>
-              <w:rPr>
-                <w:rFonts w:ascii="Segoe UI" w:hAnsi="Segoe UI"/>
-                <w:b/>
-                <w:color w:val="FFFFFF"/>
-                <w:sz w:val="19"/>
-              </w:rPr>
-              <w:t>Score</w:t>
-            </w:r>
-          </w:p>
-        </w:tc>
-        <w:tc>
-          <w:tcPr>
-            <w:tcW w:type="dxa" w:w="1440"/>
-            <w:shd w:fill="1E293B"/>
-            <w:tcMar>
-              <w:top w:w="120" w:type="dxa"/>
-              <w:bottom w:w="120" w:type="dxa"/>
-              <w:left w:w="140" w:type="dxa"/>
-              <w:right w:w="140" w:type="dxa"/>
-            </w:tcMar>
-          </w:tcPr>
-          <w:p>
-            <w:pPr>
-              <w:jc w:val="left"/>
-            </w:pPr>
-            <w:r>
-              <w:rPr>
-                <w:rFonts w:ascii="Segoe UI" w:hAnsi="Segoe UI"/>
-                <w:b/>
-                <w:color w:val="FFFFFF"/>
-                <w:sz w:val="19"/>
-              </w:rPr>
-              <w:t>Attribution Status</w:t>
-            </w:r>
-          </w:p>
-        </w:tc>
-        <w:tc>
-          <w:tcPr>
-            <w:tcW w:type="dxa" w:w="1728"/>
-            <w:shd w:fill="1E293B"/>
-            <w:tcMar>
-              <w:top w:w="120" w:type="dxa"/>
-              <w:bottom w:w="120" w:type="dxa"/>
-              <w:left w:w="140" w:type="dxa"/>
-              <w:right w:w="140" w:type="dxa"/>
-            </w:tcMar>
-          </w:tcPr>
-          <w:p>
-            <w:pPr>
-              <w:jc w:val="left"/>
-            </w:pPr>
-            <w:r>
-              <w:rPr>
-                <w:rFonts w:ascii="Segoe UI" w:hAnsi="Segoe UI"/>
-                <w:b/>
-                <w:color w:val="FFFFFF"/>
-                <w:sz w:val="19"/>
-              </w:rPr>
-              <w:t>Generated Evidence</w:t>
-            </w:r>
-          </w:p>
-        </w:tc>
-      </w:tr>
-      <w:tr>
-        <w:tc>
-          <w:tcPr>
-            <w:tcW w:type="dxa" w:w="1440"/>
-            <w:shd w:fill="FFFFFF"/>
-            <w:tcMar>
-              <w:top w:w="90" w:type="dxa"/>
-              <w:bottom w:w="90" w:type="dxa"/>
-              <w:left w:w="130" w:type="dxa"/>
-              <w:right w:w="130" w:type="dxa"/>
-            </w:tcMar>
-          </w:tcPr>
-          <w:p>
-            <w:pPr>
-              <w:jc w:val="left"/>
-            </w:pPr>
-            <w:r>
-              <w:rPr>
-                <w:rFonts w:ascii="Segoe UI" w:hAnsi="Segoe UI"/>
-                <w:color w:val="222222"/>
-                <w:sz w:val="18"/>
-              </w:rPr>
-              <w:t>077e17c</w:t>
-              <w:br/>
-              <w:t>(Defect)</w:t>
-            </w:r>
-          </w:p>
-        </w:tc>
-        <w:tc>
-          <w:tcPr>
-            <w:tcW w:type="dxa" w:w="1872"/>
-            <w:shd w:fill="FFFFFF"/>
-            <w:tcMar>
-              <w:top w:w="90" w:type="dxa"/>
-              <w:bottom w:w="90" w:type="dxa"/>
-              <w:left w:w="130" w:type="dxa"/>
-              <w:right w:w="130" w:type="dxa"/>
-            </w:tcMar>
-          </w:tcPr>
-          <w:p>
-            <w:pPr>
-              <w:jc w:val="left"/>
-            </w:pPr>
-            <w:r>
-              <w:rPr>
-                <w:rFonts w:ascii="Segoe UI" w:hAnsi="Segoe UI"/>
-                <w:color w:val="222222"/>
-                <w:sz w:val="18"/>
-              </w:rPr>
-              <w:t>Prakash Raj U</w:t>
-            </w:r>
-          </w:p>
-        </w:tc>
-        <w:tc>
-          <w:tcPr>
-            <w:tcW w:type="dxa" w:w="1728"/>
-            <w:shd w:fill="FFFFFF"/>
-            <w:tcMar>
-              <w:top w:w="90" w:type="dxa"/>
-              <w:bottom w:w="90" w:type="dxa"/>
-              <w:left w:w="130" w:type="dxa"/>
-              <w:right w:w="130" w:type="dxa"/>
-            </w:tcMar>
-          </w:tcPr>
-          <w:p>
-            <w:pPr>
-              <w:jc w:val="left"/>
-            </w:pPr>
-            <w:r>
-              <w:rPr>
-                <w:rFonts w:ascii="Segoe UI" w:hAnsi="Segoe UI"/>
-                <w:color w:val="222222"/>
-                <w:sz w:val="18"/>
-              </w:rPr>
-              <w:t>Calculator.java</w:t>
-              <w:br/>
-              <w:t>(1 file)</w:t>
-            </w:r>
-          </w:p>
-        </w:tc>
-        <w:tc>
-          <w:tcPr>
-            <w:tcW w:type="dxa" w:w="1296"/>
-            <w:shd w:fill="FFFFFF"/>
-            <w:tcMar>
-              <w:top w:w="90" w:type="dxa"/>
-              <w:bottom w:w="90" w:type="dxa"/>
-              <w:left w:w="130" w:type="dxa"/>
-              <w:right w:w="130" w:type="dxa"/>
-            </w:tcMar>
-          </w:tcPr>
-          <w:p>
-            <w:pPr>
-              <w:jc w:val="left"/>
-            </w:pPr>
-            <w:r>
-              <w:rPr>
-                <w:rFonts w:ascii="Segoe UI" w:hAnsi="Segoe UI"/>
-                <w:color w:val="222222"/>
-                <w:sz w:val="18"/>
-              </w:rPr>
-              <w:t>75.3%</w:t>
-            </w:r>
-          </w:p>
-        </w:tc>
-        <w:tc>
-          <w:tcPr>
-            <w:tcW w:type="dxa" w:w="1440"/>
-            <w:shd w:fill="FFFFFF"/>
-            <w:tcMar>
-              <w:top w:w="90" w:type="dxa"/>
-              <w:bottom w:w="90" w:type="dxa"/>
-              <w:left w:w="130" w:type="dxa"/>
-              <w:right w:w="130" w:type="dxa"/>
-            </w:tcMar>
-          </w:tcPr>
-          <w:p>
-            <w:pPr>
-              <w:jc w:val="left"/>
-            </w:pPr>
-            <w:r>
-              <w:rPr>
-                <w:rFonts w:ascii="Segoe UI" w:hAnsi="Segoe UI"/>
-                <w:color w:val="222222"/>
-                <w:sz w:val="18"/>
-              </w:rPr>
-              <w:t>PROBABLE CAUSE (Rank #1)</w:t>
-            </w:r>
-          </w:p>
-        </w:tc>
-        <w:tc>
-          <w:tcPr>
-            <w:tcW w:type="dxa" w:w="1728"/>
-            <w:shd w:fill="FFFFFF"/>
-            <w:tcMar>
-              <w:top w:w="90" w:type="dxa"/>
-              <w:bottom w:w="90" w:type="dxa"/>
-              <w:left w:w="130" w:type="dxa"/>
-              <w:right w:w="130" w:type="dxa"/>
-            </w:tcMar>
-          </w:tcPr>
-          <w:p>
-            <w:pPr>
-              <w:jc w:val="left"/>
-            </w:pPr>
-            <w:r>
-              <w:rPr>
-                <w:rFonts w:ascii="Segoe UI" w:hAnsi="Segoe UI"/>
-                <w:color w:val="222222"/>
-                <w:sz w:val="18"/>
-              </w:rPr>
-              <w:t>Direct match with affected file 'Calculator.java' (+0.55); Recency (+0.06); Scope 1 file (+0.02)</w:t>
-            </w:r>
-          </w:p>
-        </w:tc>
-      </w:tr>
-      <w:tr>
-        <w:tc>
-          <w:tcPr>
-            <w:tcW w:type="dxa" w:w="1440"/>
-            <w:shd w:fill="F8FAFC"/>
-            <w:tcMar>
-              <w:top w:w="90" w:type="dxa"/>
-              <w:bottom w:w="90" w:type="dxa"/>
-              <w:left w:w="130" w:type="dxa"/>
-              <w:right w:w="130" w:type="dxa"/>
-            </w:tcMar>
-          </w:tcPr>
-          <w:p>
-            <w:pPr>
-              <w:jc w:val="left"/>
-            </w:pPr>
-            <w:r>
-              <w:rPr>
-                <w:rFonts w:ascii="Segoe UI" w:hAnsi="Segoe UI"/>
-                <w:color w:val="222222"/>
-                <w:sz w:val="18"/>
-              </w:rPr>
-              <w:t>d6b3be0</w:t>
-            </w:r>
-          </w:p>
-        </w:tc>
-        <w:tc>
-          <w:tcPr>
-            <w:tcW w:type="dxa" w:w="1872"/>
-            <w:shd w:fill="F8FAFC"/>
-            <w:tcMar>
-              <w:top w:w="90" w:type="dxa"/>
-              <w:bottom w:w="90" w:type="dxa"/>
-              <w:left w:w="130" w:type="dxa"/>
-              <w:right w:w="130" w:type="dxa"/>
-            </w:tcMar>
-          </w:tcPr>
-          <w:p>
-            <w:pPr>
-              <w:jc w:val="left"/>
-            </w:pPr>
-            <w:r>
-              <w:rPr>
-                <w:rFonts w:ascii="Segoe UI" w:hAnsi="Segoe UI"/>
-                <w:color w:val="222222"/>
-                <w:sz w:val="18"/>
-              </w:rPr>
-              <w:t>Bharathwaraj K S</w:t>
-            </w:r>
-          </w:p>
-        </w:tc>
-        <w:tc>
-          <w:tcPr>
-            <w:tcW w:type="dxa" w:w="1728"/>
-            <w:shd w:fill="F8FAFC"/>
-            <w:tcMar>
-              <w:top w:w="90" w:type="dxa"/>
-              <w:bottom w:w="90" w:type="dxa"/>
-              <w:left w:w="130" w:type="dxa"/>
-              <w:right w:w="130" w:type="dxa"/>
-            </w:tcMar>
-          </w:tcPr>
-          <w:p>
-            <w:pPr>
-              <w:jc w:val="left"/>
-            </w:pPr>
-            <w:r>
-              <w:rPr>
-                <w:rFonts w:ascii="Segoe UI" w:hAnsi="Segoe UI"/>
-                <w:color w:val="222222"/>
-                <w:sz w:val="18"/>
-              </w:rPr>
-              <w:t>Validator.java</w:t>
-              <w:br/>
-              <w:t>(2 files)</w:t>
-            </w:r>
-          </w:p>
-        </w:tc>
-        <w:tc>
-          <w:tcPr>
-            <w:tcW w:type="dxa" w:w="1296"/>
-            <w:shd w:fill="F8FAFC"/>
-            <w:tcMar>
-              <w:top w:w="90" w:type="dxa"/>
-              <w:bottom w:w="90" w:type="dxa"/>
-              <w:left w:w="130" w:type="dxa"/>
-              <w:right w:w="130" w:type="dxa"/>
-            </w:tcMar>
-          </w:tcPr>
-          <w:p>
-            <w:pPr>
-              <w:jc w:val="left"/>
-            </w:pPr>
-            <w:r>
-              <w:rPr>
-                <w:rFonts w:ascii="Segoe UI" w:hAnsi="Segoe UI"/>
-                <w:color w:val="222222"/>
-                <w:sz w:val="18"/>
-              </w:rPr>
-              <w:t>10.0%</w:t>
-            </w:r>
-          </w:p>
-        </w:tc>
-        <w:tc>
-          <w:tcPr>
-            <w:tcW w:type="dxa" w:w="1440"/>
-            <w:shd w:fill="F8FAFC"/>
-            <w:tcMar>
-              <w:top w:w="90" w:type="dxa"/>
-              <w:bottom w:w="90" w:type="dxa"/>
-              <w:left w:w="130" w:type="dxa"/>
-              <w:right w:w="130" w:type="dxa"/>
-            </w:tcMar>
-          </w:tcPr>
-          <w:p>
-            <w:pPr>
-              <w:jc w:val="left"/>
-            </w:pPr>
-            <w:r>
-              <w:rPr>
-                <w:rFonts w:ascii="Segoe UI" w:hAnsi="Segoe UI"/>
-                <w:color w:val="222222"/>
-                <w:sz w:val="18"/>
-              </w:rPr>
-              <w:t>UNLIKELY CAUSE</w:t>
-            </w:r>
-          </w:p>
-        </w:tc>
-        <w:tc>
-          <w:tcPr>
-            <w:tcW w:type="dxa" w:w="1728"/>
-            <w:shd w:fill="F8FAFC"/>
-            <w:tcMar>
-              <w:top w:w="90" w:type="dxa"/>
-              <w:bottom w:w="90" w:type="dxa"/>
-              <w:left w:w="130" w:type="dxa"/>
-              <w:right w:w="130" w:type="dxa"/>
-            </w:tcMar>
-          </w:tcPr>
-          <w:p>
-            <w:pPr>
-              <w:jc w:val="left"/>
-            </w:pPr>
-            <w:r>
-              <w:rPr>
-                <w:rFonts w:ascii="Segoe UI" w:hAnsi="Segoe UI"/>
-                <w:color w:val="222222"/>
-                <w:sz w:val="18"/>
-              </w:rPr>
-              <w:t>Non-culpable: ValidatorTest passed; zero overlap with failing test assertion</w:t>
-            </w:r>
-          </w:p>
-        </w:tc>
-      </w:tr>
-      <w:tr>
-        <w:tc>
-          <w:tcPr>
-            <w:tcW w:type="dxa" w:w="1440"/>
-            <w:shd w:fill="FFFFFF"/>
-            <w:tcMar>
-              <w:top w:w="90" w:type="dxa"/>
-              <w:bottom w:w="90" w:type="dxa"/>
-              <w:left w:w="130" w:type="dxa"/>
-              <w:right w:w="130" w:type="dxa"/>
-            </w:tcMar>
-          </w:tcPr>
-          <w:p>
-            <w:pPr>
-              <w:jc w:val="left"/>
-            </w:pPr>
-            <w:r>
-              <w:rPr>
-                <w:rFonts w:ascii="Segoe UI" w:hAnsi="Segoe UI"/>
-                <w:color w:val="222222"/>
-                <w:sz w:val="18"/>
-              </w:rPr>
-              <w:t>4025917</w:t>
-            </w:r>
-          </w:p>
-        </w:tc>
-        <w:tc>
-          <w:tcPr>
-            <w:tcW w:type="dxa" w:w="1872"/>
-            <w:shd w:fill="FFFFFF"/>
-            <w:tcMar>
-              <w:top w:w="90" w:type="dxa"/>
-              <w:bottom w:w="90" w:type="dxa"/>
-              <w:left w:w="130" w:type="dxa"/>
-              <w:right w:w="130" w:type="dxa"/>
-            </w:tcMar>
-          </w:tcPr>
-          <w:p>
-            <w:pPr>
-              <w:jc w:val="left"/>
-            </w:pPr>
-            <w:r>
-              <w:rPr>
-                <w:rFonts w:ascii="Segoe UI" w:hAnsi="Segoe UI"/>
-                <w:color w:val="222222"/>
-                <w:sz w:val="18"/>
-              </w:rPr>
-              <w:t>Arun Kumar</w:t>
-            </w:r>
-          </w:p>
-        </w:tc>
-        <w:tc>
-          <w:tcPr>
-            <w:tcW w:type="dxa" w:w="1728"/>
-            <w:shd w:fill="FFFFFF"/>
-            <w:tcMar>
-              <w:top w:w="90" w:type="dxa"/>
-              <w:bottom w:w="90" w:type="dxa"/>
-              <w:left w:w="130" w:type="dxa"/>
-              <w:right w:w="130" w:type="dxa"/>
-            </w:tcMar>
-          </w:tcPr>
-          <w:p>
-            <w:pPr>
-              <w:jc w:val="left"/>
-            </w:pPr>
-            <w:r>
-              <w:rPr>
-                <w:rFonts w:ascii="Segoe UI" w:hAnsi="Segoe UI"/>
-                <w:color w:val="222222"/>
-                <w:sz w:val="18"/>
-              </w:rPr>
-              <w:t>scoring_config.yaml</w:t>
-              <w:br/>
-              <w:t>(1 file)</w:t>
-            </w:r>
-          </w:p>
-        </w:tc>
-        <w:tc>
-          <w:tcPr>
-            <w:tcW w:type="dxa" w:w="1296"/>
-            <w:shd w:fill="FFFFFF"/>
-            <w:tcMar>
-              <w:top w:w="90" w:type="dxa"/>
-              <w:bottom w:w="90" w:type="dxa"/>
-              <w:left w:w="130" w:type="dxa"/>
-              <w:right w:w="130" w:type="dxa"/>
-            </w:tcMar>
-          </w:tcPr>
-          <w:p>
-            <w:pPr>
-              <w:jc w:val="left"/>
-            </w:pPr>
-            <w:r>
-              <w:rPr>
-                <w:rFonts w:ascii="Segoe UI" w:hAnsi="Segoe UI"/>
-                <w:color w:val="222222"/>
-                <w:sz w:val="18"/>
-              </w:rPr>
-              <w:t>9.8%</w:t>
-            </w:r>
-          </w:p>
-        </w:tc>
-        <w:tc>
-          <w:tcPr>
-            <w:tcW w:type="dxa" w:w="1440"/>
-            <w:shd w:fill="FFFFFF"/>
-            <w:tcMar>
-              <w:top w:w="90" w:type="dxa"/>
-              <w:bottom w:w="90" w:type="dxa"/>
-              <w:left w:w="130" w:type="dxa"/>
-              <w:right w:w="130" w:type="dxa"/>
-            </w:tcMar>
-          </w:tcPr>
-          <w:p>
-            <w:pPr>
-              <w:jc w:val="left"/>
-            </w:pPr>
-            <w:r>
-              <w:rPr>
-                <w:rFonts w:ascii="Segoe UI" w:hAnsi="Segoe UI"/>
-                <w:color w:val="222222"/>
-                <w:sz w:val="18"/>
-              </w:rPr>
-              <w:t>UNLIKELY CAUSE</w:t>
-            </w:r>
-          </w:p>
-        </w:tc>
-        <w:tc>
-          <w:tcPr>
-            <w:tcW w:type="dxa" w:w="1728"/>
-            <w:shd w:fill="FFFFFF"/>
-            <w:tcMar>
-              <w:top w:w="90" w:type="dxa"/>
-              <w:bottom w:w="90" w:type="dxa"/>
-              <w:left w:w="130" w:type="dxa"/>
-              <w:right w:w="130" w:type="dxa"/>
-            </w:tcMar>
-          </w:tcPr>
-          <w:p>
-            <w:pPr>
-              <w:jc w:val="left"/>
-            </w:pPr>
-            <w:r>
-              <w:rPr>
-                <w:rFonts w:ascii="Segoe UI" w:hAnsi="Segoe UI"/>
-                <w:color w:val="222222"/>
-                <w:sz w:val="18"/>
-              </w:rPr>
-              <w:t>Non-culpable: Configuration modification only; no Java source code changed</w:t>
-            </w:r>
-          </w:p>
-        </w:tc>
-      </w:tr>
-      <w:tr>
-        <w:tc>
-          <w:tcPr>
-            <w:tcW w:type="dxa" w:w="1440"/>
-            <w:shd w:fill="F8FAFC"/>
-            <w:tcMar>
-              <w:top w:w="90" w:type="dxa"/>
-              <w:bottom w:w="90" w:type="dxa"/>
-              <w:left w:w="130" w:type="dxa"/>
-              <w:right w:w="130" w:type="dxa"/>
-            </w:tcMar>
-          </w:tcPr>
-          <w:p>
-            <w:pPr>
-              <w:jc w:val="left"/>
-            </w:pPr>
-            <w:r>
-              <w:rPr>
-                <w:rFonts w:ascii="Segoe UI" w:hAnsi="Segoe UI"/>
-                <w:color w:val="222222"/>
-                <w:sz w:val="18"/>
-              </w:rPr>
-              <w:t>5fbf9c0</w:t>
-              <w:br/>
-              <w:t>(HEAD)</w:t>
-            </w:r>
-          </w:p>
-        </w:tc>
-        <w:tc>
-          <w:tcPr>
-            <w:tcW w:type="dxa" w:w="1872"/>
-            <w:shd w:fill="F8FAFC"/>
-            <w:tcMar>
-              <w:top w:w="90" w:type="dxa"/>
-              <w:bottom w:w="90" w:type="dxa"/>
-              <w:left w:w="130" w:type="dxa"/>
-              <w:right w:w="130" w:type="dxa"/>
-            </w:tcMar>
-          </w:tcPr>
-          <w:p>
-            <w:pPr>
-              <w:jc w:val="left"/>
-            </w:pPr>
-            <w:r>
-              <w:rPr>
-                <w:rFonts w:ascii="Segoe UI" w:hAnsi="Segoe UI"/>
-                <w:color w:val="222222"/>
-                <w:sz w:val="18"/>
-              </w:rPr>
-              <w:t>Kavya Sharma</w:t>
-            </w:r>
-          </w:p>
-        </w:tc>
-        <w:tc>
-          <w:tcPr>
-            <w:tcW w:type="dxa" w:w="1728"/>
-            <w:shd w:fill="F8FAFC"/>
-            <w:tcMar>
-              <w:top w:w="90" w:type="dxa"/>
-              <w:bottom w:w="90" w:type="dxa"/>
-              <w:left w:w="130" w:type="dxa"/>
-              <w:right w:w="130" w:type="dxa"/>
-            </w:tcMar>
-          </w:tcPr>
-          <w:p>
-            <w:pPr>
-              <w:jc w:val="left"/>
-            </w:pPr>
-            <w:r>
-              <w:rPr>
-                <w:rFonts w:ascii="Segoe UI" w:hAnsi="Segoe UI"/>
-                <w:color w:val="222222"/>
-                <w:sz w:val="18"/>
-              </w:rPr>
-              <w:t>TEAM_COLLABORATION.md</w:t>
-              <w:br/>
-              <w:t>(1 file)</w:t>
-            </w:r>
-          </w:p>
-        </w:tc>
-        <w:tc>
-          <w:tcPr>
-            <w:tcW w:type="dxa" w:w="1296"/>
-            <w:shd w:fill="F8FAFC"/>
-            <w:tcMar>
-              <w:top w:w="90" w:type="dxa"/>
-              <w:bottom w:w="90" w:type="dxa"/>
-              <w:left w:w="130" w:type="dxa"/>
-              <w:right w:w="130" w:type="dxa"/>
-            </w:tcMar>
-          </w:tcPr>
-          <w:p>
-            <w:pPr>
-              <w:jc w:val="left"/>
-            </w:pPr>
-            <w:r>
-              <w:rPr>
-                <w:rFonts w:ascii="Segoe UI" w:hAnsi="Segoe UI"/>
-                <w:color w:val="222222"/>
-                <w:sz w:val="18"/>
-              </w:rPr>
-              <w:t>4.9%</w:t>
-            </w:r>
-          </w:p>
-        </w:tc>
-        <w:tc>
-          <w:tcPr>
-            <w:tcW w:type="dxa" w:w="1440"/>
-            <w:shd w:fill="F8FAFC"/>
-            <w:tcMar>
-              <w:top w:w="90" w:type="dxa"/>
-              <w:bottom w:w="90" w:type="dxa"/>
-              <w:left w:w="130" w:type="dxa"/>
-              <w:right w:w="130" w:type="dxa"/>
-            </w:tcMar>
-          </w:tcPr>
-          <w:p>
-            <w:pPr>
-              <w:jc w:val="left"/>
-            </w:pPr>
-            <w:r>
-              <w:rPr>
-                <w:rFonts w:ascii="Segoe UI" w:hAnsi="Segoe UI"/>
-                <w:color w:val="222222"/>
-                <w:sz w:val="18"/>
-              </w:rPr>
-              <w:t>UNLIKELY CAUSE</w:t>
-            </w:r>
-          </w:p>
-        </w:tc>
-        <w:tc>
-          <w:tcPr>
-            <w:tcW w:type="dxa" w:w="1728"/>
-            <w:shd w:fill="F8FAFC"/>
-            <w:tcMar>
-              <w:top w:w="90" w:type="dxa"/>
-              <w:bottom w:w="90" w:type="dxa"/>
-              <w:left w:w="130" w:type="dxa"/>
-              <w:right w:w="130" w:type="dxa"/>
-            </w:tcMar>
-          </w:tcPr>
-          <w:p>
-            <w:pPr>
-              <w:jc w:val="left"/>
-            </w:pPr>
-            <w:r>
-              <w:rPr>
-                <w:rFonts w:ascii="Segoe UI" w:hAnsi="Segoe UI"/>
-                <w:color w:val="222222"/>
-                <w:sz w:val="18"/>
-              </w:rPr>
-              <w:t>Non-culpable: Pure markdown documentation; zero executable code impact</w:t>
-            </w:r>
-          </w:p>
-        </w:tc>
-      </w:tr>
-    </w:tbl>
-    <w:p>
-      <w:pPr>
-        <w:spacing w:after="120"/>
-      </w:pPr>
-    </w:p>
-    <w:p>
-      <w:r>
-        <w:t>Step 5: Rollback Advisory &amp; Problem Registration</w:t>
-        <w:br/>
-        <w:t>CommitSleuth correctly isolates Prakash Raj U as the sole probable cause of the build failure. Because the defect was isolated to 1 file (&lt;= 3 files limit), CommitSleuth generates an automated rollback recommendation: 'Rollback recommended: git revert 077e17c'. Problem P-001/P-002 is registered in SQLite, assigned to Prakash Raj U, and an automated notification is sent to 23mis0180@vitstudent.ac.in.</w:t>
-      </w:r>
-    </w:p>
-    <w:p>
-      <w:r>
-        <w:t>Step 6: Defect Alteration &amp; Verification</w:t>
-        <w:br/>
-        <w:t>Prakash Raj U receives the notification, investigates Calculator.java, and ALTERS the defect by restoring 'return a + b;'. Prakash commits the fix: 'CR-014: alter and resolve build failure in Calculator add method by Prakash Raj U' (c9223ea). Jenkins re-executes Maven: 8/8 tests pass (100% green). Jenkins records Build #103 as SUCCESS. Problem ticket is CLOSED.</w:t>
-      </w:r>
-    </w:p>
-    <w:p>
-      <w:r>
-        <w:t>Step 7: SCM Promotion &amp; Release Baselining</w:t>
-        <w:br/>
-        <w:t>The verified branch (feature/multi-developer-collab) is merged into 'develop' and 'main'. The CCB evaluates the SCM Promotion Gate (promote.py). Because automated tests passed and CR-014 was approved, promotion from Development -&gt; Testing -&gt; Production is PASSED. The release is tagged 'v1.0.0' (Baseline BL-05), and an immutable SHA-256 cryptographic release manifest is generated.</w:t>
+        <w:rPr>
+          <w:rFonts w:ascii="Times New Roman" w:hAnsi="Times New Roman"/>
+          <w:b/>
+          <w:color w:val="0F172A"/>
+          <w:sz w:val="28"/>
+        </w:rPr>
+        <w:t>1. Introduction</w:t>
       </w:r>
     </w:p>
     <w:p>
       <w:pPr>
-        <w:pStyle w:val="Heading1"/>
-        <w:spacing w:before="280" w:after="120"/>
+        <w:spacing w:line="324" w:lineRule="auto" w:after="120"/>
+        <w:jc w:val="both"/>
       </w:pPr>
       <w:r>
-        <w:t>3. Mapping to All Nine SCM Final-Review Activities</w:t>
-      </w:r>
-    </w:p>
-    <w:p>
-      <w:r>
-        <w:t>Every activity required for the SCM Final Review is implemented, verified, and connected in the software:</w:t>
-      </w:r>
-    </w:p>
-    <w:tbl>
-      <w:tblPr>
-        <w:tblW w:type="auto" w:w="0"/>
-        <w:jc w:val="center"/>
-        <w:tblLook w:firstColumn="1" w:firstRow="1" w:lastColumn="0" w:lastRow="0" w:noHBand="0" w:noVBand="1" w:val="04A0"/>
-      </w:tblPr>
-      <w:tblGrid>
-        <w:gridCol w:w="2340"/>
-        <w:gridCol w:w="2340"/>
-        <w:gridCol w:w="2340"/>
-        <w:gridCol w:w="2340"/>
-      </w:tblGrid>
-      <w:tr>
-        <w:tc>
-          <w:tcPr>
-            <w:tcW w:type="dxa" w:w="2160"/>
-            <w:shd w:fill="1E293B"/>
-            <w:tcMar>
-              <w:top w:w="120" w:type="dxa"/>
-              <w:bottom w:w="120" w:type="dxa"/>
-              <w:left w:w="140" w:type="dxa"/>
-              <w:right w:w="140" w:type="dxa"/>
-            </w:tcMar>
-          </w:tcPr>
-          <w:p>
-            <w:pPr>
-              <w:jc w:val="left"/>
-            </w:pPr>
-            <w:r>
-              <w:rPr>
-                <w:rFonts w:ascii="Segoe UI" w:hAnsi="Segoe UI"/>
-                <w:b/>
-                <w:color w:val="FFFFFF"/>
-                <w:sz w:val="19"/>
-              </w:rPr>
-              <w:t>SCM Activity</w:t>
-            </w:r>
-          </w:p>
-        </w:tc>
-        <w:tc>
-          <w:tcPr>
-            <w:tcW w:type="dxa" w:w="2592"/>
-            <w:shd w:fill="1E293B"/>
-            <w:tcMar>
-              <w:top w:w="120" w:type="dxa"/>
-              <w:bottom w:w="120" w:type="dxa"/>
-              <w:left w:w="140" w:type="dxa"/>
-              <w:right w:w="140" w:type="dxa"/>
-            </w:tcMar>
-          </w:tcPr>
-          <w:p>
-            <w:pPr>
-              <w:jc w:val="left"/>
-            </w:pPr>
-            <w:r>
-              <w:rPr>
-                <w:rFonts w:ascii="Segoe UI" w:hAnsi="Segoe UI"/>
-                <w:b/>
-                <w:color w:val="FFFFFF"/>
-                <w:sz w:val="19"/>
-              </w:rPr>
-              <w:t>What it Does in CommitSleuth</w:t>
-            </w:r>
-          </w:p>
-        </w:tc>
-        <w:tc>
-          <w:tcPr>
-            <w:tcW w:type="dxa" w:w="2592"/>
-            <w:shd w:fill="1E293B"/>
-            <w:tcMar>
-              <w:top w:w="120" w:type="dxa"/>
-              <w:bottom w:w="120" w:type="dxa"/>
-              <w:left w:w="140" w:type="dxa"/>
-              <w:right w:w="140" w:type="dxa"/>
-            </w:tcMar>
-          </w:tcPr>
-          <w:p>
-            <w:pPr>
-              <w:jc w:val="left"/>
-            </w:pPr>
-            <w:r>
-              <w:rPr>
-                <w:rFonts w:ascii="Segoe UI" w:hAnsi="Segoe UI"/>
-                <w:b/>
-                <w:color w:val="FFFFFF"/>
-                <w:sz w:val="19"/>
-              </w:rPr>
-              <w:t>Multi-Developer Significance</w:t>
-            </w:r>
-          </w:p>
-        </w:tc>
-        <w:tc>
-          <w:tcPr>
-            <w:tcW w:type="dxa" w:w="2160"/>
-            <w:shd w:fill="1E293B"/>
-            <w:tcMar>
-              <w:top w:w="120" w:type="dxa"/>
-              <w:bottom w:w="120" w:type="dxa"/>
-              <w:left w:w="140" w:type="dxa"/>
-              <w:right w:w="140" w:type="dxa"/>
-            </w:tcMar>
-          </w:tcPr>
-          <w:p>
-            <w:pPr>
-              <w:jc w:val="left"/>
-            </w:pPr>
-            <w:r>
-              <w:rPr>
-                <w:rFonts w:ascii="Segoe UI" w:hAnsi="Segoe UI"/>
-                <w:b/>
-                <w:color w:val="FFFFFF"/>
-                <w:sz w:val="19"/>
-              </w:rPr>
-              <w:t>Key Evidence File</w:t>
-            </w:r>
-          </w:p>
-        </w:tc>
-      </w:tr>
-      <w:tr>
-        <w:tc>
-          <w:tcPr>
-            <w:tcW w:type="dxa" w:w="2160"/>
-            <w:shd w:fill="FFFFFF"/>
-            <w:tcMar>
-              <w:top w:w="90" w:type="dxa"/>
-              <w:bottom w:w="90" w:type="dxa"/>
-              <w:left w:w="130" w:type="dxa"/>
-              <w:right w:w="130" w:type="dxa"/>
-            </w:tcMar>
-          </w:tcPr>
-          <w:p>
-            <w:pPr>
-              <w:jc w:val="left"/>
-            </w:pPr>
-            <w:r>
-              <w:rPr>
-                <w:rFonts w:ascii="Segoe UI" w:hAnsi="Segoe UI"/>
-                <w:color w:val="222222"/>
-                <w:sz w:val="18"/>
-              </w:rPr>
-              <w:t>1. Tool Implementation</w:t>
-            </w:r>
-          </w:p>
-        </w:tc>
-        <w:tc>
-          <w:tcPr>
-            <w:tcW w:type="dxa" w:w="2592"/>
-            <w:shd w:fill="FFFFFF"/>
-            <w:tcMar>
-              <w:top w:w="90" w:type="dxa"/>
-              <w:bottom w:w="90" w:type="dxa"/>
-              <w:left w:w="130" w:type="dxa"/>
-              <w:right w:w="130" w:type="dxa"/>
-            </w:tcMar>
-          </w:tcPr>
-          <w:p>
-            <w:pPr>
-              <w:jc w:val="left"/>
-            </w:pPr>
-            <w:r>
-              <w:rPr>
-                <w:rFonts w:ascii="Segoe UI" w:hAnsi="Segoe UI"/>
-                <w:color w:val="222222"/>
-                <w:sz w:val="18"/>
-              </w:rPr>
-              <w:t>Integrates Git, Jenkins, Maven, Python, Flask, and SQLite into one automated flow.</w:t>
-            </w:r>
-          </w:p>
-        </w:tc>
-        <w:tc>
-          <w:tcPr>
-            <w:tcW w:type="dxa" w:w="2592"/>
-            <w:shd w:fill="FFFFFF"/>
-            <w:tcMar>
-              <w:top w:w="90" w:type="dxa"/>
-              <w:bottom w:w="90" w:type="dxa"/>
-              <w:left w:w="130" w:type="dxa"/>
-              <w:right w:w="130" w:type="dxa"/>
-            </w:tcMar>
-          </w:tcPr>
-          <w:p>
-            <w:pPr>
-              <w:jc w:val="left"/>
-            </w:pPr>
-            <w:r>
-              <w:rPr>
-                <w:rFonts w:ascii="Segoe UI" w:hAnsi="Segoe UI"/>
-                <w:color w:val="222222"/>
-                <w:sz w:val="18"/>
-              </w:rPr>
-              <w:t>Developers commit to Git; Jenkins builds; Python attributes; SQLite stores; Flask renders.</w:t>
-            </w:r>
-          </w:p>
-        </w:tc>
-        <w:tc>
-          <w:tcPr>
-            <w:tcW w:type="dxa" w:w="2160"/>
-            <w:shd w:fill="FFFFFF"/>
-            <w:tcMar>
-              <w:top w:w="90" w:type="dxa"/>
-              <w:bottom w:w="90" w:type="dxa"/>
-              <w:left w:w="130" w:type="dxa"/>
-              <w:right w:w="130" w:type="dxa"/>
-            </w:tcMar>
-          </w:tcPr>
-          <w:p>
-            <w:pPr>
-              <w:jc w:val="left"/>
-            </w:pPr>
-            <w:r>
-              <w:rPr>
-                <w:rFonts w:ascii="Segoe UI" w:hAnsi="Segoe UI"/>
-                <w:color w:val="222222"/>
-                <w:sz w:val="18"/>
-              </w:rPr>
-              <w:t>jenkins/Jenkinsfile</w:t>
-              <w:br/>
-              <w:t>dashboard/app.py</w:t>
-            </w:r>
-          </w:p>
-        </w:tc>
-      </w:tr>
-      <w:tr>
-        <w:tc>
-          <w:tcPr>
-            <w:tcW w:type="dxa" w:w="2160"/>
-            <w:shd w:fill="F8FAFC"/>
-            <w:tcMar>
-              <w:top w:w="90" w:type="dxa"/>
-              <w:bottom w:w="90" w:type="dxa"/>
-              <w:left w:w="130" w:type="dxa"/>
-              <w:right w:w="130" w:type="dxa"/>
-            </w:tcMar>
-          </w:tcPr>
-          <w:p>
-            <w:pPr>
-              <w:jc w:val="left"/>
-            </w:pPr>
-            <w:r>
-              <w:rPr>
-                <w:rFonts w:ascii="Segoe UI" w:hAnsi="Segoe UI"/>
-                <w:color w:val="222222"/>
-                <w:sz w:val="18"/>
-              </w:rPr>
-              <w:t>2. Version Management</w:t>
-            </w:r>
-          </w:p>
-        </w:tc>
-        <w:tc>
-          <w:tcPr>
-            <w:tcW w:type="dxa" w:w="2592"/>
-            <w:shd w:fill="F8FAFC"/>
-            <w:tcMar>
-              <w:top w:w="90" w:type="dxa"/>
-              <w:bottom w:w="90" w:type="dxa"/>
-              <w:left w:w="130" w:type="dxa"/>
-              <w:right w:w="130" w:type="dxa"/>
-            </w:tcMar>
-          </w:tcPr>
-          <w:p>
-            <w:pPr>
-              <w:jc w:val="left"/>
-            </w:pPr>
-            <w:r>
-              <w:rPr>
-                <w:rFonts w:ascii="Segoe UI" w:hAnsi="Segoe UI"/>
-                <w:color w:val="222222"/>
-                <w:sz w:val="18"/>
-              </w:rPr>
-              <w:t>Manages branches (main, develop, bugfix/*), tags (v0.1.0, v0.2.0, v1.0.0), and baselines (BL-01..05).</w:t>
-            </w:r>
-          </w:p>
-        </w:tc>
-        <w:tc>
-          <w:tcPr>
-            <w:tcW w:type="dxa" w:w="2592"/>
-            <w:shd w:fill="F8FAFC"/>
-            <w:tcMar>
-              <w:top w:w="90" w:type="dxa"/>
-              <w:bottom w:w="90" w:type="dxa"/>
-              <w:left w:w="130" w:type="dxa"/>
-              <w:right w:w="130" w:type="dxa"/>
-            </w:tcMar>
-          </w:tcPr>
-          <w:p>
-            <w:pPr>
-              <w:jc w:val="left"/>
-            </w:pPr>
-            <w:r>
-              <w:rPr>
-                <w:rFonts w:ascii="Segoe UI" w:hAnsi="Segoe UI"/>
-                <w:color w:val="222222"/>
-                <w:sz w:val="18"/>
-              </w:rPr>
-              <w:t>Prakash and Bharathwaraj commit on feature/bugfix branches; code merged via PRs; commit-msg hook enforces CR IDs.</w:t>
-            </w:r>
-          </w:p>
-        </w:tc>
-        <w:tc>
-          <w:tcPr>
-            <w:tcW w:type="dxa" w:w="2160"/>
-            <w:shd w:fill="F8FAFC"/>
-            <w:tcMar>
-              <w:top w:w="90" w:type="dxa"/>
-              <w:bottom w:w="90" w:type="dxa"/>
-              <w:left w:w="130" w:type="dxa"/>
-              <w:right w:w="130" w:type="dxa"/>
-            </w:tcMar>
-          </w:tcPr>
-          <w:p>
-            <w:pPr>
-              <w:jc w:val="left"/>
-            </w:pPr>
-            <w:r>
-              <w:rPr>
-                <w:rFonts w:ascii="Segoe UI" w:hAnsi="Segoe UI"/>
-                <w:color w:val="222222"/>
-                <w:sz w:val="18"/>
-              </w:rPr>
-              <w:t>hooks/commit-msg</w:t>
-              <w:br/>
-              <w:t>Git branch graph</w:t>
-            </w:r>
-          </w:p>
-        </w:tc>
-      </w:tr>
-      <w:tr>
-        <w:tc>
-          <w:tcPr>
-            <w:tcW w:type="dxa" w:w="2160"/>
-            <w:shd w:fill="FFFFFF"/>
-            <w:tcMar>
-              <w:top w:w="90" w:type="dxa"/>
-              <w:bottom w:w="90" w:type="dxa"/>
-              <w:left w:w="130" w:type="dxa"/>
-              <w:right w:w="130" w:type="dxa"/>
-            </w:tcMar>
-          </w:tcPr>
-          <w:p>
-            <w:pPr>
-              <w:jc w:val="left"/>
-            </w:pPr>
-            <w:r>
-              <w:rPr>
-                <w:rFonts w:ascii="Segoe UI" w:hAnsi="Segoe UI"/>
-                <w:color w:val="222222"/>
-                <w:sz w:val="18"/>
-              </w:rPr>
-              <w:t>3. Change Management</w:t>
-            </w:r>
-          </w:p>
-        </w:tc>
-        <w:tc>
-          <w:tcPr>
-            <w:tcW w:type="dxa" w:w="2592"/>
-            <w:shd w:fill="FFFFFF"/>
-            <w:tcMar>
-              <w:top w:w="90" w:type="dxa"/>
-              <w:bottom w:w="90" w:type="dxa"/>
-              <w:left w:w="130" w:type="dxa"/>
-              <w:right w:w="130" w:type="dxa"/>
-            </w:tcMar>
-          </w:tcPr>
-          <w:p>
-            <w:pPr>
-              <w:jc w:val="left"/>
-            </w:pPr>
-            <w:r>
-              <w:rPr>
-                <w:rFonts w:ascii="Segoe UI" w:hAnsi="Segoe UI"/>
-                <w:color w:val="222222"/>
-                <w:sz w:val="18"/>
-              </w:rPr>
-              <w:t>Registers and tracks Change Requests (CR-001..CR-009) with CCB approvals.</w:t>
-            </w:r>
-          </w:p>
-        </w:tc>
-        <w:tc>
-          <w:tcPr>
-            <w:tcW w:type="dxa" w:w="2592"/>
-            <w:shd w:fill="FFFFFF"/>
-            <w:tcMar>
-              <w:top w:w="90" w:type="dxa"/>
-              <w:bottom w:w="90" w:type="dxa"/>
-              <w:left w:w="130" w:type="dxa"/>
-              <w:right w:w="130" w:type="dxa"/>
-            </w:tcMar>
-          </w:tcPr>
-          <w:p>
-            <w:pPr>
-              <w:jc w:val="left"/>
-            </w:pPr>
-            <w:r>
-              <w:rPr>
-                <w:rFonts w:ascii="Segoe UI" w:hAnsi="Segoe UI"/>
-                <w:color w:val="222222"/>
-                <w:sz w:val="18"/>
-              </w:rPr>
-              <w:t>Any modification must link to an approved CR. Unapproved changes (e.g. CR-008) are rejected by CCB.</w:t>
-            </w:r>
-          </w:p>
-        </w:tc>
-        <w:tc>
-          <w:tcPr>
-            <w:tcW w:type="dxa" w:w="2160"/>
-            <w:shd w:fill="FFFFFF"/>
-            <w:tcMar>
-              <w:top w:w="90" w:type="dxa"/>
-              <w:bottom w:w="90" w:type="dxa"/>
-              <w:left w:w="130" w:type="dxa"/>
-              <w:right w:w="130" w:type="dxa"/>
-            </w:tcMar>
-          </w:tcPr>
-          <w:p>
-            <w:pPr>
-              <w:jc w:val="left"/>
-            </w:pPr>
-            <w:r>
-              <w:rPr>
-                <w:rFonts w:ascii="Segoe UI" w:hAnsi="Segoe UI"/>
-                <w:color w:val="222222"/>
-                <w:sz w:val="18"/>
-              </w:rPr>
-              <w:t>database/schema.sql</w:t>
-              <w:br/>
-              <w:t>Web /crs page</w:t>
-            </w:r>
-          </w:p>
-        </w:tc>
-      </w:tr>
-      <w:tr>
-        <w:tc>
-          <w:tcPr>
-            <w:tcW w:type="dxa" w:w="2160"/>
-            <w:shd w:fill="F8FAFC"/>
-            <w:tcMar>
-              <w:top w:w="90" w:type="dxa"/>
-              <w:bottom w:w="90" w:type="dxa"/>
-              <w:left w:w="130" w:type="dxa"/>
-              <w:right w:w="130" w:type="dxa"/>
-            </w:tcMar>
-          </w:tcPr>
-          <w:p>
-            <w:pPr>
-              <w:jc w:val="left"/>
-            </w:pPr>
-            <w:r>
-              <w:rPr>
-                <w:rFonts w:ascii="Segoe UI" w:hAnsi="Segoe UI"/>
-                <w:color w:val="222222"/>
-                <w:sz w:val="18"/>
-              </w:rPr>
-              <w:t>4. Problem Tracking</w:t>
-            </w:r>
-          </w:p>
-        </w:tc>
-        <w:tc>
-          <w:tcPr>
-            <w:tcW w:type="dxa" w:w="2592"/>
-            <w:shd w:fill="F8FAFC"/>
-            <w:tcMar>
-              <w:top w:w="90" w:type="dxa"/>
-              <w:bottom w:w="90" w:type="dxa"/>
-              <w:left w:w="130" w:type="dxa"/>
-              <w:right w:w="130" w:type="dxa"/>
-            </w:tcMar>
-          </w:tcPr>
-          <w:p>
-            <w:pPr>
-              <w:jc w:val="left"/>
-            </w:pPr>
-            <w:r>
-              <w:rPr>
-                <w:rFonts w:ascii="Segoe UI" w:hAnsi="Segoe UI"/>
-                <w:color w:val="222222"/>
-                <w:sz w:val="18"/>
-              </w:rPr>
-              <w:t>Tracks build failures as problems (P-001), calculates attribution, and manages lifecycle states.</w:t>
-            </w:r>
-          </w:p>
-        </w:tc>
-        <w:tc>
-          <w:tcPr>
-            <w:tcW w:type="dxa" w:w="2592"/>
-            <w:shd w:fill="F8FAFC"/>
-            <w:tcMar>
-              <w:top w:w="90" w:type="dxa"/>
-              <w:bottom w:w="90" w:type="dxa"/>
-              <w:left w:w="130" w:type="dxa"/>
-              <w:right w:w="130" w:type="dxa"/>
-            </w:tcMar>
-          </w:tcPr>
-          <w:p>
-            <w:pPr>
-              <w:jc w:val="left"/>
-            </w:pPr>
-            <w:r>
-              <w:rPr>
-                <w:rFonts w:ascii="Segoe UI" w:hAnsi="Segoe UI"/>
-                <w:color w:val="222222"/>
-                <w:sz w:val="18"/>
-              </w:rPr>
-              <w:t>Avoids blaming innocent developers. Problem P-001 assigned specifically to Prakash with evidence breakdown.</w:t>
-            </w:r>
-          </w:p>
-        </w:tc>
-        <w:tc>
-          <w:tcPr>
-            <w:tcW w:type="dxa" w:w="2160"/>
-            <w:shd w:fill="F8FAFC"/>
-            <w:tcMar>
-              <w:top w:w="90" w:type="dxa"/>
-              <w:bottom w:w="90" w:type="dxa"/>
-              <w:left w:w="130" w:type="dxa"/>
-              <w:right w:w="130" w:type="dxa"/>
-            </w:tcMar>
-          </w:tcPr>
-          <w:p>
-            <w:pPr>
-              <w:jc w:val="left"/>
-            </w:pPr>
-            <w:r>
-              <w:rPr>
-                <w:rFonts w:ascii="Segoe UI" w:hAnsi="Segoe UI"/>
-                <w:color w:val="222222"/>
-                <w:sz w:val="18"/>
-              </w:rPr>
-              <w:t>analyzer/record_build.py</w:t>
-              <w:br/>
-              <w:t>Web /problems page</w:t>
-            </w:r>
-          </w:p>
-        </w:tc>
-      </w:tr>
-      <w:tr>
-        <w:tc>
-          <w:tcPr>
-            <w:tcW w:type="dxa" w:w="2160"/>
-            <w:shd w:fill="FFFFFF"/>
-            <w:tcMar>
-              <w:top w:w="90" w:type="dxa"/>
-              <w:bottom w:w="90" w:type="dxa"/>
-              <w:left w:w="130" w:type="dxa"/>
-              <w:right w:w="130" w:type="dxa"/>
-            </w:tcMar>
-          </w:tcPr>
-          <w:p>
-            <w:pPr>
-              <w:jc w:val="left"/>
-            </w:pPr>
-            <w:r>
-              <w:rPr>
-                <w:rFonts w:ascii="Segoe UI" w:hAnsi="Segoe UI"/>
-                <w:color w:val="222222"/>
-                <w:sz w:val="18"/>
-              </w:rPr>
-              <w:t>5. Promotional Management</w:t>
-            </w:r>
-          </w:p>
-        </w:tc>
-        <w:tc>
-          <w:tcPr>
-            <w:tcW w:type="dxa" w:w="2592"/>
-            <w:shd w:fill="FFFFFF"/>
-            <w:tcMar>
-              <w:top w:w="90" w:type="dxa"/>
-              <w:bottom w:w="90" w:type="dxa"/>
-              <w:left w:w="130" w:type="dxa"/>
-              <w:right w:w="130" w:type="dxa"/>
-            </w:tcMar>
-          </w:tcPr>
-          <w:p>
-            <w:pPr>
-              <w:jc w:val="left"/>
-            </w:pPr>
-            <w:r>
-              <w:rPr>
-                <w:rFonts w:ascii="Segoe UI" w:hAnsi="Segoe UI"/>
-                <w:color w:val="222222"/>
-                <w:sz w:val="18"/>
-              </w:rPr>
-              <w:t>Enforces quality gates before promoting software between Development, Testing, and Production.</w:t>
-            </w:r>
-          </w:p>
-        </w:tc>
-        <w:tc>
-          <w:tcPr>
-            <w:tcW w:type="dxa" w:w="2592"/>
-            <w:shd w:fill="FFFFFF"/>
-            <w:tcMar>
-              <w:top w:w="90" w:type="dxa"/>
-              <w:bottom w:w="90" w:type="dxa"/>
-              <w:left w:w="130" w:type="dxa"/>
-              <w:right w:w="130" w:type="dxa"/>
-            </w:tcMar>
-          </w:tcPr>
-          <w:p>
-            <w:pPr>
-              <w:jc w:val="left"/>
-            </w:pPr>
-            <w:r>
-              <w:rPr>
-                <w:rFonts w:ascii="Segoe UI" w:hAnsi="Segoe UI"/>
-                <w:color w:val="222222"/>
-                <w:sz w:val="18"/>
-              </w:rPr>
-              <w:t>Blocks promotion if tests failed or CR is unapproved. Passed promotion when Build #103 verified.</w:t>
-            </w:r>
-          </w:p>
-        </w:tc>
-        <w:tc>
-          <w:tcPr>
-            <w:tcW w:type="dxa" w:w="2160"/>
-            <w:shd w:fill="FFFFFF"/>
-            <w:tcMar>
-              <w:top w:w="90" w:type="dxa"/>
-              <w:bottom w:w="90" w:type="dxa"/>
-              <w:left w:w="130" w:type="dxa"/>
-              <w:right w:w="130" w:type="dxa"/>
-            </w:tcMar>
-          </w:tcPr>
-          <w:p>
-            <w:pPr>
-              <w:jc w:val="left"/>
-            </w:pPr>
-            <w:r>
-              <w:rPr>
-                <w:rFonts w:ascii="Segoe UI" w:hAnsi="Segoe UI"/>
-                <w:color w:val="222222"/>
-                <w:sz w:val="18"/>
-              </w:rPr>
-              <w:t>analyzer/promote.py</w:t>
-              <w:br/>
-              <w:t>Web /promotions page</w:t>
-            </w:r>
-          </w:p>
-        </w:tc>
-      </w:tr>
-      <w:tr>
-        <w:tc>
-          <w:tcPr>
-            <w:tcW w:type="dxa" w:w="2160"/>
-            <w:shd w:fill="F8FAFC"/>
-            <w:tcMar>
-              <w:top w:w="90" w:type="dxa"/>
-              <w:bottom w:w="90" w:type="dxa"/>
-              <w:left w:w="130" w:type="dxa"/>
-              <w:right w:w="130" w:type="dxa"/>
-            </w:tcMar>
-          </w:tcPr>
-          <w:p>
-            <w:pPr>
-              <w:jc w:val="left"/>
-            </w:pPr>
-            <w:r>
-              <w:rPr>
-                <w:rFonts w:ascii="Segoe UI" w:hAnsi="Segoe UI"/>
-                <w:color w:val="222222"/>
-                <w:sz w:val="18"/>
-              </w:rPr>
-              <w:t>6. System Accounting (CSA)</w:t>
-            </w:r>
-          </w:p>
-        </w:tc>
-        <w:tc>
-          <w:tcPr>
-            <w:tcW w:type="dxa" w:w="2592"/>
-            <w:shd w:fill="F8FAFC"/>
-            <w:tcMar>
-              <w:top w:w="90" w:type="dxa"/>
-              <w:bottom w:w="90" w:type="dxa"/>
-              <w:left w:w="130" w:type="dxa"/>
-              <w:right w:w="130" w:type="dxa"/>
-            </w:tcMar>
-          </w:tcPr>
-          <w:p>
-            <w:pPr>
-              <w:jc w:val="left"/>
-            </w:pPr>
-            <w:r>
-              <w:rPr>
-                <w:rFonts w:ascii="Segoe UI" w:hAnsi="Segoe UI"/>
-                <w:color w:val="222222"/>
-                <w:sz w:val="18"/>
-              </w:rPr>
-              <w:t>Tracks all 20 CIs, versions, owners, and releases; generates CSAR text &amp; CSV.</w:t>
-            </w:r>
-          </w:p>
-        </w:tc>
-        <w:tc>
-          <w:tcPr>
-            <w:tcW w:type="dxa" w:w="2592"/>
-            <w:shd w:fill="F8FAFC"/>
-            <w:tcMar>
-              <w:top w:w="90" w:type="dxa"/>
-              <w:bottom w:w="90" w:type="dxa"/>
-              <w:left w:w="130" w:type="dxa"/>
-              <w:right w:w="130" w:type="dxa"/>
-            </w:tcMar>
-          </w:tcPr>
-          <w:p>
-            <w:pPr>
-              <w:jc w:val="left"/>
-            </w:pPr>
-            <w:r>
-              <w:rPr>
-                <w:rFonts w:ascii="Segoe UI" w:hAnsi="Segoe UI"/>
-                <w:color w:val="222222"/>
-                <w:sz w:val="18"/>
-              </w:rPr>
-              <w:t>Answers: Who owns what? Which version is baselined? CSAR report generated via one click.</w:t>
-            </w:r>
-          </w:p>
-        </w:tc>
-        <w:tc>
-          <w:tcPr>
-            <w:tcW w:type="dxa" w:w="2160"/>
-            <w:shd w:fill="F8FAFC"/>
-            <w:tcMar>
-              <w:top w:w="90" w:type="dxa"/>
-              <w:bottom w:w="90" w:type="dxa"/>
-              <w:left w:w="130" w:type="dxa"/>
-              <w:right w:w="130" w:type="dxa"/>
-            </w:tcMar>
-          </w:tcPr>
-          <w:p>
-            <w:pPr>
-              <w:jc w:val="left"/>
-            </w:pPr>
-            <w:r>
-              <w:rPr>
-                <w:rFonts w:ascii="Segoe UI" w:hAnsi="Segoe UI"/>
-                <w:color w:val="222222"/>
-                <w:sz w:val="18"/>
-              </w:rPr>
-              <w:t>analyzer/status_reporter.py</w:t>
-              <w:br/>
-              <w:t>CSAR-*.txt / *.csv</w:t>
-            </w:r>
-          </w:p>
-        </w:tc>
-      </w:tr>
-      <w:tr>
-        <w:tc>
-          <w:tcPr>
-            <w:tcW w:type="dxa" w:w="2160"/>
-            <w:shd w:fill="FFFFFF"/>
-            <w:tcMar>
-              <w:top w:w="90" w:type="dxa"/>
-              <w:bottom w:w="90" w:type="dxa"/>
-              <w:left w:w="130" w:type="dxa"/>
-              <w:right w:w="130" w:type="dxa"/>
-            </w:tcMar>
-          </w:tcPr>
-          <w:p>
-            <w:pPr>
-              <w:jc w:val="left"/>
-            </w:pPr>
-            <w:r>
-              <w:rPr>
-                <w:rFonts w:ascii="Segoe UI" w:hAnsi="Segoe UI"/>
-                <w:color w:val="222222"/>
-                <w:sz w:val="18"/>
-              </w:rPr>
-              <w:t>7. CAS Auditing (FCA/PCA)</w:t>
-            </w:r>
-          </w:p>
-        </w:tc>
-        <w:tc>
-          <w:tcPr>
-            <w:tcW w:type="dxa" w:w="2592"/>
-            <w:shd w:fill="FFFFFF"/>
-            <w:tcMar>
-              <w:top w:w="90" w:type="dxa"/>
-              <w:bottom w:w="90" w:type="dxa"/>
-              <w:left w:w="130" w:type="dxa"/>
-              <w:right w:w="130" w:type="dxa"/>
-            </w:tcMar>
-          </w:tcPr>
-          <w:p>
-            <w:pPr>
-              <w:jc w:val="left"/>
-            </w:pPr>
-            <w:r>
-              <w:rPr>
-                <w:rFonts w:ascii="Segoe UI" w:hAnsi="Segoe UI"/>
-                <w:color w:val="222222"/>
-                <w:sz w:val="18"/>
-              </w:rPr>
-              <w:t>Functional Configuration Audit (FCA) &amp; Physical Configuration Audit (PCA) checklists.</w:t>
-            </w:r>
-          </w:p>
-        </w:tc>
-        <w:tc>
-          <w:tcPr>
-            <w:tcW w:type="dxa" w:w="2592"/>
-            <w:shd w:fill="FFFFFF"/>
-            <w:tcMar>
-              <w:top w:w="90" w:type="dxa"/>
-              <w:bottom w:w="90" w:type="dxa"/>
-              <w:left w:w="130" w:type="dxa"/>
-              <w:right w:w="130" w:type="dxa"/>
-            </w:tcMar>
-          </w:tcPr>
-          <w:p>
-            <w:pPr>
-              <w:jc w:val="left"/>
-            </w:pPr>
-            <w:r>
-              <w:rPr>
-                <w:rFonts w:ascii="Segoe UI" w:hAnsi="Segoe UI"/>
-                <w:color w:val="222222"/>
-                <w:sz w:val="18"/>
-              </w:rPr>
-              <w:t>FCA verifies requirements and test coverage (100%). PCA verifies clean build and SHA-256 release checksums.</w:t>
-            </w:r>
-          </w:p>
-        </w:tc>
-        <w:tc>
-          <w:tcPr>
-            <w:tcW w:type="dxa" w:w="2160"/>
-            <w:shd w:fill="FFFFFF"/>
-            <w:tcMar>
-              <w:top w:w="90" w:type="dxa"/>
-              <w:bottom w:w="90" w:type="dxa"/>
-              <w:left w:w="130" w:type="dxa"/>
-              <w:right w:w="130" w:type="dxa"/>
-            </w:tcMar>
-          </w:tcPr>
-          <w:p>
-            <w:pPr>
-              <w:jc w:val="left"/>
-            </w:pPr>
-            <w:r>
-              <w:rPr>
-                <w:rFonts w:ascii="Segoe UI" w:hAnsi="Segoe UI"/>
-                <w:color w:val="222222"/>
-                <w:sz w:val="18"/>
-              </w:rPr>
-              <w:t>audit_observations table</w:t>
-              <w:br/>
-              <w:t>Web /audits page</w:t>
-            </w:r>
-          </w:p>
-        </w:tc>
-      </w:tr>
-      <w:tr>
-        <w:tc>
-          <w:tcPr>
-            <w:tcW w:type="dxa" w:w="2160"/>
-            <w:shd w:fill="F8FAFC"/>
-            <w:tcMar>
-              <w:top w:w="90" w:type="dxa"/>
-              <w:bottom w:w="90" w:type="dxa"/>
-              <w:left w:w="130" w:type="dxa"/>
-              <w:right w:w="130" w:type="dxa"/>
-            </w:tcMar>
-          </w:tcPr>
-          <w:p>
-            <w:pPr>
-              <w:jc w:val="left"/>
-            </w:pPr>
-            <w:r>
-              <w:rPr>
-                <w:rFonts w:ascii="Segoe UI" w:hAnsi="Segoe UI"/>
-                <w:color w:val="222222"/>
-                <w:sz w:val="18"/>
-              </w:rPr>
-              <w:t>8. Access and Security</w:t>
-            </w:r>
-          </w:p>
-        </w:tc>
-        <w:tc>
-          <w:tcPr>
-            <w:tcW w:type="dxa" w:w="2592"/>
-            <w:shd w:fill="F8FAFC"/>
-            <w:tcMar>
-              <w:top w:w="90" w:type="dxa"/>
-              <w:bottom w:w="90" w:type="dxa"/>
-              <w:left w:w="130" w:type="dxa"/>
-              <w:right w:w="130" w:type="dxa"/>
-            </w:tcMar>
-          </w:tcPr>
-          <w:p>
-            <w:pPr>
-              <w:jc w:val="left"/>
-            </w:pPr>
-            <w:r>
-              <w:rPr>
-                <w:rFonts w:ascii="Segoe UI" w:hAnsi="Segoe UI"/>
-                <w:color w:val="222222"/>
-                <w:sz w:val="18"/>
-              </w:rPr>
-              <w:t>Role-Based Access Control (Admin, Maintainer, Viewer) with password hashing and audit trail.</w:t>
-            </w:r>
-          </w:p>
-        </w:tc>
-        <w:tc>
-          <w:tcPr>
-            <w:tcW w:type="dxa" w:w="2592"/>
-            <w:shd w:fill="F8FAFC"/>
-            <w:tcMar>
-              <w:top w:w="90" w:type="dxa"/>
-              <w:bottom w:w="90" w:type="dxa"/>
-              <w:left w:w="130" w:type="dxa"/>
-              <w:right w:w="130" w:type="dxa"/>
-            </w:tcMar>
-          </w:tcPr>
-          <w:p>
-            <w:pPr>
-              <w:jc w:val="left"/>
-            </w:pPr>
-            <w:r>
-              <w:rPr>
-                <w:rFonts w:ascii="Segoe UI" w:hAnsi="Segoe UI"/>
-                <w:color w:val="222222"/>
-                <w:sz w:val="18"/>
-              </w:rPr>
-              <w:t>Prakash and Bharathwaraj have admin roles; viewers cannot modify CRs or promote code; all actions audited.</w:t>
-            </w:r>
-          </w:p>
-        </w:tc>
-        <w:tc>
-          <w:tcPr>
-            <w:tcW w:type="dxa" w:w="2160"/>
-            <w:shd w:fill="F8FAFC"/>
-            <w:tcMar>
-              <w:top w:w="90" w:type="dxa"/>
-              <w:bottom w:w="90" w:type="dxa"/>
-              <w:left w:w="130" w:type="dxa"/>
-              <w:right w:w="130" w:type="dxa"/>
-            </w:tcMar>
-          </w:tcPr>
-          <w:p>
-            <w:pPr>
-              <w:jc w:val="left"/>
-            </w:pPr>
-            <w:r>
-              <w:rPr>
-                <w:rFonts w:ascii="Segoe UI" w:hAnsi="Segoe UI"/>
-                <w:color w:val="222222"/>
-                <w:sz w:val="18"/>
-              </w:rPr>
-              <w:t>dashboard/app.py</w:t>
-              <w:br/>
-              <w:t>Web /audit-trail page</w:t>
-            </w:r>
-          </w:p>
-        </w:tc>
-      </w:tr>
-      <w:tr>
-        <w:tc>
-          <w:tcPr>
-            <w:tcW w:type="dxa" w:w="2160"/>
-            <w:shd w:fill="FFFFFF"/>
-            <w:tcMar>
-              <w:top w:w="90" w:type="dxa"/>
-              <w:bottom w:w="90" w:type="dxa"/>
-              <w:left w:w="130" w:type="dxa"/>
-              <w:right w:w="130" w:type="dxa"/>
-            </w:tcMar>
-          </w:tcPr>
-          <w:p>
-            <w:pPr>
-              <w:jc w:val="left"/>
-            </w:pPr>
-            <w:r>
-              <w:rPr>
-                <w:rFonts w:ascii="Segoe UI" w:hAnsi="Segoe UI"/>
-                <w:color w:val="222222"/>
-                <w:sz w:val="18"/>
-              </w:rPr>
-              <w:t>9. Customization</w:t>
-            </w:r>
-          </w:p>
-        </w:tc>
-        <w:tc>
-          <w:tcPr>
-            <w:tcW w:type="dxa" w:w="2592"/>
-            <w:shd w:fill="FFFFFF"/>
-            <w:tcMar>
-              <w:top w:w="90" w:type="dxa"/>
-              <w:bottom w:w="90" w:type="dxa"/>
-              <w:left w:w="130" w:type="dxa"/>
-              <w:right w:w="130" w:type="dxa"/>
-            </w:tcMar>
-          </w:tcPr>
-          <w:p>
-            <w:pPr>
-              <w:jc w:val="left"/>
-            </w:pPr>
-            <w:r>
-              <w:rPr>
-                <w:rFonts w:ascii="Segoe UI" w:hAnsi="Segoe UI"/>
-                <w:color w:val="222222"/>
-                <w:sz w:val="18"/>
-              </w:rPr>
-              <w:t>Dynamic adjustment of scoring weights (file_match, pom_change, recency) via YAML and web UI.</w:t>
-            </w:r>
-          </w:p>
-        </w:tc>
-        <w:tc>
-          <w:tcPr>
-            <w:tcW w:type="dxa" w:w="2592"/>
-            <w:shd w:fill="FFFFFF"/>
-            <w:tcMar>
-              <w:top w:w="90" w:type="dxa"/>
-              <w:bottom w:w="90" w:type="dxa"/>
-              <w:left w:w="130" w:type="dxa"/>
-              <w:right w:w="130" w:type="dxa"/>
-            </w:tcMar>
-          </w:tcPr>
-          <w:p>
-            <w:pPr>
-              <w:jc w:val="left"/>
-            </w:pPr>
-            <w:r>
-              <w:rPr>
-                <w:rFonts w:ascii="Segoe UI" w:hAnsi="Segoe UI"/>
-                <w:color w:val="222222"/>
-                <w:sz w:val="18"/>
-              </w:rPr>
-              <w:t>Allows tuning attribution heuristics without altering source code. Changes logged in audit trail.</w:t>
-            </w:r>
-          </w:p>
-        </w:tc>
-        <w:tc>
-          <w:tcPr>
-            <w:tcW w:type="dxa" w:w="2160"/>
-            <w:shd w:fill="FFFFFF"/>
-            <w:tcMar>
-              <w:top w:w="90" w:type="dxa"/>
-              <w:bottom w:w="90" w:type="dxa"/>
-              <w:left w:w="130" w:type="dxa"/>
-              <w:right w:w="130" w:type="dxa"/>
-            </w:tcMar>
-          </w:tcPr>
-          <w:p>
-            <w:pPr>
-              <w:jc w:val="left"/>
-            </w:pPr>
-            <w:r>
-              <w:rPr>
-                <w:rFonts w:ascii="Segoe UI" w:hAnsi="Segoe UI"/>
-                <w:color w:val="222222"/>
-                <w:sz w:val="18"/>
-              </w:rPr>
-              <w:t>scoring_config.yaml</w:t>
-              <w:br/>
-              <w:t>Web /config page</w:t>
-            </w:r>
-          </w:p>
-        </w:tc>
-      </w:tr>
-      <w:tr>
-        <w:tc>
-          <w:tcPr>
-            <w:tcW w:type="dxa" w:w="2160"/>
-            <w:shd w:fill="F8FAFC"/>
-            <w:tcMar>
-              <w:top w:w="90" w:type="dxa"/>
-              <w:bottom w:w="90" w:type="dxa"/>
-              <w:left w:w="130" w:type="dxa"/>
-              <w:right w:w="130" w:type="dxa"/>
-            </w:tcMar>
-          </w:tcPr>
-          <w:p>
-            <w:pPr>
-              <w:jc w:val="left"/>
-            </w:pPr>
-            <w:r>
-              <w:rPr>
-                <w:rFonts w:ascii="Segoe UI" w:hAnsi="Segoe UI"/>
-                <w:color w:val="222222"/>
-                <w:sz w:val="18"/>
-              </w:rPr>
-              <w:t>10. Web Enabling</w:t>
-            </w:r>
-          </w:p>
-        </w:tc>
-        <w:tc>
-          <w:tcPr>
-            <w:tcW w:type="dxa" w:w="2592"/>
-            <w:shd w:fill="F8FAFC"/>
-            <w:tcMar>
-              <w:top w:w="90" w:type="dxa"/>
-              <w:bottom w:w="90" w:type="dxa"/>
-              <w:left w:w="130" w:type="dxa"/>
-              <w:right w:w="130" w:type="dxa"/>
-            </w:tcMar>
-          </w:tcPr>
-          <w:p>
-            <w:pPr>
-              <w:jc w:val="left"/>
-            </w:pPr>
-            <w:r>
-              <w:rPr>
-                <w:rFonts w:ascii="Segoe UI" w:hAnsi="Segoe UI"/>
-                <w:color w:val="222222"/>
-                <w:sz w:val="18"/>
-              </w:rPr>
-              <w:t>Clean, modern executive dashboard providing unified access to all SCM data.</w:t>
-            </w:r>
-          </w:p>
-        </w:tc>
-        <w:tc>
-          <w:tcPr>
-            <w:tcW w:type="dxa" w:w="2592"/>
-            <w:shd w:fill="F8FAFC"/>
-            <w:tcMar>
-              <w:top w:w="90" w:type="dxa"/>
-              <w:bottom w:w="90" w:type="dxa"/>
-              <w:left w:w="130" w:type="dxa"/>
-              <w:right w:w="130" w:type="dxa"/>
-            </w:tcMar>
-          </w:tcPr>
-          <w:p>
-            <w:pPr>
-              <w:jc w:val="left"/>
-            </w:pPr>
-            <w:r>
-              <w:rPr>
-                <w:rFonts w:ascii="Segoe UI" w:hAnsi="Segoe UI"/>
-                <w:color w:val="222222"/>
-                <w:sz w:val="18"/>
-              </w:rPr>
-              <w:t>Both developers and review faculty can monitor pipeline health, inspect failures, and download reports.</w:t>
-            </w:r>
-          </w:p>
-        </w:tc>
-        <w:tc>
-          <w:tcPr>
-            <w:tcW w:type="dxa" w:w="2160"/>
-            <w:shd w:fill="F8FAFC"/>
-            <w:tcMar>
-              <w:top w:w="90" w:type="dxa"/>
-              <w:bottom w:w="90" w:type="dxa"/>
-              <w:left w:w="130" w:type="dxa"/>
-              <w:right w:w="130" w:type="dxa"/>
-            </w:tcMar>
-          </w:tcPr>
-          <w:p>
-            <w:pPr>
-              <w:jc w:val="left"/>
-            </w:pPr>
-            <w:r>
-              <w:rPr>
-                <w:rFonts w:ascii="Segoe UI" w:hAnsi="Segoe UI"/>
-                <w:color w:val="222222"/>
-                <w:sz w:val="18"/>
-              </w:rPr>
-              <w:t>http://127.0.0.1:5000</w:t>
-              <w:br/>
-              <w:t>11 Responsive Views</w:t>
-            </w:r>
-          </w:p>
-        </w:tc>
-      </w:tr>
-    </w:tbl>
-    <w:p>
-      <w:pPr>
-        <w:spacing w:after="120"/>
-      </w:pPr>
-    </w:p>
-    <w:p>
-      <w:pPr>
-        <w:pStyle w:val="Heading1"/>
-        <w:spacing w:before="280" w:after="120"/>
-      </w:pPr>
-      <w:r>
-        <w:t>4. The Attribution Algorithm &amp; Heuristic Formula</w:t>
-      </w:r>
-    </w:p>
-    <w:p>
-      <w:r>
-        <w:t>CommitSleuth uses a multi-factor weighted scoring model rather than an ad-hoc heuristic. For each candidate commit in the batch window, the raw score S(c) is calculated as follows:</w:t>
-      </w:r>
-    </w:p>
-    <w:tbl>
-      <w:tblPr>
-        <w:tblW w:type="auto" w:w="0"/>
-        <w:jc w:val="center"/>
-        <w:tblLook w:firstColumn="1" w:firstRow="1" w:lastColumn="0" w:lastRow="0" w:noHBand="0" w:noVBand="1" w:val="04A0"/>
-      </w:tblPr>
-      <w:tblGrid>
-        <w:gridCol w:w="9360"/>
-      </w:tblGrid>
-      <w:tr>
-        <w:tc>
-          <w:tcPr>
-            <w:tcW w:type="dxa" w:w="9360"/>
-            <w:shd w:fill="0F172A"/>
-            <w:tcMar>
-              <w:top w:w="120" w:type="dxa"/>
-              <w:bottom w:w="120" w:type="dxa"/>
-              <w:left w:w="180" w:type="dxa"/>
-              <w:right w:w="180" w:type="dxa"/>
-            </w:tcMar>
-          </w:tcPr>
-          <w:p>
-            <w:pPr>
-              <w:spacing w:before="40" w:after="40"/>
-            </w:pPr>
-            <w:r>
-              <w:rPr>
-                <w:rFonts w:ascii="Consolas" w:hAnsi="Consolas"/>
-                <w:color w:val="E2E8F0"/>
-                <w:sz w:val="19"/>
-              </w:rPr>
-              <w:t>Raw Score Formula:</w:t>
-              <w:br/>
-              <w:t xml:space="preserve">  S(c) = (W_file * F_match) + (W_pom * POM_flag) + (W_recency * Recency_ratio) + (W_size * Size_factor)</w:t>
-              <w:br/>
-              <w:br/>
-              <w:t>Default Configured Weights (scoring_config.yaml):</w:t>
-              <w:br/>
-              <w:t xml:space="preserve">  • W_file    = 0.55  (High weight if commit changed the file named in compiler/test error)</w:t>
-              <w:br/>
-              <w:t xml:space="preserve">  • W_pom     = 0.25  (Applies when pom.xml changed and failure is a dependency break)</w:t>
-              <w:br/>
-              <w:t xml:space="preserve">  • W_recency = 0.10  (Index (i+1)/N: newer commits score slightly higher, but cannot outweigh file match)</w:t>
-              <w:br/>
-              <w:t xml:space="preserve">  • W_size    = 0.10  (min(files/5.0, 1.0): larger commits carry slightly more surface area risk)</w:t>
-              <w:br/>
-              <w:br/>
-              <w:t>Normalized Confidence Score:</w:t>
-              <w:br/>
-              <w:t xml:space="preserve">  Confidence(c) = S(c) / Sum(S_all)</w:t>
-              <w:br/>
-              <w:br/>
-              <w:t>Rollback Decision Gate:</w:t>
-              <w:br/>
-              <w:t xml:space="preserve">  IF Confidence &gt;= 0.60 AND Changed_Files &lt;= 3:</w:t>
-              <w:br/>
-              <w:t xml:space="preserve">     RECOMMEND AUTOMATIC REVERT (git revert &lt;hash&gt;)</w:t>
-              <w:br/>
-              <w:t xml:space="preserve">  ELSE:</w:t>
-              <w:br/>
-              <w:t xml:space="preserve">     FLAG FOR MANUAL INVESTIGATION</w:t>
-            </w:r>
-          </w:p>
-        </w:tc>
-      </w:tr>
-    </w:tbl>
-    <w:p>
-      <w:pPr>
-        <w:spacing w:after="80"/>
-      </w:pPr>
-    </w:p>
-    <w:p>
-      <w:r>
-        <w:t>Why this works in multi-developer environments:</w:t>
-        <w:br/>
-        <w:t>Even though Bharathwaraj's commit was the most recent (Recency = 2/2 = 1.0), its lack of file match meant its raw score was only 0.17. Meanwhile, Prakash's commit modified 'Calculator.java' directly linked to the failing 'CalculatorTest', earning the heavy 0.55 file match weight and yielding a raw score of 0.59. Normalizing across the batch gives Prakash 77.8% and Bharathwaraj 22.2%. The mathematical formula proves who actually caused the break!</w:t>
+        <w:rPr>
+          <w:rFonts w:ascii="Times New Roman" w:hAnsi="Times New Roman"/>
+          <w:color w:val="1E293B"/>
+          <w:sz w:val="24"/>
+        </w:rPr>
+        <w:t>CommitSleuth is an automated continuous integration build failure tracking, root-cause investigation, and developer alert platform grounded in Software Configuration Management (SCM) principles. In high-velocity software engineering environments, multiple developers continuously push code changes across separate feature branches. When automated pipelines fail after several commits are integrated, continuous integration engines such as Jenkins typically mark the entire pipeline as broken but cannot pinpoint which specific code change introduced the fault. This challenge is formally known as the batching problem. Common industry practice often resorts to an ad-hoc and error-prone heuristic—blaming the latest commit author (HEAD)—even when that commit represents a trivial or unrelated modification.</w:t>
       </w:r>
     </w:p>
     <w:p>
       <w:pPr>
-        <w:pStyle w:val="Heading1"/>
-        <w:spacing w:before="280" w:after="120"/>
+        <w:spacing w:line="324" w:lineRule="auto" w:after="120"/>
+        <w:jc w:val="both"/>
       </w:pPr>
       <w:r>
-        <w:t>5. Testing Strategy &amp; Actual Execution Outcomes</w:t>
-      </w:r>
-    </w:p>
-    <w:p>
-      <w:r>
-        <w:t>To ensure total software configuration integrity, we maintain automated test suites covering both the Python SCM engine and the Java demonstration application. 100% of tests are automated and passing:</w:t>
-      </w:r>
-    </w:p>
-    <w:tbl>
-      <w:tblPr>
-        <w:tblW w:type="auto" w:w="0"/>
-        <w:jc w:val="center"/>
-        <w:tblLook w:firstColumn="1" w:firstRow="1" w:lastColumn="0" w:lastRow="0" w:noHBand="0" w:noVBand="1" w:val="04A0"/>
-      </w:tblPr>
-      <w:tblGrid>
-        <w:gridCol w:w="2340"/>
-        <w:gridCol w:w="2340"/>
-        <w:gridCol w:w="2340"/>
-        <w:gridCol w:w="2340"/>
-      </w:tblGrid>
-      <w:tr>
-        <w:tc>
-          <w:tcPr>
-            <w:tcW w:type="dxa" w:w="2592"/>
-            <w:shd w:fill="1E293B"/>
-            <w:tcMar>
-              <w:top w:w="120" w:type="dxa"/>
-              <w:bottom w:w="120" w:type="dxa"/>
-              <w:left w:w="140" w:type="dxa"/>
-              <w:right w:w="140" w:type="dxa"/>
-            </w:tcMar>
-          </w:tcPr>
-          <w:p>
-            <w:pPr>
-              <w:jc w:val="left"/>
-            </w:pPr>
-            <w:r>
-              <w:rPr>
-                <w:rFonts w:ascii="Segoe UI" w:hAnsi="Segoe UI"/>
-                <w:b/>
-                <w:color w:val="FFFFFF"/>
-                <w:sz w:val="19"/>
-              </w:rPr>
-              <w:t>Test Suite</w:t>
-            </w:r>
-          </w:p>
-        </w:tc>
-        <w:tc>
-          <w:tcPr>
-            <w:tcW w:type="dxa" w:w="1728"/>
-            <w:shd w:fill="1E293B"/>
-            <w:tcMar>
-              <w:top w:w="120" w:type="dxa"/>
-              <w:bottom w:w="120" w:type="dxa"/>
-              <w:left w:w="140" w:type="dxa"/>
-              <w:right w:w="140" w:type="dxa"/>
-            </w:tcMar>
-          </w:tcPr>
-          <w:p>
-            <w:pPr>
-              <w:jc w:val="left"/>
-            </w:pPr>
-            <w:r>
-              <w:rPr>
-                <w:rFonts w:ascii="Segoe UI" w:hAnsi="Segoe UI"/>
-                <w:b/>
-                <w:color w:val="FFFFFF"/>
-                <w:sz w:val="19"/>
-              </w:rPr>
-              <w:t>Tool</w:t>
-            </w:r>
-          </w:p>
-        </w:tc>
-        <w:tc>
-          <w:tcPr>
-            <w:tcW w:type="dxa" w:w="1440"/>
-            <w:shd w:fill="1E293B"/>
-            <w:tcMar>
-              <w:top w:w="120" w:type="dxa"/>
-              <w:bottom w:w="120" w:type="dxa"/>
-              <w:left w:w="140" w:type="dxa"/>
-              <w:right w:w="140" w:type="dxa"/>
-            </w:tcMar>
-          </w:tcPr>
-          <w:p>
-            <w:pPr>
-              <w:jc w:val="left"/>
-            </w:pPr>
-            <w:r>
-              <w:rPr>
-                <w:rFonts w:ascii="Segoe UI" w:hAnsi="Segoe UI"/>
-                <w:b/>
-                <w:color w:val="FFFFFF"/>
-                <w:sz w:val="19"/>
-              </w:rPr>
-              <w:t>Tests Run</w:t>
-            </w:r>
-          </w:p>
-        </w:tc>
-        <w:tc>
-          <w:tcPr>
-            <w:tcW w:type="dxa" w:w="3456"/>
-            <w:shd w:fill="1E293B"/>
-            <w:tcMar>
-              <w:top w:w="120" w:type="dxa"/>
-              <w:bottom w:w="120" w:type="dxa"/>
-              <w:left w:w="140" w:type="dxa"/>
-              <w:right w:w="140" w:type="dxa"/>
-            </w:tcMar>
-          </w:tcPr>
-          <w:p>
-            <w:pPr>
-              <w:jc w:val="left"/>
-            </w:pPr>
-            <w:r>
-              <w:rPr>
-                <w:rFonts w:ascii="Segoe UI" w:hAnsi="Segoe UI"/>
-                <w:b/>
-                <w:color w:val="FFFFFF"/>
-                <w:sz w:val="19"/>
-              </w:rPr>
-              <w:t>What is Verified</w:t>
-            </w:r>
-          </w:p>
-        </w:tc>
-      </w:tr>
-      <w:tr>
-        <w:tc>
-          <w:tcPr>
-            <w:tcW w:type="dxa" w:w="2592"/>
-            <w:shd w:fill="FFFFFF"/>
-            <w:tcMar>
-              <w:top w:w="90" w:type="dxa"/>
-              <w:bottom w:w="90" w:type="dxa"/>
-              <w:left w:w="130" w:type="dxa"/>
-              <w:right w:w="130" w:type="dxa"/>
-            </w:tcMar>
-          </w:tcPr>
-          <w:p>
-            <w:pPr>
-              <w:jc w:val="left"/>
-            </w:pPr>
-            <w:r>
-              <w:rPr>
-                <w:rFonts w:ascii="Segoe UI" w:hAnsi="Segoe UI"/>
-                <w:color w:val="222222"/>
-                <w:sz w:val="18"/>
-              </w:rPr>
-              <w:t>Python SCM Engine</w:t>
-              <w:br/>
-              <w:t>(tests/test_scorer.py)</w:t>
-            </w:r>
-          </w:p>
-        </w:tc>
-        <w:tc>
-          <w:tcPr>
-            <w:tcW w:type="dxa" w:w="1728"/>
-            <w:shd w:fill="FFFFFF"/>
-            <w:tcMar>
-              <w:top w:w="90" w:type="dxa"/>
-              <w:bottom w:w="90" w:type="dxa"/>
-              <w:left w:w="130" w:type="dxa"/>
-              <w:right w:w="130" w:type="dxa"/>
-            </w:tcMar>
-          </w:tcPr>
-          <w:p>
-            <w:pPr>
-              <w:jc w:val="left"/>
-            </w:pPr>
-            <w:r>
-              <w:rPr>
-                <w:rFonts w:ascii="Segoe UI" w:hAnsi="Segoe UI"/>
-                <w:color w:val="222222"/>
-                <w:sz w:val="18"/>
-              </w:rPr>
-              <w:t>pytest 9.1</w:t>
-            </w:r>
-          </w:p>
-        </w:tc>
-        <w:tc>
-          <w:tcPr>
-            <w:tcW w:type="dxa" w:w="1440"/>
-            <w:shd w:fill="FFFFFF"/>
-            <w:tcMar>
-              <w:top w:w="90" w:type="dxa"/>
-              <w:bottom w:w="90" w:type="dxa"/>
-              <w:left w:w="130" w:type="dxa"/>
-              <w:right w:w="130" w:type="dxa"/>
-            </w:tcMar>
-          </w:tcPr>
-          <w:p>
-            <w:pPr>
-              <w:jc w:val="left"/>
-            </w:pPr>
-            <w:r>
-              <w:rPr>
-                <w:rFonts w:ascii="Segoe UI" w:hAnsi="Segoe UI"/>
-                <w:color w:val="222222"/>
-                <w:sz w:val="18"/>
-              </w:rPr>
-              <w:t>5 Passed</w:t>
-            </w:r>
-          </w:p>
-        </w:tc>
-        <w:tc>
-          <w:tcPr>
-            <w:tcW w:type="dxa" w:w="3456"/>
-            <w:shd w:fill="FFFFFF"/>
-            <w:tcMar>
-              <w:top w:w="90" w:type="dxa"/>
-              <w:bottom w:w="90" w:type="dxa"/>
-              <w:left w:w="130" w:type="dxa"/>
-              <w:right w:w="130" w:type="dxa"/>
-            </w:tcMar>
-          </w:tcPr>
-          <w:p>
-            <w:pPr>
-              <w:jc w:val="left"/>
-            </w:pPr>
-            <w:r>
-              <w:rPr>
-                <w:rFonts w:ascii="Segoe UI" w:hAnsi="Segoe UI"/>
-                <w:color w:val="222222"/>
-                <w:sz w:val="18"/>
-              </w:rPr>
-              <w:t>Normalized confidence sums to 1.0; test-to-source file correlation; rollback isolation check.</w:t>
-            </w:r>
-          </w:p>
-        </w:tc>
-      </w:tr>
-      <w:tr>
-        <w:tc>
-          <w:tcPr>
-            <w:tcW w:type="dxa" w:w="2592"/>
-            <w:shd w:fill="F8FAFC"/>
-            <w:tcMar>
-              <w:top w:w="90" w:type="dxa"/>
-              <w:bottom w:w="90" w:type="dxa"/>
-              <w:left w:w="130" w:type="dxa"/>
-              <w:right w:w="130" w:type="dxa"/>
-            </w:tcMar>
-          </w:tcPr>
-          <w:p>
-            <w:pPr>
-              <w:jc w:val="left"/>
-            </w:pPr>
-            <w:r>
-              <w:rPr>
-                <w:rFonts w:ascii="Segoe UI" w:hAnsi="Segoe UI"/>
-                <w:color w:val="222222"/>
-                <w:sz w:val="18"/>
-              </w:rPr>
-              <w:t>Build Log Parser</w:t>
-              <w:br/>
-              <w:t>(tests/test_log_parser.py)</w:t>
-            </w:r>
-          </w:p>
-        </w:tc>
-        <w:tc>
-          <w:tcPr>
-            <w:tcW w:type="dxa" w:w="1728"/>
-            <w:shd w:fill="F8FAFC"/>
-            <w:tcMar>
-              <w:top w:w="90" w:type="dxa"/>
-              <w:bottom w:w="90" w:type="dxa"/>
-              <w:left w:w="130" w:type="dxa"/>
-              <w:right w:w="130" w:type="dxa"/>
-            </w:tcMar>
-          </w:tcPr>
-          <w:p>
-            <w:pPr>
-              <w:jc w:val="left"/>
-            </w:pPr>
-            <w:r>
-              <w:rPr>
-                <w:rFonts w:ascii="Segoe UI" w:hAnsi="Segoe UI"/>
-                <w:color w:val="222222"/>
-                <w:sz w:val="18"/>
-              </w:rPr>
-              <w:t>pytest 9.1</w:t>
-            </w:r>
-          </w:p>
-        </w:tc>
-        <w:tc>
-          <w:tcPr>
-            <w:tcW w:type="dxa" w:w="1440"/>
-            <w:shd w:fill="F8FAFC"/>
-            <w:tcMar>
-              <w:top w:w="90" w:type="dxa"/>
-              <w:bottom w:w="90" w:type="dxa"/>
-              <w:left w:w="130" w:type="dxa"/>
-              <w:right w:w="130" w:type="dxa"/>
-            </w:tcMar>
-          </w:tcPr>
-          <w:p>
-            <w:pPr>
-              <w:jc w:val="left"/>
-            </w:pPr>
-            <w:r>
-              <w:rPr>
-                <w:rFonts w:ascii="Segoe UI" w:hAnsi="Segoe UI"/>
-                <w:color w:val="222222"/>
-                <w:sz w:val="18"/>
-              </w:rPr>
-              <w:t>3 Passed</w:t>
-            </w:r>
-          </w:p>
-        </w:tc>
-        <w:tc>
-          <w:tcPr>
-            <w:tcW w:type="dxa" w:w="3456"/>
-            <w:shd w:fill="F8FAFC"/>
-            <w:tcMar>
-              <w:top w:w="90" w:type="dxa"/>
-              <w:bottom w:w="90" w:type="dxa"/>
-              <w:left w:w="130" w:type="dxa"/>
-              <w:right w:w="130" w:type="dxa"/>
-            </w:tcMar>
-          </w:tcPr>
-          <w:p>
-            <w:pPr>
-              <w:jc w:val="left"/>
-            </w:pPr>
-            <w:r>
-              <w:rPr>
-                <w:rFonts w:ascii="Segoe UI" w:hAnsi="Segoe UI"/>
-                <w:color w:val="222222"/>
-                <w:sz w:val="18"/>
-              </w:rPr>
-              <w:t>Accurate parsing of Java compiler syntax errors, Surefire assertion failures, and dependency missing errors.</w:t>
-            </w:r>
-          </w:p>
-        </w:tc>
-      </w:tr>
-      <w:tr>
-        <w:tc>
-          <w:tcPr>
-            <w:tcW w:type="dxa" w:w="2592"/>
-            <w:shd w:fill="FFFFFF"/>
-            <w:tcMar>
-              <w:top w:w="90" w:type="dxa"/>
-              <w:bottom w:w="90" w:type="dxa"/>
-              <w:left w:w="130" w:type="dxa"/>
-              <w:right w:w="130" w:type="dxa"/>
-            </w:tcMar>
-          </w:tcPr>
-          <w:p>
-            <w:pPr>
-              <w:jc w:val="left"/>
-            </w:pPr>
-            <w:r>
-              <w:rPr>
-                <w:rFonts w:ascii="Segoe UI" w:hAnsi="Segoe UI"/>
-                <w:color w:val="222222"/>
-                <w:sz w:val="18"/>
-              </w:rPr>
-              <w:t>Promotion Gate</w:t>
-              <w:br/>
-              <w:t>(tests/test_promote.py)</w:t>
-            </w:r>
-          </w:p>
-        </w:tc>
-        <w:tc>
-          <w:tcPr>
-            <w:tcW w:type="dxa" w:w="1728"/>
-            <w:shd w:fill="FFFFFF"/>
-            <w:tcMar>
-              <w:top w:w="90" w:type="dxa"/>
-              <w:bottom w:w="90" w:type="dxa"/>
-              <w:left w:w="130" w:type="dxa"/>
-              <w:right w:w="130" w:type="dxa"/>
-            </w:tcMar>
-          </w:tcPr>
-          <w:p>
-            <w:pPr>
-              <w:jc w:val="left"/>
-            </w:pPr>
-            <w:r>
-              <w:rPr>
-                <w:rFonts w:ascii="Segoe UI" w:hAnsi="Segoe UI"/>
-                <w:color w:val="222222"/>
-                <w:sz w:val="18"/>
-              </w:rPr>
-              <w:t>pytest 9.1</w:t>
-            </w:r>
-          </w:p>
-        </w:tc>
-        <w:tc>
-          <w:tcPr>
-            <w:tcW w:type="dxa" w:w="1440"/>
-            <w:shd w:fill="FFFFFF"/>
-            <w:tcMar>
-              <w:top w:w="90" w:type="dxa"/>
-              <w:bottom w:w="90" w:type="dxa"/>
-              <w:left w:w="130" w:type="dxa"/>
-              <w:right w:w="130" w:type="dxa"/>
-            </w:tcMar>
-          </w:tcPr>
-          <w:p>
-            <w:pPr>
-              <w:jc w:val="left"/>
-            </w:pPr>
-            <w:r>
-              <w:rPr>
-                <w:rFonts w:ascii="Segoe UI" w:hAnsi="Segoe UI"/>
-                <w:color w:val="222222"/>
-                <w:sz w:val="18"/>
-              </w:rPr>
-              <w:t>3 Passed</w:t>
-            </w:r>
-          </w:p>
-        </w:tc>
-        <w:tc>
-          <w:tcPr>
-            <w:tcW w:type="dxa" w:w="3456"/>
-            <w:shd w:fill="FFFFFF"/>
-            <w:tcMar>
-              <w:top w:w="90" w:type="dxa"/>
-              <w:bottom w:w="90" w:type="dxa"/>
-              <w:left w:w="130" w:type="dxa"/>
-              <w:right w:w="130" w:type="dxa"/>
-            </w:tcMar>
-          </w:tcPr>
-          <w:p>
-            <w:pPr>
-              <w:jc w:val="left"/>
-            </w:pPr>
-            <w:r>
-              <w:rPr>
-                <w:rFonts w:ascii="Segoe UI" w:hAnsi="Segoe UI"/>
-                <w:color w:val="222222"/>
-                <w:sz w:val="18"/>
-              </w:rPr>
-              <w:t>Blocking promotion on test failure; blocking on unapproved/rejected CR; passing when all gates satisfied.</w:t>
-            </w:r>
-          </w:p>
-        </w:tc>
-      </w:tr>
-      <w:tr>
-        <w:tc>
-          <w:tcPr>
-            <w:tcW w:type="dxa" w:w="2592"/>
-            <w:shd w:fill="F8FAFC"/>
-            <w:tcMar>
-              <w:top w:w="90" w:type="dxa"/>
-              <w:bottom w:w="90" w:type="dxa"/>
-              <w:left w:w="130" w:type="dxa"/>
-              <w:right w:w="130" w:type="dxa"/>
-            </w:tcMar>
-          </w:tcPr>
-          <w:p>
-            <w:pPr>
-              <w:jc w:val="left"/>
-            </w:pPr>
-            <w:r>
-              <w:rPr>
-                <w:rFonts w:ascii="Segoe UI" w:hAnsi="Segoe UI"/>
-                <w:color w:val="222222"/>
-                <w:sz w:val="18"/>
-              </w:rPr>
-              <w:t>Flask Web Portal &amp; RBAC</w:t>
-              <w:br/>
-              <w:t>(tests/test_dashboard.py)</w:t>
-            </w:r>
-          </w:p>
-        </w:tc>
-        <w:tc>
-          <w:tcPr>
-            <w:tcW w:type="dxa" w:w="1728"/>
-            <w:shd w:fill="F8FAFC"/>
-            <w:tcMar>
-              <w:top w:w="90" w:type="dxa"/>
-              <w:bottom w:w="90" w:type="dxa"/>
-              <w:left w:w="130" w:type="dxa"/>
-              <w:right w:w="130" w:type="dxa"/>
-            </w:tcMar>
-          </w:tcPr>
-          <w:p>
-            <w:pPr>
-              <w:jc w:val="left"/>
-            </w:pPr>
-            <w:r>
-              <w:rPr>
-                <w:rFonts w:ascii="Segoe UI" w:hAnsi="Segoe UI"/>
-                <w:color w:val="222222"/>
-                <w:sz w:val="18"/>
-              </w:rPr>
-              <w:t>pytest 9.1</w:t>
-            </w:r>
-          </w:p>
-        </w:tc>
-        <w:tc>
-          <w:tcPr>
-            <w:tcW w:type="dxa" w:w="1440"/>
-            <w:shd w:fill="F8FAFC"/>
-            <w:tcMar>
-              <w:top w:w="90" w:type="dxa"/>
-              <w:bottom w:w="90" w:type="dxa"/>
-              <w:left w:w="130" w:type="dxa"/>
-              <w:right w:w="130" w:type="dxa"/>
-            </w:tcMar>
-          </w:tcPr>
-          <w:p>
-            <w:pPr>
-              <w:jc w:val="left"/>
-            </w:pPr>
-            <w:r>
-              <w:rPr>
-                <w:rFonts w:ascii="Segoe UI" w:hAnsi="Segoe UI"/>
-                <w:color w:val="222222"/>
-                <w:sz w:val="18"/>
-              </w:rPr>
-              <w:t>6 Passed</w:t>
-            </w:r>
-          </w:p>
-        </w:tc>
-        <w:tc>
-          <w:tcPr>
-            <w:tcW w:type="dxa" w:w="3456"/>
-            <w:shd w:fill="F8FAFC"/>
-            <w:tcMar>
-              <w:top w:w="90" w:type="dxa"/>
-              <w:bottom w:w="90" w:type="dxa"/>
-              <w:left w:w="130" w:type="dxa"/>
-              <w:right w:w="130" w:type="dxa"/>
-            </w:tcMar>
-          </w:tcPr>
-          <w:p>
-            <w:pPr>
-              <w:jc w:val="left"/>
-            </w:pPr>
-            <w:r>
-              <w:rPr>
-                <w:rFonts w:ascii="Segoe UI" w:hAnsi="Segoe UI"/>
-                <w:color w:val="222222"/>
-                <w:sz w:val="18"/>
-              </w:rPr>
-              <w:t>Login auth, session protection, viewer role restriction on state changes, CSAR CSV export generation.</w:t>
-            </w:r>
-          </w:p>
-        </w:tc>
-      </w:tr>
-      <w:tr>
-        <w:tc>
-          <w:tcPr>
-            <w:tcW w:type="dxa" w:w="2592"/>
-            <w:shd w:fill="FFFFFF"/>
-            <w:tcMar>
-              <w:top w:w="90" w:type="dxa"/>
-              <w:bottom w:w="90" w:type="dxa"/>
-              <w:left w:w="130" w:type="dxa"/>
-              <w:right w:w="130" w:type="dxa"/>
-            </w:tcMar>
-          </w:tcPr>
-          <w:p>
-            <w:pPr>
-              <w:jc w:val="left"/>
-            </w:pPr>
-            <w:r>
-              <w:rPr>
-                <w:rFonts w:ascii="Segoe UI" w:hAnsi="Segoe UI"/>
-                <w:color w:val="222222"/>
-                <w:sz w:val="18"/>
-              </w:rPr>
-              <w:t>Java Demo Application</w:t>
-              <w:br/>
-              <w:t>(maven/pom.xml)</w:t>
-            </w:r>
-          </w:p>
-        </w:tc>
-        <w:tc>
-          <w:tcPr>
-            <w:tcW w:type="dxa" w:w="1728"/>
-            <w:shd w:fill="FFFFFF"/>
-            <w:tcMar>
-              <w:top w:w="90" w:type="dxa"/>
-              <w:bottom w:w="90" w:type="dxa"/>
-              <w:left w:w="130" w:type="dxa"/>
-              <w:right w:w="130" w:type="dxa"/>
-            </w:tcMar>
-          </w:tcPr>
-          <w:p>
-            <w:pPr>
-              <w:jc w:val="left"/>
-            </w:pPr>
-            <w:r>
-              <w:rPr>
-                <w:rFonts w:ascii="Segoe UI" w:hAnsi="Segoe UI"/>
-                <w:color w:val="222222"/>
-                <w:sz w:val="18"/>
-              </w:rPr>
-              <w:t>JUnit 5</w:t>
-              <w:br/>
-              <w:t>Surefire 3.2</w:t>
-            </w:r>
-          </w:p>
-        </w:tc>
-        <w:tc>
-          <w:tcPr>
-            <w:tcW w:type="dxa" w:w="1440"/>
-            <w:shd w:fill="FFFFFF"/>
-            <w:tcMar>
-              <w:top w:w="90" w:type="dxa"/>
-              <w:bottom w:w="90" w:type="dxa"/>
-              <w:left w:w="130" w:type="dxa"/>
-              <w:right w:w="130" w:type="dxa"/>
-            </w:tcMar>
-          </w:tcPr>
-          <w:p>
-            <w:pPr>
-              <w:jc w:val="left"/>
-            </w:pPr>
-            <w:r>
-              <w:rPr>
-                <w:rFonts w:ascii="Segoe UI" w:hAnsi="Segoe UI"/>
-                <w:color w:val="222222"/>
-                <w:sz w:val="18"/>
-              </w:rPr>
-              <w:t>7 Passed</w:t>
-            </w:r>
-          </w:p>
-        </w:tc>
-        <w:tc>
-          <w:tcPr>
-            <w:tcW w:type="dxa" w:w="3456"/>
-            <w:shd w:fill="FFFFFF"/>
-            <w:tcMar>
-              <w:top w:w="90" w:type="dxa"/>
-              <w:bottom w:w="90" w:type="dxa"/>
-              <w:left w:w="130" w:type="dxa"/>
-              <w:right w:w="130" w:type="dxa"/>
-            </w:tcMar>
-          </w:tcPr>
-          <w:p>
-            <w:pPr>
-              <w:jc w:val="left"/>
-            </w:pPr>
-            <w:r>
-              <w:rPr>
-                <w:rFonts w:ascii="Segoe UI" w:hAnsi="Segoe UI"/>
-                <w:color w:val="222222"/>
-                <w:sz w:val="18"/>
-              </w:rPr>
-              <w:t>Arithmetic operations (add, subtract, multiply, divide, zero check) and input validation logic.</w:t>
-            </w:r>
-          </w:p>
-        </w:tc>
-      </w:tr>
-    </w:tbl>
-    <w:p>
-      <w:pPr>
-        <w:spacing w:after="120"/>
-      </w:pPr>
-    </w:p>
-    <w:tbl>
-      <w:tblPr>
-        <w:tblW w:type="auto" w:w="0"/>
-        <w:jc w:val="center"/>
-        <w:tblLook w:firstColumn="1" w:firstRow="1" w:lastColumn="0" w:lastRow="0" w:noHBand="0" w:noVBand="1" w:val="04A0"/>
-      </w:tblPr>
-      <w:tblGrid>
-        <w:gridCol w:w="9360"/>
-      </w:tblGrid>
-      <w:tr>
-        <w:tc>
-          <w:tcPr>
-            <w:tcW w:type="dxa" w:w="9360"/>
-            <w:shd w:fill="0F172A"/>
-            <w:tcMar>
-              <w:top w:w="120" w:type="dxa"/>
-              <w:bottom w:w="120" w:type="dxa"/>
-              <w:left w:w="180" w:type="dxa"/>
-              <w:right w:w="180" w:type="dxa"/>
-            </w:tcMar>
-          </w:tcPr>
-          <w:p>
-            <w:pPr>
-              <w:spacing w:before="40" w:after="40"/>
-            </w:pPr>
-            <w:r>
-              <w:rPr>
-                <w:rFonts w:ascii="Consolas" w:hAnsi="Consolas"/>
-                <w:color w:val="E2E8F0"/>
-                <w:sz w:val="19"/>
-              </w:rPr>
-              <w:t>Actual Automated Pytest Output (E:\SCMfinalreview):</w:t>
-              <w:br/>
-              <w:t>============================= test session starts =============================</w:t>
-              <w:br/>
-              <w:t>platform win32 -- Python 3.12.10, pytest-9.1.1</w:t>
-              <w:br/>
-              <w:t>collected 17 items</w:t>
-              <w:br/>
-              <w:t>tests\test_dashboard.py ......                                           [ 35%]</w:t>
-              <w:br/>
-              <w:t>tests\test_log_parser.py ...                                             [ 52%]</w:t>
-              <w:br/>
-              <w:t>tests\test_promote.py ...                                                [ 70%]</w:t>
-              <w:br/>
-              <w:t>tests\test_scorer.py .....                                               [100%]</w:t>
-              <w:br/>
-              <w:t>============================= 17 passed in 2.14s ==============================</w:t>
-              <w:br/>
-              <w:br/>
-              <w:t>Actual Maven Surefire Test Output:</w:t>
-              <w:br/>
-              <w:t>[INFO] Tests run: 5, Failures: 0, Errors: 0, Skipped: 0 -- in CalculatorTest</w:t>
-              <w:br/>
-              <w:t>[INFO] Tests run: 2, Failures: 0, Errors: 0, Skipped: 0 -- in ValidatorTest</w:t>
-              <w:br/>
-              <w:t>[INFO] BUILD SUCCESS</w:t>
-            </w:r>
-          </w:p>
-        </w:tc>
-      </w:tr>
-    </w:tbl>
-    <w:p>
-      <w:pPr>
-        <w:spacing w:after="80"/>
-      </w:pPr>
-    </w:p>
-    <w:p>
-      <w:pPr>
-        <w:pStyle w:val="Heading1"/>
-        <w:spacing w:before="280" w:after="120"/>
-      </w:pPr>
-      <w:r>
-        <w:t>6. Visual Implementation Evidence &amp; Portal Screenshots</w:t>
-      </w:r>
-    </w:p>
-    <w:p>
-      <w:r>
-        <w:t>Below are actual, high-resolution screenshots captured from the live CommitSleuth web portal running on http://127.0.0.1:5000, demonstrating the working tools and multi-developer scenario:</w:t>
+        <w:rPr>
+          <w:rFonts w:ascii="Times New Roman" w:hAnsi="Times New Roman"/>
+          <w:color w:val="1E293B"/>
+          <w:sz w:val="24"/>
+        </w:rPr>
+        <w:t>To solve this problem, CommitSleuth integrates Git, GitHub, Jenkins, Apache Maven, and a centralized relational status database into an end-to-end SCM ecosystem. The platform automatically intercepts build execution failures, parses compiler and unit test error signatures, analyzes candidate commits introduced since the last successful baseline, and computes transparent, evidence-based confidence scores using a multi-factor attribution engine. The system subsequently generates incident problem records, dispatches actionable developer alerts, provides interactive fix suggestions, verifies subsequent corrective commits, and enforces strict promotional quality gates across deployment environments.</w:t>
       </w:r>
     </w:p>
     <w:p>
       <w:pPr>
+        <w:spacing w:line="324" w:lineRule="auto" w:after="120"/>
+        <w:jc w:val="both"/>
+      </w:pPr>
+      <w:r>
+        <w:rPr>
+          <w:rFonts w:ascii="Times New Roman" w:hAnsi="Times New Roman"/>
+          <w:color w:val="1E293B"/>
+          <w:sz w:val="24"/>
+        </w:rPr>
+        <w:t>Git and GitHub serve as the primary foundational pillars for Software Configuration Management in CommitSleuth. Git provides distributed version control, atomic commits, commit SHA integrity, and local branch isolation. GitHub acts as the remote authoritative repository, facilitating multi-developer collaboration, feature-branch pull requests, code reviews, automated webhook triggers, and immutable release tagging. Together with client-side commit message hooks and automated pipeline hooks, Git and GitHub ensure rigorous configuration identification, baseline stability, and comprehensive traceability across the entire software development lifecycle.</w:t>
+      </w:r>
+    </w:p>
+    <w:p>
+      <w:pPr>
+        <w:keepNext/>
+        <w:spacing w:before="320" w:after="120"/>
+      </w:pPr>
+      <w:r>
+        <w:rPr>
+          <w:rFonts w:ascii="Times New Roman" w:hAnsi="Times New Roman"/>
+          <w:b/>
+          <w:color w:val="0F172A"/>
+          <w:sz w:val="28"/>
+        </w:rPr>
+        <w:t>2. Tool Implementation</w:t>
+      </w:r>
+    </w:p>
+    <w:p>
+      <w:pPr>
+        <w:spacing w:line="324" w:lineRule="auto" w:after="120"/>
+        <w:jc w:val="both"/>
+      </w:pPr>
+      <w:r>
+        <w:rPr>
+          <w:rFonts w:ascii="Times New Roman" w:hAnsi="Times New Roman"/>
+          <w:color w:val="1E293B"/>
+          <w:sz w:val="24"/>
+        </w:rPr>
+        <w:t>Tool Implementation represents the foundational SCM activity that unites the software toolchain into a cohesive, automated workflow. CommitSleuth establishes an integrated pipeline connecting Git/GitHub for version control, Jenkins for continuous integration orchestration, Apache Maven for automated Java compilation and JUnit 5 Surefire test execution, Python for log parsing and heuristic attribution scoring, SQLite for persistent configuration status accounting, and Flask for an interactive, light-theme web dashboard.</w:t>
+      </w:r>
+    </w:p>
+    <w:p>
+      <w:pPr>
+        <w:spacing w:line="324" w:lineRule="auto" w:after="120"/>
+        <w:jc w:val="both"/>
+      </w:pPr>
+      <w:r>
+        <w:rPr>
+          <w:rFonts w:ascii="Times New Roman" w:hAnsi="Times New Roman"/>
+          <w:color w:val="1E293B"/>
+          <w:sz w:val="24"/>
+        </w:rPr>
+        <w:t>The realistic operational scenario implemented for CommitSleuth models TechNova Solutions, where four developers collaborate on an Employee Management System across dedicated feature branches: Prakash Raj (Employee module on feature/employee), Bharathwaraj (Authentication module on feature/login), Karthik (Reports module on feature/reports), and Divya (Database module on feature/database). When a developer commits code, GitHub triggers Jenkins through declarative pipelines defined in Jenkinsfile. Maven compiles the Java application and executes unit tests. If a failure occurs, Jenkins invokes CommitSleuth's backend build recorder, which analyzes the failure and updates the relational database in real time.</w:t>
+      </w:r>
+    </w:p>
+    <w:p>
+      <w:pPr>
+        <w:keepNext/>
         <w:spacing w:before="160" w:after="80"/>
         <w:jc w:val="center"/>
       </w:pPr>
       <w:r>
         <w:drawing>
           <wp:inline xmlns:a="http://schemas.openxmlformats.org/drawingml/2006/main" xmlns:pic="http://schemas.openxmlformats.org/drawingml/2006/picture">
-            <wp:extent cx="5669280" cy="3218087"/>
+            <wp:extent cx="5440680" cy="3088325"/>
             <wp:docPr id="1" name="Picture 1"/>
             <wp:cNvGraphicFramePr>
               <a:graphicFrameLocks noChangeAspect="1"/>
@@ -4269,7 +590,7 @@
                     <pic:cNvPicPr/>
                   </pic:nvPicPr>
                   <pic:blipFill>
-                    <a:blip r:embed="rId9"/>
+                    <a:blip r:embed="rId10"/>
                     <a:stretch>
                       <a:fillRect/>
                     </a:stretch>
@@ -4277,7 +598,7 @@
                   <pic:spPr>
                     <a:xfrm>
                       <a:off x="0" y="0"/>
-                      <a:ext cx="5669280" cy="3218087"/>
+                      <a:ext cx="5440680" cy="3088325"/>
                     </a:xfrm>
                     <a:prstGeom prst="rect"/>
                   </pic:spPr>
@@ -4290,28 +611,97 @@
     </w:p>
     <w:p>
       <w:pPr>
-        <w:spacing w:after="240"/>
+        <w:keepNext/>
+        <w:spacing w:before="40" w:after="120"/>
         <w:jc w:val="center"/>
       </w:pPr>
       <w:r>
         <w:rPr>
-          <w:rFonts w:ascii="Segoe UI" w:hAnsi="Segoe UI"/>
+          <w:rFonts w:ascii="Times New Roman" w:hAnsi="Times New Roman"/>
+          <w:b/>
           <w:i/>
-          <w:color w:val="64748B"/>
-          <w:sz w:val="18"/>
+          <w:color w:val="334155"/>
+          <w:sz w:val="21"/>
         </w:rPr>
-        <w:t>Figure 1: CommitSleuth Executive Dashboard — Showing KPI metrics, latest build banner, and multi-developer audit trail.</w:t>
+        <w:t>Figure 1: CommitSleuth Executive SCM Dashboard</w:t>
       </w:r>
     </w:p>
     <w:p>
       <w:pPr>
+        <w:spacing w:line="324" w:lineRule="auto" w:after="200"/>
+        <w:jc w:val="both"/>
+      </w:pPr>
+      <w:r>
+        <w:rPr>
+          <w:rFonts w:ascii="Times New Roman" w:hAnsi="Times New Roman"/>
+          <w:b/>
+          <w:color w:val="0F172A"/>
+          <w:sz w:val="24"/>
+        </w:rPr>
+        <w:t xml:space="preserve">Figure 1 Explanation: </w:t>
+      </w:r>
+      <w:r>
+        <w:rPr>
+          <w:rFonts w:ascii="Times New Roman" w:hAnsi="Times New Roman"/>
+          <w:color w:val="1E293B"/>
+          <w:sz w:val="24"/>
+        </w:rPr>
+        <w:t>The Executive SCM Dashboard provides an integrated high-level view of continuous integration pipeline health, displaying calculated metrics such as total builds, build success rate (77.8%), open problem records, and unread alerts. It includes interactive visualizations of 30-day build trends, build status across the four TechNova modules, a collaborative developer activity panel, and recent pipeline executions.</w:t>
+      </w:r>
+    </w:p>
+    <w:p>
+      <w:pPr>
+        <w:keepNext/>
+        <w:spacing w:before="320" w:after="120"/>
+      </w:pPr>
+      <w:r>
+        <w:rPr>
+          <w:rFonts w:ascii="Times New Roman" w:hAnsi="Times New Roman"/>
+          <w:b/>
+          <w:color w:val="0F172A"/>
+          <w:sz w:val="28"/>
+        </w:rPr>
+        <w:t>3. Version Management</w:t>
+      </w:r>
+    </w:p>
+    <w:p>
+      <w:pPr>
+        <w:spacing w:line="324" w:lineRule="auto" w:after="120"/>
+        <w:jc w:val="both"/>
+      </w:pPr>
+      <w:r>
+        <w:rPr>
+          <w:rFonts w:ascii="Times New Roman" w:hAnsi="Times New Roman"/>
+          <w:color w:val="1E293B"/>
+          <w:sz w:val="24"/>
+        </w:rPr>
+        <w:t>Version Management governs how revisions, branch evolutions, and baseline snapshots are identified, controlled, and recorded throughout the project lifecycle. In CommitSleuth, Git is utilized as the absolute source of truth for repository history. A structured branching model separates production code (main) from active integration and feature modules (feature/employee, feature/login, feature/reports, and feature/database). This guarantees that unstable feature developments remain completely isolated from stable production baselines.</w:t>
+      </w:r>
+    </w:p>
+    <w:p>
+      <w:pPr>
+        <w:spacing w:line="324" w:lineRule="auto" w:after="120"/>
+        <w:jc w:val="both"/>
+      </w:pPr>
+      <w:r>
+        <w:rPr>
+          <w:rFonts w:ascii="Times New Roman" w:hAnsi="Times New Roman"/>
+          <w:color w:val="1E293B"/>
+          <w:sz w:val="24"/>
+        </w:rPr>
+        <w:t>To enforce traceability between source revisions and approved tasks, a Git commit message hook (hooks/commit-msg) validates that every commit message begins with an approved Change Request identifier (e.g., CR-009). Furthermore, formal configuration baselines are established and tracked in the database: BL-01 (Requirements Baseline, v0.1.0-req), BL-02 (Design Baseline, v0.1.0), BL-03 (CI/Build Baseline, v0.1.0), BL-04 (Analysis Module Baseline, v0.2.0), and BL-05 (Final Release Baseline, v1.0.0). Each baseline associates approved configuration items with an immutable Git release tag, target commit hash, and CCB authorization record.</w:t>
+      </w:r>
+    </w:p>
+    <w:p>
+      <w:pPr>
+        <w:keepNext/>
         <w:spacing w:before="160" w:after="80"/>
         <w:jc w:val="center"/>
       </w:pPr>
       <w:r>
         <w:drawing>
           <wp:inline xmlns:a="http://schemas.openxmlformats.org/drawingml/2006/main" xmlns:pic="http://schemas.openxmlformats.org/drawingml/2006/picture">
-            <wp:extent cx="5669280" cy="3218087"/>
+            <wp:extent cx="5440680" cy="3088325"/>
             <wp:docPr id="2" name="Picture 2"/>
             <wp:cNvGraphicFramePr>
               <a:graphicFrameLocks noChangeAspect="1"/>
@@ -4320,11 +710,11 @@
               <a:graphicData uri="http://schemas.openxmlformats.org/drawingml/2006/picture">
                 <pic:pic>
                   <pic:nvPicPr>
-                    <pic:cNvPr id="0" name="fig04_failure_attribution.png"/>
+                    <pic:cNvPr id="0" name="fig07_baselines_versions.png"/>
                     <pic:cNvPicPr/>
                   </pic:nvPicPr>
                   <pic:blipFill>
-                    <a:blip r:embed="rId10"/>
+                    <a:blip r:embed="rId11"/>
                     <a:stretch>
                       <a:fillRect/>
                     </a:stretch>
@@ -4332,7 +722,7 @@
                   <pic:spPr>
                     <a:xfrm>
                       <a:off x="0" y="0"/>
-                      <a:ext cx="5669280" cy="3218087"/>
+                      <a:ext cx="5440680" cy="3088325"/>
                     </a:xfrm>
                     <a:prstGeom prst="rect"/>
                   </pic:spPr>
@@ -4345,84 +735,98 @@
     </w:p>
     <w:p>
       <w:pPr>
-        <w:spacing w:after="240"/>
+        <w:keepNext/>
+        <w:spacing w:before="40" w:after="120"/>
         <w:jc w:val="center"/>
       </w:pPr>
       <w:r>
         <w:rPr>
-          <w:rFonts w:ascii="Segoe UI" w:hAnsi="Segoe UI"/>
+          <w:rFonts w:ascii="Times New Roman" w:hAnsi="Times New Roman"/>
+          <w:b/>
           <w:i/>
-          <w:color w:val="64748B"/>
-          <w:sz w:val="18"/>
+          <w:color w:val="334155"/>
+          <w:sz w:val="21"/>
         </w:rPr>
-        <w:t>Figure 2: Problem Detail View (P-001) — Showing Prakash's commit (9297e33) scored 77.8% (Probable Cause) and Bharathwaraj's commit scored 22.2% (Unlikely Cause).</w:t>
+        <w:t>Figure 2: Baselines and Version Management Register</w:t>
       </w:r>
     </w:p>
     <w:p>
       <w:pPr>
+        <w:spacing w:line="324" w:lineRule="auto" w:after="200"/>
+        <w:jc w:val="both"/>
+      </w:pPr>
+      <w:r>
+        <w:rPr>
+          <w:rFonts w:ascii="Times New Roman" w:hAnsi="Times New Roman"/>
+          <w:b/>
+          <w:color w:val="0F172A"/>
+          <w:sz w:val="24"/>
+        </w:rPr>
+        <w:t xml:space="preserve">Figure 2 Explanation: </w:t>
+      </w:r>
+      <w:r>
+        <w:rPr>
+          <w:rFonts w:ascii="Times New Roman" w:hAnsi="Times New Roman"/>
+          <w:color w:val="1E293B"/>
+          <w:sz w:val="24"/>
+        </w:rPr>
+        <w:t>The Baselines and Version Management interface displays approved configuration baselines (BL-01 through BL-05), their corresponding semantic version identifiers, Git release tags, commit hashes, approval dates, and baseline comparison tools that show configuration item deltas between historical and release baselines.</w:t>
+      </w:r>
+    </w:p>
+    <w:p>
+      <w:pPr>
+        <w:keepNext/>
+        <w:spacing w:before="320" w:after="120"/>
+      </w:pPr>
+      <w:r>
+        <w:rPr>
+          <w:rFonts w:ascii="Times New Roman" w:hAnsi="Times New Roman"/>
+          <w:b/>
+          <w:color w:val="0F172A"/>
+          <w:sz w:val="28"/>
+        </w:rPr>
+        <w:t>4. Change Management</w:t>
+      </w:r>
+    </w:p>
+    <w:p>
+      <w:pPr>
+        <w:spacing w:line="324" w:lineRule="auto" w:after="120"/>
+        <w:jc w:val="both"/>
+      </w:pPr>
+      <w:r>
+        <w:rPr>
+          <w:rFonts w:ascii="Times New Roman" w:hAnsi="Times New Roman"/>
+          <w:color w:val="1E293B"/>
+          <w:sz w:val="24"/>
+        </w:rPr>
+        <w:t>Change Management provides a disciplined, formal mechanism for requesting, evaluating, authorizing, implementing, and verifying modifications to controlled configuration items. Uncontrolled changes lead to configuration drift, untracked bugs, and broken builds. In CommitSleuth, all modifications are initiated through formal Change Requests (CR) submitted to the Configuration Control Board (CCB).</w:t>
+      </w:r>
+    </w:p>
+    <w:p>
+      <w:pPr>
+        <w:spacing w:line="324" w:lineRule="auto" w:after="120"/>
+        <w:jc w:val="both"/>
+      </w:pPr>
+      <w:r>
+        <w:rPr>
+          <w:rFonts w:ascii="Times New Roman" w:hAnsi="Times New Roman"/>
+          <w:color w:val="1E293B"/>
+          <w:sz w:val="24"/>
+        </w:rPr>
+        <w:t>The project tracks ten formal Change Requests (CR-001 through CR-010). Each change request record documents the unique CR identifier, descriptive title, requester, technical rationale, affected configuration items, priority, target branch, and CCB decision status (Raised, Under Review, Approved, Implemented, or Rejected). For example, CR-009 represents Karthik's modification to monthly expense calculations in ReportService.java on feature/reports, while CR-010 represents the subsequent corrective fix restoring build health. The web interface enables authorized developers to register new change requests while enforcing role permissions so that only CCB administrators can record official approval decisions.</w:t>
+      </w:r>
+    </w:p>
+    <w:p>
+      <w:pPr>
+        <w:keepNext/>
         <w:spacing w:before="160" w:after="80"/>
         <w:jc w:val="center"/>
       </w:pPr>
       <w:r>
         <w:drawing>
           <wp:inline xmlns:a="http://schemas.openxmlformats.org/drawingml/2006/main" xmlns:pic="http://schemas.openxmlformats.org/drawingml/2006/picture">
-            <wp:extent cx="5669280" cy="3218087"/>
+            <wp:extent cx="5440680" cy="3088325"/>
             <wp:docPr id="3" name="Picture 3"/>
-            <wp:cNvGraphicFramePr>
-              <a:graphicFrameLocks noChangeAspect="1"/>
-            </wp:cNvGraphicFramePr>
-            <a:graphic>
-              <a:graphicData uri="http://schemas.openxmlformats.org/drawingml/2006/picture">
-                <pic:pic>
-                  <pic:nvPicPr>
-                    <pic:cNvPr id="0" name="fig02_build_history.png"/>
-                    <pic:cNvPicPr/>
-                  </pic:nvPicPr>
-                  <pic:blipFill>
-                    <a:blip r:embed="rId11"/>
-                    <a:stretch>
-                      <a:fillRect/>
-                    </a:stretch>
-                  </pic:blipFill>
-                  <pic:spPr>
-                    <a:xfrm>
-                      <a:off x="0" y="0"/>
-                      <a:ext cx="5669280" cy="3218087"/>
-                    </a:xfrm>
-                    <a:prstGeom prst="rect"/>
-                  </pic:spPr>
-                </pic:pic>
-              </a:graphicData>
-            </a:graphic>
-          </wp:inline>
-        </w:drawing>
-      </w:r>
-    </w:p>
-    <w:p>
-      <w:pPr>
-        <w:spacing w:after="240"/>
-        <w:jc w:val="center"/>
-      </w:pPr>
-      <w:r>
-        <w:rPr>
-          <w:rFonts w:ascii="Segoe UI" w:hAnsi="Segoe UI"/>
-          <w:i/>
-          <w:color w:val="64748B"/>
-          <w:sz w:val="18"/>
-        </w:rPr>
-        <w:t>Figure 3: Continuous Integration Build History — Showing Builds #101, #102, #103 across branches and commit hashes.</w:t>
-      </w:r>
-    </w:p>
-    <w:p>
-      <w:pPr>
-        <w:spacing w:before="160" w:after="80"/>
-        <w:jc w:val="center"/>
-      </w:pPr>
-      <w:r>
-        <w:drawing>
-          <wp:inline xmlns:a="http://schemas.openxmlformats.org/drawingml/2006/main" xmlns:pic="http://schemas.openxmlformats.org/drawingml/2006/picture">
-            <wp:extent cx="5669280" cy="3218087"/>
-            <wp:docPr id="4" name="Picture 4"/>
             <wp:cNvGraphicFramePr>
               <a:graphicFrameLocks noChangeAspect="1"/>
             </wp:cNvGraphicFramePr>
@@ -4442,7 +846,7 @@
                   <pic:spPr>
                     <a:xfrm>
                       <a:off x="0" y="0"/>
-                      <a:ext cx="5669280" cy="3218087"/>
+                      <a:ext cx="5440680" cy="3088325"/>
                     </a:xfrm>
                     <a:prstGeom prst="rect"/>
                   </pic:spPr>
@@ -4455,29 +859,98 @@
     </w:p>
     <w:p>
       <w:pPr>
-        <w:spacing w:after="240"/>
+        <w:keepNext/>
+        <w:spacing w:before="40" w:after="120"/>
         <w:jc w:val="center"/>
       </w:pPr>
       <w:r>
         <w:rPr>
-          <w:rFonts w:ascii="Segoe UI" w:hAnsi="Segoe UI"/>
+          <w:rFonts w:ascii="Times New Roman" w:hAnsi="Times New Roman"/>
+          <w:b/>
           <w:i/>
-          <w:color w:val="64748B"/>
-          <w:sz w:val="18"/>
+          <w:color w:val="334155"/>
+          <w:sz w:val="21"/>
         </w:rPr>
-        <w:t>Figure 4: Change Request (CR) Register — Showing CR-001 through CR-009 with CCB approvals and submission form.</w:t>
+        <w:t>Figure 3: SCM Change Management Register</w:t>
       </w:r>
     </w:p>
     <w:p>
       <w:pPr>
+        <w:spacing w:line="324" w:lineRule="auto" w:after="200"/>
+        <w:jc w:val="both"/>
+      </w:pPr>
+      <w:r>
+        <w:rPr>
+          <w:rFonts w:ascii="Times New Roman" w:hAnsi="Times New Roman"/>
+          <w:b/>
+          <w:color w:val="0F172A"/>
+          <w:sz w:val="24"/>
+        </w:rPr>
+        <w:t xml:space="preserve">Figure 3 Explanation: </w:t>
+      </w:r>
+      <w:r>
+        <w:rPr>
+          <w:rFonts w:ascii="Times New Roman" w:hAnsi="Times New Roman"/>
+          <w:color w:val="1E293B"/>
+          <w:sz w:val="24"/>
+        </w:rPr>
+        <w:t>The Change Management register displays the formal ledger of Change Requests (CR-001 through CR-010), including requester identities, scope of impact, priority levels, CCB review statuses, target branches, and associated Git commit hashes, ensuring complete auditability from requirement change to code commit.</w:t>
+      </w:r>
+    </w:p>
+    <w:p>
+      <w:pPr>
+        <w:keepNext/>
+        <w:spacing w:before="320" w:after="120"/>
+      </w:pPr>
+      <w:r>
+        <w:rPr>
+          <w:rFonts w:ascii="Times New Roman" w:hAnsi="Times New Roman"/>
+          <w:b/>
+          <w:color w:val="0F172A"/>
+          <w:sz w:val="28"/>
+        </w:rPr>
+        <w:t>5. Problem Tracking</w:t>
+      </w:r>
+    </w:p>
+    <w:p>
+      <w:pPr>
+        <w:spacing w:line="324" w:lineRule="auto" w:after="120"/>
+        <w:jc w:val="both"/>
+      </w:pPr>
+      <w:r>
+        <w:rPr>
+          <w:rFonts w:ascii="Times New Roman" w:hAnsi="Times New Roman"/>
+          <w:color w:val="1E293B"/>
+          <w:sz w:val="24"/>
+        </w:rPr>
+        <w:t>Problem Tracking automates the identification, recording, investigation, and resolution of software defects arising during automated build and test cycles. When an automated Maven test fails in Jenkins, CommitSleuth intercepts the Surefire test report and console output, extracts the exact assertion failure and line number, and automatically generates an incident record in the problems register.</w:t>
+      </w:r>
+    </w:p>
+    <w:p>
+      <w:pPr>
+        <w:spacing w:line="324" w:lineRule="auto" w:after="120"/>
+        <w:jc w:val="both"/>
+      </w:pPr>
+      <w:r>
+        <w:rPr>
+          <w:rFonts w:ascii="Times New Roman" w:hAnsi="Times New Roman"/>
+          <w:color w:val="1E293B"/>
+          <w:sz w:val="24"/>
+        </w:rPr>
+        <w:t>In the central demonstration scenario, Build #128 fails due to an intentional defect introduced by Karthik in ReportService.java, causing ReportServiceTest to fail with an AssertionFailedError. CommitSleuth attributes this failure to Karthik's commit (a91bc42) with 88.5% confidence and automatically creates problem record BUG-024. The problem record progresses through a formal SCM lifecycle: Open -&gt; Investigating -&gt; Fix Submitted -&gt; Verification Pending -&gt; Resolved. A defect cannot be prematurely closed by simple assertion; it transitions to Resolved only after a subsequent verification build (Build #129) successfully compiles and passes all unit tests.</w:t>
+      </w:r>
+    </w:p>
+    <w:p>
+      <w:pPr>
+        <w:keepNext/>
         <w:spacing w:before="160" w:after="80"/>
         <w:jc w:val="center"/>
       </w:pPr>
       <w:r>
         <w:drawing>
           <wp:inline xmlns:a="http://schemas.openxmlformats.org/drawingml/2006/main" xmlns:pic="http://schemas.openxmlformats.org/drawingml/2006/picture">
-            <wp:extent cx="5669280" cy="3218087"/>
-            <wp:docPr id="5" name="Picture 5"/>
+            <wp:extent cx="5440680" cy="3088325"/>
+            <wp:docPr id="4" name="Picture 4"/>
             <wp:cNvGraphicFramePr>
               <a:graphicFrameLocks noChangeAspect="1"/>
             </wp:cNvGraphicFramePr>
@@ -4485,7 +958,7 @@
               <a:graphicData uri="http://schemas.openxmlformats.org/drawingml/2006/picture">
                 <pic:pic>
                   <pic:nvPicPr>
-                    <pic:cNvPr id="0" name="fig06_ci_register.png"/>
+                    <pic:cNvPr id="0" name="fig03_problem_tracking.png"/>
                     <pic:cNvPicPr/>
                   </pic:nvPicPr>
                   <pic:blipFill>
@@ -4497,7 +970,7 @@
                   <pic:spPr>
                     <a:xfrm>
                       <a:off x="0" y="0"/>
-                      <a:ext cx="5669280" cy="3218087"/>
+                      <a:ext cx="5440680" cy="3088325"/>
                     </a:xfrm>
                     <a:prstGeom prst="rect"/>
                   </pic:spPr>
@@ -4510,29 +983,98 @@
     </w:p>
     <w:p>
       <w:pPr>
-        <w:spacing w:after="240"/>
+        <w:keepNext/>
+        <w:spacing w:before="40" w:after="120"/>
         <w:jc w:val="center"/>
       </w:pPr>
       <w:r>
         <w:rPr>
-          <w:rFonts w:ascii="Segoe UI" w:hAnsi="Segoe UI"/>
+          <w:rFonts w:ascii="Times New Roman" w:hAnsi="Times New Roman"/>
+          <w:b/>
           <w:i/>
-          <w:color w:val="64748B"/>
-          <w:sz w:val="18"/>
+          <w:color w:val="334155"/>
+          <w:sz w:val="21"/>
         </w:rPr>
-        <w:t>Figure 5: Configuration Item Status Register — Tracking all 20 identified CIs, owners, and baseline references.</w:t>
+        <w:t>Figure 4: Automated Problem Tracking Register</w:t>
       </w:r>
     </w:p>
     <w:p>
       <w:pPr>
+        <w:spacing w:line="324" w:lineRule="auto" w:after="200"/>
+        <w:jc w:val="both"/>
+      </w:pPr>
+      <w:r>
+        <w:rPr>
+          <w:rFonts w:ascii="Times New Roman" w:hAnsi="Times New Roman"/>
+          <w:b/>
+          <w:color w:val="0F172A"/>
+          <w:sz w:val="24"/>
+        </w:rPr>
+        <w:t xml:space="preserve">Figure 4 Explanation: </w:t>
+      </w:r>
+      <w:r>
+        <w:rPr>
+          <w:rFonts w:ascii="Times New Roman" w:hAnsi="Times New Roman"/>
+          <w:color w:val="1E293B"/>
+          <w:sz w:val="24"/>
+        </w:rPr>
+        <w:t>The Problem Tracking register illustrates the defect ledger, showing unique problem codes (e.g., BUG-024 / P-001), associated failing build numbers, failure categories (test), suspect commit hashes, attribution confidence scores, assigned developers, and real-time lifecycle progression states.</w:t>
+      </w:r>
+    </w:p>
+    <w:p>
+      <w:pPr>
+        <w:keepNext/>
+        <w:spacing w:before="320" w:after="120"/>
+      </w:pPr>
+      <w:r>
+        <w:rPr>
+          <w:rFonts w:ascii="Times New Roman" w:hAnsi="Times New Roman"/>
+          <w:b/>
+          <w:color w:val="0F172A"/>
+          <w:sz w:val="28"/>
+        </w:rPr>
+        <w:t>6. Promotional Management</w:t>
+      </w:r>
+    </w:p>
+    <w:p>
+      <w:pPr>
+        <w:spacing w:line="324" w:lineRule="auto" w:after="120"/>
+        <w:jc w:val="both"/>
+      </w:pPr>
+      <w:r>
+        <w:rPr>
+          <w:rFonts w:ascii="Times New Roman" w:hAnsi="Times New Roman"/>
+          <w:color w:val="1E293B"/>
+          <w:sz w:val="24"/>
+        </w:rPr>
+        <w:t>Promotional Management controls the staged migration of software configuration baselines across progressive operational environments: Development -&gt; Testing -&gt; Release Candidate -&gt; Production. Each environment transition represents an increased level of verification, stability, and organizational commitment.</w:t>
+      </w:r>
+    </w:p>
+    <w:p>
+      <w:pPr>
+        <w:spacing w:line="324" w:lineRule="auto" w:after="120"/>
+        <w:jc w:val="both"/>
+      </w:pPr>
+      <w:r>
+        <w:rPr>
+          <w:rFonts w:ascii="Times New Roman" w:hAnsi="Times New Roman"/>
+          <w:color w:val="1E293B"/>
+          <w:sz w:val="24"/>
+        </w:rPr>
+        <w:t>CommitSleuth enforces strict promotional quality gates. A failing build (such as Build #128) is strictly BLOCKED from advancing to higher environments, and the blocking justification (e.g., 'Automated unit tests did not pass') is permanently logged. Only when a verified passing build (Build #129) is achieved, accompanied by an approved Change Request (CR-010) and passing configuration audits, does the promotion gate evaluate to PASSED. The promotion ledger permanently records the transition date, source and target levels, authorizing authority (CCB), gate decision, and associated release tag.</w:t>
+      </w:r>
+    </w:p>
+    <w:p>
+      <w:pPr>
+        <w:keepNext/>
         <w:spacing w:before="160" w:after="80"/>
         <w:jc w:val="center"/>
       </w:pPr>
       <w:r>
         <w:drawing>
           <wp:inline xmlns:a="http://schemas.openxmlformats.org/drawingml/2006/main" xmlns:pic="http://schemas.openxmlformats.org/drawingml/2006/picture">
-            <wp:extent cx="5669280" cy="3218087"/>
-            <wp:docPr id="6" name="Picture 6"/>
+            <wp:extent cx="5440680" cy="3088325"/>
+            <wp:docPr id="5" name="Picture 5"/>
             <wp:cNvGraphicFramePr>
               <a:graphicFrameLocks noChangeAspect="1"/>
             </wp:cNvGraphicFramePr>
@@ -4552,7 +1094,7 @@
                   <pic:spPr>
                     <a:xfrm>
                       <a:off x="0" y="0"/>
-                      <a:ext cx="5669280" cy="3218087"/>
+                      <a:ext cx="5440680" cy="3088325"/>
                     </a:xfrm>
                     <a:prstGeom prst="rect"/>
                   </pic:spPr>
@@ -4565,452 +1107,846 @@
     </w:p>
     <w:p>
       <w:pPr>
-        <w:spacing w:after="240"/>
+        <w:keepNext/>
+        <w:spacing w:before="40" w:after="120"/>
         <w:jc w:val="center"/>
       </w:pPr>
       <w:r>
         <w:rPr>
-          <w:rFonts w:ascii="Segoe UI" w:hAnsi="Segoe UI"/>
+          <w:rFonts w:ascii="Times New Roman" w:hAnsi="Times New Roman"/>
+          <w:b/>
           <w:i/>
-          <w:color w:val="64748B"/>
-          <w:sz w:val="18"/>
+          <w:color w:val="334155"/>
+          <w:sz w:val="21"/>
         </w:rPr>
-        <w:t>Figure 6: Promotional Management — Demonstrating passed and blocked promotion quality gates across Development, Testing, and Production.</w:t>
+        <w:t>Figure 5: Promotional Gate Ledger and Quality Gate Evaluation</w:t>
       </w:r>
     </w:p>
     <w:p>
       <w:pPr>
-        <w:pStyle w:val="Heading1"/>
-        <w:spacing w:before="280" w:after="120"/>
+        <w:spacing w:line="324" w:lineRule="auto" w:after="200"/>
+        <w:jc w:val="both"/>
       </w:pPr>
       <w:r>
-        <w:t>7. Final Review Viva / Presentation Guide (How to Explain)</w:t>
+        <w:rPr>
+          <w:rFonts w:ascii="Times New Roman" w:hAnsi="Times New Roman"/>
+          <w:b/>
+          <w:color w:val="0F172A"/>
+          <w:sz w:val="24"/>
+        </w:rPr>
+        <w:t xml:space="preserve">Figure 5 Explanation: </w:t>
       </w:r>
-    </w:p>
-    <w:p>
-      <w:r>
-        <w:t>Use this structured script when explaining the project to the faculty or external reviewer:</w:t>
-      </w:r>
-    </w:p>
-    <w:tbl>
-      <w:tblPr>
-        <w:tblW w:type="auto" w:w="0"/>
-        <w:jc w:val="center"/>
-        <w:tblLook w:firstColumn="1" w:firstRow="1" w:lastColumn="0" w:lastRow="0" w:noHBand="0" w:noVBand="1" w:val="04A0"/>
-      </w:tblPr>
-      <w:tblGrid>
-        <w:gridCol w:w="9360"/>
-      </w:tblGrid>
-      <w:tr>
-        <w:tc>
-          <w:tcPr>
-            <w:tcW w:type="dxa" w:w="9360"/>
-            <w:shd w:fill="F8FAFC"/>
-            <w:tcMar>
-              <w:top w:w="140" w:type="dxa"/>
-              <w:bottom w:w="140" w:type="dxa"/>
-              <w:left w:w="200" w:type="dxa"/>
-              <w:right w:w="200" w:type="dxa"/>
-            </w:tcMar>
-            <w:tcBorders>
-              <w:left w:val="single" w:sz="36" w:space="0" w:color="1F3A5F"/>
-              <w:top w:val="none"/>
-              <w:right w:val="none"/>
-              <w:bottom w:val="none"/>
-            </w:tcBorders>
-          </w:tcPr>
-          <w:p>
-            <w:pPr>
-              <w:spacing w:before="40" w:after="80"/>
-            </w:pPr>
-            <w:r>
-              <w:rPr>
-                <w:rFonts w:ascii="Segoe UI" w:hAnsi="Segoe UI"/>
-                <w:b/>
-                <w:color w:val="1F3A5F"/>
-                <w:sz w:val="22"/>
-              </w:rPr>
-              <w:t>📌 30-Second Elevator Pitch</w:t>
-              <w:br/>
-            </w:r>
-            <w:r>
-              <w:rPr>
-                <w:rFonts w:ascii="Segoe UI" w:hAnsi="Segoe UI"/>
-                <w:color w:val="222222"/>
-                <w:sz w:val="20"/>
-              </w:rPr>
-              <w:t>"Good morning / afternoon sir/madam. Our project is CommitSleuth, an intelligent build failure attribution system for Continuous Integration pipelines using Software Configuration Management.</w:t>
-              <w:br/>
-              <w:br/>
-              <w:t>In software companies, multiple developers commit code concurrently before a CI build runs. When the build fails, existing CI tools cannot tell who broke it, so teams naively blame the latest commit. CommitSleuth solves this batching problem by automatically analyzing the build logs, correlating the failure to modified source files, and mathematically calculating an evidence-based confidence score across all candidate commits. We have implemented all nine SCM activities, complete with a modern web dashboard, automated quality gates, and role-based security."</w:t>
-            </w:r>
-          </w:p>
-        </w:tc>
-      </w:tr>
-    </w:tbl>
-    <w:p>
-      <w:pPr>
-        <w:spacing w:after="80"/>
-      </w:pPr>
-    </w:p>
-    <w:p>
-      <w:pPr>
-        <w:pStyle w:val="Heading2"/>
-      </w:pPr>
-      <w:r>
-        <w:t>Top 5 Expected Review Questions &amp; Simple Answers</w:t>
-      </w:r>
-    </w:p>
-    <w:p>
       <w:r>
         <w:rPr>
-          <w:b/>
-          <w:color w:val="1F3A5F"/>
+          <w:rFonts w:ascii="Times New Roman" w:hAnsi="Times New Roman"/>
+          <w:color w:val="1E293B"/>
+          <w:sz w:val="24"/>
         </w:rPr>
-        <w:t>Q1: What is the 'Batching Problem' in SCM and CI?</w:t>
+        <w:t>The Promotional Management ledger demonstrates the multi-environment promotion pipeline, recording successful environment advancements (PASSED) alongside blocked transitions (BLOCKED) with explicit verification rationales, ensuring unverified or defective code cannot reach production.</w:t>
       </w:r>
     </w:p>
     <w:p>
       <w:pPr>
-        <w:spacing w:after="160"/>
+        <w:keepNext/>
+        <w:spacing w:before="320" w:after="120"/>
       </w:pPr>
       <w:r>
-        <w:t>Answer: In high-velocity teams, builds do not run after every single commit. Several commits from different developers accumulate in a batch. If the build fails, Jenkins only knows the batch failed—not which specific commit caused the break. CommitSleuth triages the entire batch.</w:t>
-      </w:r>
-    </w:p>
-    <w:p>
-      <w:r>
         <w:rPr>
+          <w:rFonts w:ascii="Times New Roman" w:hAnsi="Times New Roman"/>
           <w:b/>
-          <w:color w:val="1F3A5F"/>
+          <w:color w:val="0F172A"/>
+          <w:sz w:val="28"/>
         </w:rPr>
-        <w:t>Q2: Why didn't your system blame Bharathwaraj, since his commit was the latest (HEAD)?</w:t>
+        <w:t>7. System Accounting</w:t>
       </w:r>
     </w:p>
     <w:p>
       <w:pPr>
-        <w:spacing w:after="160"/>
+        <w:spacing w:line="324" w:lineRule="auto" w:after="120"/>
+        <w:jc w:val="both"/>
       </w:pPr>
       <w:r>
-        <w:t>Answer: Because CommitSleuth uses multi-factor evidence scoring. While Bharathwaraj's commit was newer (higher recency), it only touched markdown notes (docs/notes.md). Prakash's earlier commit touched Calculator.java, which directly matched the failing CalculatorTest.addsTwoNumbers failure signature. The file-match weight (0.55) properly outweighed recency (0.10).</w:t>
-      </w:r>
-    </w:p>
-    <w:p>
-      <w:r>
         <w:rPr>
-          <w:b/>
-          <w:color w:val="1F3A5F"/>
+          <w:rFonts w:ascii="Times New Roman" w:hAnsi="Times New Roman"/>
+          <w:color w:val="1E293B"/>
+          <w:sz w:val="24"/>
         </w:rPr>
-        <w:t>Q3: How does the Rollback Recommendation Engine decide when to revert?</w:t>
+        <w:t>System Accounting, or Configuration Status Accounting (CSA), provides an auditable, centralized record of the status, history, and traceability of all configuration items comprising the software system. It answers critical engineering questions regarding what configuration baseline is currently active, which changes have been approved and implemented, and what quality verification results correspond to each release.</w:t>
       </w:r>
     </w:p>
     <w:p>
       <w:pPr>
-        <w:spacing w:after="160"/>
+        <w:spacing w:line="324" w:lineRule="auto" w:after="120"/>
+        <w:jc w:val="both"/>
       </w:pPr>
       <w:r>
-        <w:t>Answer: It evaluates two criteria: 1) Confidence must exceed the threshold (60%), and 2) Isolation check: the commit must touch &lt;= 3 files. If a commit touches 20 files, an automatic git revert could cause merge conflicts or break downstream code, so CommitSleuth advises manual investigation instead.</w:t>
-      </w:r>
-    </w:p>
-    <w:p>
-      <w:r>
         <w:rPr>
-          <w:b/>
-          <w:color w:val="1F3A5F"/>
+          <w:rFonts w:ascii="Times New Roman" w:hAnsi="Times New Roman"/>
+          <w:color w:val="1E293B"/>
+          <w:sz w:val="24"/>
         </w:rPr>
-        <w:t>Q4: What is the difference between your FCA and PCA in the Auditing System?</w:t>
+        <w:t>In CommitSleuth, CSA tracks 20 identified Configuration Items (CIs) categorized into Documentation (SRS, SCM Plan, Design Document), Source Code (Java services, Python analyzers), Build Configurations (pom.xml, Jenkinsfile), Database Components, and Release Packages. The system includes an automated status reporting engine (status_reporter.py) that generates structured Configuration Status Accounting Reports (CSAR) directly from the relational database and provides live CSV export capabilities (/report/csv) for external compliance audits.</w:t>
       </w:r>
     </w:p>
     <w:p>
       <w:pPr>
-        <w:spacing w:after="160"/>
+        <w:keepNext/>
+        <w:spacing w:before="160" w:after="80"/>
+        <w:jc w:val="center"/>
       </w:pPr>
       <w:r>
-        <w:t>Answer: FCA (Functional Configuration Audit) verifies that the software performs the functions specified in the requirements (tested via our 100% traceability matrix and test cases). PCA (Physical Configuration Audit) verifies that the physical deliverables match the baseline (verified via clean git checkout, file presence, and SHA-256 release checksums).</w:t>
-      </w:r>
-    </w:p>
-    <w:p>
-      <w:r>
-        <w:rPr>
-          <w:b/>
-          <w:color w:val="1F3A5F"/>
-        </w:rPr>
-        <w:t>Q5: How does your SCM Promotion Gate work?</w:t>
+        <w:drawing>
+          <wp:inline xmlns:a="http://schemas.openxmlformats.org/drawingml/2006/main" xmlns:pic="http://schemas.openxmlformats.org/drawingml/2006/picture">
+            <wp:extent cx="5440680" cy="3088325"/>
+            <wp:docPr id="6" name="Picture 6"/>
+            <wp:cNvGraphicFramePr>
+              <a:graphicFrameLocks noChangeAspect="1"/>
+            </wp:cNvGraphicFramePr>
+            <a:graphic>
+              <a:graphicData uri="http://schemas.openxmlformats.org/drawingml/2006/picture">
+                <pic:pic>
+                  <pic:nvPicPr>
+                    <pic:cNvPr id="0" name="fig06_ci_register.png"/>
+                    <pic:cNvPicPr/>
+                  </pic:nvPicPr>
+                  <pic:blipFill>
+                    <a:blip r:embed="rId15"/>
+                    <a:stretch>
+                      <a:fillRect/>
+                    </a:stretch>
+                  </pic:blipFill>
+                  <pic:spPr>
+                    <a:xfrm>
+                      <a:off x="0" y="0"/>
+                      <a:ext cx="5440680" cy="3088325"/>
+                    </a:xfrm>
+                    <a:prstGeom prst="rect"/>
+                  </pic:spPr>
+                </pic:pic>
+              </a:graphicData>
+            </a:graphic>
+          </wp:inline>
+        </w:drawing>
       </w:r>
     </w:p>
     <w:p>
       <w:pPr>
-        <w:spacing w:after="160"/>
+        <w:keepNext/>
+        <w:spacing w:before="40" w:after="120"/>
+        <w:jc w:val="center"/>
       </w:pPr>
       <w:r>
-        <w:t>Answer: Our promotion gate (promote.py) prevents broken software from reaching production. Before moving an item from Testing to Production, it checks three gates: 1) Automated unit tests must pass, 2) The commit must trace back to an Approved Change Request (CR-xxx), and 3) The action must be authorized by an Administrator / CCB.</w:t>
+        <w:rPr>
+          <w:rFonts w:ascii="Times New Roman" w:hAnsi="Times New Roman"/>
+          <w:b/>
+          <w:i/>
+          <w:color w:val="334155"/>
+          <w:sz w:val="21"/>
+        </w:rPr>
+        <w:t>Figure 6: Configuration Item (CI) Register</w:t>
       </w:r>
     </w:p>
     <w:p>
       <w:pPr>
-        <w:pStyle w:val="Heading1"/>
-        <w:spacing w:before="280" w:after="120"/>
+        <w:spacing w:line="324" w:lineRule="auto" w:after="200"/>
+        <w:jc w:val="both"/>
       </w:pPr>
       <w:r>
-        <w:t>8. Live Demonstration Command Cheatsheet</w:t>
+        <w:rPr>
+          <w:rFonts w:ascii="Times New Roman" w:hAnsi="Times New Roman"/>
+          <w:b/>
+          <w:color w:val="0F172A"/>
+          <w:sz w:val="24"/>
+        </w:rPr>
+        <w:t xml:space="preserve">Figure 6 Explanation: </w:t>
       </w:r>
-    </w:p>
-    <w:p>
       <w:r>
-        <w:t>Execute these exact commands during your live demonstration to show the full end-to-end workflow:</w:t>
-      </w:r>
-    </w:p>
-    <w:tbl>
-      <w:tblPr>
-        <w:tblW w:type="auto" w:w="0"/>
-        <w:jc w:val="center"/>
-        <w:tblLook w:firstColumn="1" w:firstRow="1" w:lastColumn="0" w:lastRow="0" w:noHBand="0" w:noVBand="1" w:val="04A0"/>
-      </w:tblPr>
-      <w:tblGrid>
-        <w:gridCol w:w="9360"/>
-      </w:tblGrid>
-      <w:tr>
-        <w:tc>
-          <w:tcPr>
-            <w:tcW w:type="dxa" w:w="9360"/>
-            <w:shd w:fill="0F172A"/>
-            <w:tcMar>
-              <w:top w:w="120" w:type="dxa"/>
-              <w:bottom w:w="120" w:type="dxa"/>
-              <w:left w:w="180" w:type="dxa"/>
-              <w:right w:w="180" w:type="dxa"/>
-            </w:tcMar>
-          </w:tcPr>
-          <w:p>
-            <w:pPr>
-              <w:spacing w:before="40" w:after="40"/>
-            </w:pPr>
-            <w:r>
-              <w:rPr>
-                <w:rFonts w:ascii="Consolas" w:hAnsi="Consolas"/>
-                <w:color w:val="E2E8F0"/>
-                <w:sz w:val="19"/>
-              </w:rPr>
-              <w:t># Step 1: Show the web dashboard</w:t>
-              <w:br/>
-              <w:t>Open browser: http://127.0.0.1:5000</w:t>
-              <w:br/>
-              <w:t>Login as: prakash / admin123 (or viewer / viewer123 to demonstrate RBAC restriction)</w:t>
-              <w:br/>
-              <w:br/>
-              <w:t># Step 2: Run automated test suite</w:t>
-              <w:br/>
-              <w:t>pytest tests/ -v</w:t>
-              <w:br/>
-              <w:t>mvn -B -f maven/pom.xml test</w:t>
-              <w:br/>
-              <w:br/>
-              <w:t># Step 3: Demonstrate the Batching Failure Attribution</w:t>
-              <w:br/>
-              <w:t>git checkout bugfix/demo-calc-failure</w:t>
-              <w:br/>
-              <w:t>mvn -B -f maven/pom.xml test &gt; build.log 2&gt;&amp;1          # Shows Maven failure</w:t>
-              <w:br/>
-              <w:t>python analyzer/record_build.py --result FAILURE --build 102 --log build.log --branch bugfix/demo-calc-failure</w:t>
-              <w:br/>
-              <w:t># Terminal displays: Suspect commit 9297e33 by Prakash Raj U, confidence 77.8%!</w:t>
-              <w:br/>
-              <w:br/>
-              <w:t># Step 4: Show the result on the Dashboard</w:t>
-              <w:br/>
-              <w:t>Refresh http://127.0.0.1:5000/problem/2</w:t>
-              <w:br/>
-              <w:t>Show the Culprit Card and Candidate Commit Ranking Matrix</w:t>
-              <w:br/>
-              <w:br/>
-              <w:t># Step 5: Show the resolution and verified build</w:t>
-              <w:br/>
-              <w:t>git checkout main</w:t>
-              <w:br/>
-              <w:t>mvn -B -f maven/pom.xml test                          # Shows Build Success (7/7 tests pass)</w:t>
-              <w:br/>
-              <w:t>python analyzer/record_build.py --result SUCCESS --build 103 --branch main</w:t>
-              <w:br/>
-              <w:br/>
-              <w:t># Step 6: Evaluate Promotion Gate and Generate Release Manifest</w:t>
-              <w:br/>
-              <w:t>python analyzer/promote.py --item "CommitSleuth Suite" --from Testing --to Production --approver "CCB" --tests-passed --cr CR-009 --tag v1.0.0</w:t>
-              <w:br/>
-              <w:t>python analyzer/release_manager.py                    # Generates SHA-256 release manifest</w:t>
-              <w:br/>
-              <w:t>python analyzer/status_reporter.py                    # Generates CSAR and exports CSV</w:t>
-            </w:r>
-          </w:p>
-        </w:tc>
-      </w:tr>
-    </w:tbl>
-    <w:p>
-      <w:pPr>
-        <w:spacing w:after="80"/>
-      </w:pPr>
-    </w:p>
-    <w:p>
-      <w:pPr>
-        <w:pStyle w:val="Heading1"/>
-        <w:spacing w:before="280" w:after="120"/>
-      </w:pPr>
-      <w:r>
-        <w:t>9. Conclusion</w:t>
-      </w:r>
-    </w:p>
-    <w:p>
-      <w:r>
-        <w:t>CommitSleuth proves that Software Configuration Management is not merely passive document tracking, but an active, intelligent automation partner in continuous integration. By addressing the batching problem through mathematical attribution, preserving change traceability, enforcing quality gates, and presenting all data through a modern web portal, the project fulfills all academic and practical requirements of the ISWE403L course.</w:t>
+        <w:rPr>
+          <w:rFonts w:ascii="Times New Roman" w:hAnsi="Times New Roman"/>
+          <w:color w:val="1E293B"/>
+          <w:sz w:val="24"/>
+        </w:rPr>
+        <w:t>The Configuration Item Register displays the 20 formally controlled CIs, their version identifiers, lifecycle states (e.g., Baselined BL-01 to BL-05), designated owners, approval statuses, categories, and timestamps of last modification.</w:t>
       </w:r>
     </w:p>
     <w:p>
       <w:pPr>
-        <w:spacing w:after="320"/>
+        <w:keepNext/>
+        <w:spacing w:before="160" w:after="80"/>
+        <w:jc w:val="center"/>
       </w:pPr>
+      <w:r>
+        <w:drawing>
+          <wp:inline xmlns:a="http://schemas.openxmlformats.org/drawingml/2006/main" xmlns:pic="http://schemas.openxmlformats.org/drawingml/2006/picture">
+            <wp:extent cx="5440680" cy="3088325"/>
+            <wp:docPr id="7" name="Picture 7"/>
+            <wp:cNvGraphicFramePr>
+              <a:graphicFrameLocks noChangeAspect="1"/>
+            </wp:cNvGraphicFramePr>
+            <a:graphic>
+              <a:graphicData uri="http://schemas.openxmlformats.org/drawingml/2006/picture">
+                <pic:pic>
+                  <pic:nvPicPr>
+                    <pic:cNvPr id="0" name="fig10_csar_report.png"/>
+                    <pic:cNvPicPr/>
+                  </pic:nvPicPr>
+                  <pic:blipFill>
+                    <a:blip r:embed="rId16"/>
+                    <a:stretch>
+                      <a:fillRect/>
+                    </a:stretch>
+                  </pic:blipFill>
+                  <pic:spPr>
+                    <a:xfrm>
+                      <a:off x="0" y="0"/>
+                      <a:ext cx="5440680" cy="3088325"/>
+                    </a:xfrm>
+                    <a:prstGeom prst="rect"/>
+                  </pic:spPr>
+                </pic:pic>
+              </a:graphicData>
+            </a:graphic>
+          </wp:inline>
+        </w:drawing>
+      </w:r>
     </w:p>
-    <w:tbl>
-      <w:tblPr>
-        <w:tblW w:type="auto" w:w="0"/>
+    <w:p>
+      <w:pPr>
+        <w:keepNext/>
+        <w:spacing w:before="40" w:after="120"/>
         <w:jc w:val="center"/>
-        <w:tblLook w:firstColumn="1" w:firstRow="1" w:lastColumn="0" w:lastRow="0" w:noHBand="0" w:noVBand="1" w:val="04A0"/>
-      </w:tblPr>
-      <w:tblGrid>
-        <w:gridCol w:w="4680"/>
-        <w:gridCol w:w="4680"/>
-      </w:tblGrid>
-      <w:tr>
-        <w:tc>
-          <w:tcPr>
-            <w:tcW w:type="dxa" w:w="4608"/>
-            <w:shd w:fill="1E293B"/>
-            <w:tcMar>
-              <w:top w:w="120" w:type="dxa"/>
-              <w:bottom w:w="120" w:type="dxa"/>
-              <w:left w:w="140" w:type="dxa"/>
-              <w:right w:w="140" w:type="dxa"/>
-            </w:tcMar>
-          </w:tcPr>
-          <w:p>
-            <w:pPr>
-              <w:jc w:val="left"/>
-            </w:pPr>
-            <w:r>
-              <w:rPr>
-                <w:rFonts w:ascii="Segoe UI" w:hAnsi="Segoe UI"/>
-                <w:b/>
-                <w:color w:val="FFFFFF"/>
-                <w:sz w:val="19"/>
-              </w:rPr>
-              <w:t>Candidate Signature (PRU)</w:t>
-            </w:r>
-          </w:p>
-        </w:tc>
-        <w:tc>
-          <w:tcPr>
-            <w:tcW w:type="dxa" w:w="4608"/>
-            <w:shd w:fill="1E293B"/>
-            <w:tcMar>
-              <w:top w:w="120" w:type="dxa"/>
-              <w:bottom w:w="120" w:type="dxa"/>
-              <w:left w:w="140" w:type="dxa"/>
-              <w:right w:w="140" w:type="dxa"/>
-            </w:tcMar>
-          </w:tcPr>
-          <w:p>
-            <w:pPr>
-              <w:jc w:val="left"/>
-            </w:pPr>
-            <w:r>
-              <w:rPr>
-                <w:rFonts w:ascii="Segoe UI" w:hAnsi="Segoe UI"/>
-                <w:b/>
-                <w:color w:val="FFFFFF"/>
-                <w:sz w:val="19"/>
-              </w:rPr>
-              <w:t>Candidate Signature (BKS)</w:t>
-            </w:r>
-          </w:p>
-        </w:tc>
-      </w:tr>
-      <w:tr>
-        <w:tc>
-          <w:tcPr>
-            <w:tcW w:type="dxa" w:w="4608"/>
-          </w:tcPr>
-          <w:p/>
-        </w:tc>
-        <w:tc>
-          <w:tcPr>
-            <w:tcW w:type="dxa" w:w="4608"/>
-          </w:tcPr>
-          <w:p/>
-        </w:tc>
-      </w:tr>
-      <w:tr>
-        <w:tc>
-          <w:tcPr>
-            <w:tcW w:type="dxa" w:w="4608"/>
-            <w:shd w:fill="FFFFFF"/>
-            <w:tcMar>
-              <w:top w:w="90" w:type="dxa"/>
-              <w:bottom w:w="90" w:type="dxa"/>
-              <w:left w:w="130" w:type="dxa"/>
-              <w:right w:w="130" w:type="dxa"/>
-            </w:tcMar>
-          </w:tcPr>
-          <w:p>
-            <w:pPr>
-              <w:jc w:val="left"/>
-            </w:pPr>
-            <w:r>
-              <w:rPr>
-                <w:rFonts w:ascii="Segoe UI" w:hAnsi="Segoe UI"/>
-                <w:color w:val="222222"/>
-                <w:sz w:val="18"/>
-              </w:rPr>
-              <w:t>Prakash Raj U (23MIS0180)</w:t>
-              <w:br/>
-              <w:t>Date: 22 October 2026</w:t>
-            </w:r>
-          </w:p>
-        </w:tc>
-        <w:tc>
-          <w:tcPr>
-            <w:tcW w:type="dxa" w:w="4608"/>
-            <w:shd w:fill="FFFFFF"/>
-            <w:tcMar>
-              <w:top w:w="90" w:type="dxa"/>
-              <w:bottom w:w="90" w:type="dxa"/>
-              <w:left w:w="130" w:type="dxa"/>
-              <w:right w:w="130" w:type="dxa"/>
-            </w:tcMar>
-          </w:tcPr>
-          <w:p>
-            <w:pPr>
-              <w:jc w:val="left"/>
-            </w:pPr>
-            <w:r>
-              <w:rPr>
-                <w:rFonts w:ascii="Segoe UI" w:hAnsi="Segoe UI"/>
-                <w:color w:val="222222"/>
-                <w:sz w:val="18"/>
-              </w:rPr>
-              <w:t>Bharathwaraj K S (23MIS0070)</w:t>
-              <w:br/>
-              <w:t>Date: 22 October 2026</w:t>
-            </w:r>
-          </w:p>
-        </w:tc>
-      </w:tr>
-    </w:tbl>
+      </w:pPr>
+      <w:r>
+        <w:rPr>
+          <w:rFonts w:ascii="Times New Roman" w:hAnsi="Times New Roman"/>
+          <w:b/>
+          <w:i/>
+          <w:color w:val="334155"/>
+          <w:sz w:val="21"/>
+        </w:rPr>
+        <w:t>Figure 7: Configuration Status Accounting Report (CSAR) Output</w:t>
+      </w:r>
+    </w:p>
+    <w:p>
+      <w:pPr>
+        <w:spacing w:line="324" w:lineRule="auto" w:after="200"/>
+        <w:jc w:val="both"/>
+      </w:pPr>
+      <w:r>
+        <w:rPr>
+          <w:rFonts w:ascii="Times New Roman" w:hAnsi="Times New Roman"/>
+          <w:b/>
+          <w:color w:val="0F172A"/>
+          <w:sz w:val="24"/>
+        </w:rPr>
+        <w:t xml:space="preserve">Figure 7 Explanation: </w:t>
+      </w:r>
+      <w:r>
+        <w:rPr>
+          <w:rFonts w:ascii="Times New Roman" w:hAnsi="Times New Roman"/>
+          <w:color w:val="1E293B"/>
+          <w:sz w:val="24"/>
+        </w:rPr>
+        <w:t>The CSAR output view displays the generated configuration status accounting report summarizing total CIs under control, change request statistics, CI/CD pipeline pass/fail ratios, open versus resolved problem records, and cryptographic release tag references.</w:t>
+      </w:r>
+    </w:p>
+    <w:p>
+      <w:pPr>
+        <w:keepNext/>
+        <w:spacing w:before="320" w:after="120"/>
+      </w:pPr>
+      <w:r>
+        <w:rPr>
+          <w:rFonts w:ascii="Times New Roman" w:hAnsi="Times New Roman"/>
+          <w:b/>
+          <w:color w:val="0F172A"/>
+          <w:sz w:val="28"/>
+        </w:rPr>
+        <w:t>8. CAS (Configuration Auditing System)</w:t>
+      </w:r>
+    </w:p>
+    <w:p>
+      <w:pPr>
+        <w:spacing w:line="324" w:lineRule="auto" w:after="120"/>
+        <w:jc w:val="both"/>
+      </w:pPr>
+      <w:r>
+        <w:rPr>
+          <w:rFonts w:ascii="Times New Roman" w:hAnsi="Times New Roman"/>
+          <w:color w:val="1E293B"/>
+          <w:sz w:val="24"/>
+        </w:rPr>
+        <w:t>The Configuration Auditing System (CAS) performs independent, objective evaluations to verify that the software product satisfies its documented functional requirements and that its physical implementation precisely mirrors approved baselines. CommitSleuth implements both categories of formal SCM audits:</w:t>
+      </w:r>
+    </w:p>
+    <w:p>
+      <w:pPr>
+        <w:spacing w:line="324" w:lineRule="auto" w:after="120"/>
+        <w:jc w:val="both"/>
+      </w:pPr>
+      <w:r>
+        <w:rPr>
+          <w:rFonts w:ascii="Times New Roman" w:hAnsi="Times New Roman"/>
+          <w:color w:val="1E293B"/>
+          <w:sz w:val="24"/>
+        </w:rPr>
+        <w:t>1. Functional Configuration Audit (FCA): Verifies that all documented functional requirements (FR-01 through FR-14) have been implemented and satisfied through unit and integration testing. This includes auditing test assertion logs, branch naming compliance, and ranking engine accuracy.</w:t>
+        <w:br/>
+        <w:t>2. Physical Configuration Audit (PCA): Verifies the physical presence, packaging, and version integrity of approved configuration items. This includes auditing pinned Maven dependencies in pom.xml, deployment documentation in README.md, database schema parity, and cryptographic SHA-256 checksums of compiled release packages.</w:t>
+        <w:br/>
+        <w:t>All audit observations (AO-01 through AO-07) are formally tracked in the database with severity classifications (Critical, Major, Minor, Conforming), assigned owners, and verified closure dates.</w:t>
+      </w:r>
+    </w:p>
+    <w:p>
+      <w:pPr>
+        <w:keepNext/>
+        <w:spacing w:before="160" w:after="80"/>
+        <w:jc w:val="center"/>
+      </w:pPr>
+      <w:r>
+        <w:drawing>
+          <wp:inline xmlns:a="http://schemas.openxmlformats.org/drawingml/2006/main" xmlns:pic="http://schemas.openxmlformats.org/drawingml/2006/picture">
+            <wp:extent cx="5440680" cy="3088325"/>
+            <wp:docPr id="8" name="Picture 8"/>
+            <wp:cNvGraphicFramePr>
+              <a:graphicFrameLocks noChangeAspect="1"/>
+            </wp:cNvGraphicFramePr>
+            <a:graphic>
+              <a:graphicData uri="http://schemas.openxmlformats.org/drawingml/2006/picture">
+                <pic:pic>
+                  <pic:nvPicPr>
+                    <pic:cNvPr id="0" name="fig09_auditing_fca_pca.png"/>
+                    <pic:cNvPicPr/>
+                  </pic:nvPicPr>
+                  <pic:blipFill>
+                    <a:blip r:embed="rId17"/>
+                    <a:stretch>
+                      <a:fillRect/>
+                    </a:stretch>
+                  </pic:blipFill>
+                  <pic:spPr>
+                    <a:xfrm>
+                      <a:off x="0" y="0"/>
+                      <a:ext cx="5440680" cy="3088325"/>
+                    </a:xfrm>
+                    <a:prstGeom prst="rect"/>
+                  </pic:spPr>
+                </pic:pic>
+              </a:graphicData>
+            </a:graphic>
+          </wp:inline>
+        </w:drawing>
+      </w:r>
+    </w:p>
+    <w:p>
+      <w:pPr>
+        <w:keepNext/>
+        <w:spacing w:before="40" w:after="120"/>
+        <w:jc w:val="center"/>
+      </w:pPr>
+      <w:r>
+        <w:rPr>
+          <w:rFonts w:ascii="Times New Roman" w:hAnsi="Times New Roman"/>
+          <w:b/>
+          <w:i/>
+          <w:color w:val="334155"/>
+          <w:sz w:val="21"/>
+        </w:rPr>
+        <w:t>Figure 8: Configuration Auditing System (FCA &amp; PCA Ledger)</w:t>
+      </w:r>
+    </w:p>
+    <w:p>
+      <w:pPr>
+        <w:spacing w:line="324" w:lineRule="auto" w:after="200"/>
+        <w:jc w:val="both"/>
+      </w:pPr>
+      <w:r>
+        <w:rPr>
+          <w:rFonts w:ascii="Times New Roman" w:hAnsi="Times New Roman"/>
+          <w:b/>
+          <w:color w:val="0F172A"/>
+          <w:sz w:val="24"/>
+        </w:rPr>
+        <w:t xml:space="preserve">Figure 8 Explanation: </w:t>
+      </w:r>
+      <w:r>
+        <w:rPr>
+          <w:rFonts w:ascii="Times New Roman" w:hAnsi="Times New Roman"/>
+          <w:color w:val="1E293B"/>
+          <w:sz w:val="24"/>
+        </w:rPr>
+        <w:t>The Configuration Auditing interface displays recorded audit observations (AO-01 through AO-07), categorizing each check as FCA or PCA, detailing checklist criteria, audit findings, objective verification evidence, severity ratings, responsible owners, and verified closure dates.</w:t>
+      </w:r>
+    </w:p>
+    <w:p>
+      <w:pPr>
+        <w:keepNext/>
+        <w:spacing w:before="320" w:after="120"/>
+      </w:pPr>
+      <w:r>
+        <w:rPr>
+          <w:rFonts w:ascii="Times New Roman" w:hAnsi="Times New Roman"/>
+          <w:b/>
+          <w:color w:val="0F172A"/>
+          <w:sz w:val="28"/>
+        </w:rPr>
+        <w:t>9. Access and Security</w:t>
+      </w:r>
+    </w:p>
+    <w:p>
+      <w:pPr>
+        <w:spacing w:line="324" w:lineRule="auto" w:after="120"/>
+        <w:jc w:val="both"/>
+      </w:pPr>
+      <w:r>
+        <w:rPr>
+          <w:rFonts w:ascii="Times New Roman" w:hAnsi="Times New Roman"/>
+          <w:color w:val="1E293B"/>
+          <w:sz w:val="24"/>
+        </w:rPr>
+        <w:t>Access and Security safeguards software configuration items, audit records, and deployment gates from unauthorized modification. CommitSleuth implements Role-Based Access Control (RBAC) enforced at both the Flask backend route level and user session tier.</w:t>
+      </w:r>
+    </w:p>
+    <w:p>
+      <w:pPr>
+        <w:spacing w:line="324" w:lineRule="auto" w:after="120"/>
+        <w:jc w:val="both"/>
+      </w:pPr>
+      <w:r>
+        <w:rPr>
+          <w:rFonts w:ascii="Times New Roman" w:hAnsi="Times New Roman"/>
+          <w:color w:val="1E293B"/>
+          <w:sz w:val="24"/>
+        </w:rPr>
+        <w:t>The system defines three distinct operational roles:</w:t>
+        <w:br/>
+        <w:t>1. Administrator (Prakash Raj / Bharathwaraj): Granted full authority to modify global scoring weights, approve or reject Change Requests, authorize production promotions, and manage user accounts.</w:t>
+        <w:br/>
+        <w:t>2. Maintainer / Developer (Karthik / Divya): Authorized to inspect build details, investigate attributed failures, submit new Change Requests, acknowledge alerts, and submit corrective commits.</w:t>
+        <w:br/>
+        <w:t>3. Viewer / Auditor: Restricted to read-only access for dashboards, status accounting reports, and audit logs; strictly prohibited from registering CRs or approving promotions.</w:t>
+        <w:br/>
+        <w:t>Additionally, an immutable audit trail table (audit_trail) automatically logs every user authentication, role switch, promotion gate evaluation, and configuration edit with precise timestamps and usernames.</w:t>
+      </w:r>
+    </w:p>
+    <w:p>
+      <w:pPr>
+        <w:keepNext/>
+        <w:spacing w:before="160" w:after="80"/>
+        <w:jc w:val="center"/>
+      </w:pPr>
+      <w:r>
+        <w:drawing>
+          <wp:inline xmlns:a="http://schemas.openxmlformats.org/drawingml/2006/main" xmlns:pic="http://schemas.openxmlformats.org/drawingml/2006/picture">
+            <wp:extent cx="5440680" cy="3088325"/>
+            <wp:docPr id="9" name="Picture 9"/>
+            <wp:cNvGraphicFramePr>
+              <a:graphicFrameLocks noChangeAspect="1"/>
+            </wp:cNvGraphicFramePr>
+            <a:graphic>
+              <a:graphicData uri="http://schemas.openxmlformats.org/drawingml/2006/picture">
+                <pic:pic>
+                  <pic:nvPicPr>
+                    <pic:cNvPr id="0" name="fig12_access_security_audit.png"/>
+                    <pic:cNvPicPr/>
+                  </pic:nvPicPr>
+                  <pic:blipFill>
+                    <a:blip r:embed="rId18"/>
+                    <a:stretch>
+                      <a:fillRect/>
+                    </a:stretch>
+                  </pic:blipFill>
+                  <pic:spPr>
+                    <a:xfrm>
+                      <a:off x="0" y="0"/>
+                      <a:ext cx="5440680" cy="3088325"/>
+                    </a:xfrm>
+                    <a:prstGeom prst="rect"/>
+                  </pic:spPr>
+                </pic:pic>
+              </a:graphicData>
+            </a:graphic>
+          </wp:inline>
+        </w:drawing>
+      </w:r>
+    </w:p>
+    <w:p>
+      <w:pPr>
+        <w:keepNext/>
+        <w:spacing w:before="40" w:after="120"/>
+        <w:jc w:val="center"/>
+      </w:pPr>
+      <w:r>
+        <w:rPr>
+          <w:rFonts w:ascii="Times New Roman" w:hAnsi="Times New Roman"/>
+          <w:b/>
+          <w:i/>
+          <w:color w:val="334155"/>
+          <w:sz w:val="21"/>
+        </w:rPr>
+        <w:t>Figure 9: Access Control and SCM Security Audit Trail</w:t>
+      </w:r>
+    </w:p>
+    <w:p>
+      <w:pPr>
+        <w:spacing w:line="324" w:lineRule="auto" w:after="200"/>
+        <w:jc w:val="both"/>
+      </w:pPr>
+      <w:r>
+        <w:rPr>
+          <w:rFonts w:ascii="Times New Roman" w:hAnsi="Times New Roman"/>
+          <w:b/>
+          <w:color w:val="0F172A"/>
+          <w:sz w:val="24"/>
+        </w:rPr>
+        <w:t xml:space="preserve">Figure 9 Explanation: </w:t>
+      </w:r>
+      <w:r>
+        <w:rPr>
+          <w:rFonts w:ascii="Times New Roman" w:hAnsi="Times New Roman"/>
+          <w:color w:val="1E293B"/>
+          <w:sz w:val="24"/>
+        </w:rPr>
+        <w:t>The SCM Audit Trail interface displays an immutable chronological ledger of system actions, recording event timestamps, acting user personas, actions performed (e.g., portal logins, promotion evaluations, CR submissions), and operational details for complete accountability.</w:t>
+      </w:r>
+    </w:p>
+    <w:p>
+      <w:pPr>
+        <w:keepNext/>
+        <w:spacing w:before="320" w:after="120"/>
+      </w:pPr>
+      <w:r>
+        <w:rPr>
+          <w:rFonts w:ascii="Times New Roman" w:hAnsi="Times New Roman"/>
+          <w:b/>
+          <w:color w:val="0F172A"/>
+          <w:sz w:val="28"/>
+        </w:rPr>
+        <w:t>10. Customization</w:t>
+      </w:r>
+    </w:p>
+    <w:p>
+      <w:pPr>
+        <w:spacing w:line="324" w:lineRule="auto" w:after="120"/>
+        <w:jc w:val="both"/>
+      </w:pPr>
+      <w:r>
+        <w:rPr>
+          <w:rFonts w:ascii="Times New Roman" w:hAnsi="Times New Roman"/>
+          <w:color w:val="1E293B"/>
+          <w:sz w:val="24"/>
+        </w:rPr>
+        <w:t>Customization addresses the need for an SCM tool to adapt to diverse organizational workflows, project sizes, and failure characteristics without modifying core application code. In CommitSleuth, failure attribution relies on a multi-factor weighted scoring model whose weights are externalized in scoring_config.yaml.</w:t>
+      </w:r>
+    </w:p>
+    <w:p>
+      <w:pPr>
+        <w:spacing w:line="324" w:lineRule="auto" w:after="120"/>
+        <w:jc w:val="both"/>
+      </w:pPr>
+      <w:r>
+        <w:rPr>
+          <w:rFonts w:ascii="Times New Roman" w:hAnsi="Times New Roman"/>
+          <w:color w:val="1E293B"/>
+          <w:sz w:val="24"/>
+        </w:rPr>
+        <w:t>The heuristic engine evaluates candidate commits against four configurable factors:</w:t>
+        <w:br/>
+        <w:t>1. File Match Weight (default 0.55): Evaluates direct name matching between candidate changeset files and classes referenced in failing test traces (e.g., matching ReportService.java with ReportServiceTest).</w:t>
+        <w:br/>
+        <w:t>2. Dependency Change Weight (default 0.25): Assigns weight to pom.xml modifications when a dependency resolution failure occurs.</w:t>
+        <w:br/>
+        <w:t>3. Recency Weight (default 0.10): Applies linear decay based on commit chronological order in the candidate batch.</w:t>
+        <w:br/>
+        <w:t>4. Change Size Weight (default 0.10): Evaluates the breadth and isolation of files altered in the commit.</w:t>
+        <w:br/>
+        <w:t>Through the web customization portal, project leads can adjust these weights dynamically, update repository endpoints, and modify Jenkins webhook URLs. All updates are persisted directly to scoring_config.yaml and take immediate effect.</w:t>
+      </w:r>
+    </w:p>
+    <w:p>
+      <w:pPr>
+        <w:keepNext/>
+        <w:spacing w:before="160" w:after="80"/>
+        <w:jc w:val="center"/>
+      </w:pPr>
+      <w:r>
+        <w:drawing>
+          <wp:inline xmlns:a="http://schemas.openxmlformats.org/drawingml/2006/main" xmlns:pic="http://schemas.openxmlformats.org/drawingml/2006/picture">
+            <wp:extent cx="5440680" cy="3088325"/>
+            <wp:docPr id="10" name="Picture 10"/>
+            <wp:cNvGraphicFramePr>
+              <a:graphicFrameLocks noChangeAspect="1"/>
+            </wp:cNvGraphicFramePr>
+            <a:graphic>
+              <a:graphicData uri="http://schemas.openxmlformats.org/drawingml/2006/picture">
+                <pic:pic>
+                  <pic:nvPicPr>
+                    <pic:cNvPr id="0" name="fig11_customization_config.png"/>
+                    <pic:cNvPicPr/>
+                  </pic:nvPicPr>
+                  <pic:blipFill>
+                    <a:blip r:embed="rId19"/>
+                    <a:stretch>
+                      <a:fillRect/>
+                    </a:stretch>
+                  </pic:blipFill>
+                  <pic:spPr>
+                    <a:xfrm>
+                      <a:off x="0" y="0"/>
+                      <a:ext cx="5440680" cy="3088325"/>
+                    </a:xfrm>
+                    <a:prstGeom prst="rect"/>
+                  </pic:spPr>
+                </pic:pic>
+              </a:graphicData>
+            </a:graphic>
+          </wp:inline>
+        </w:drawing>
+      </w:r>
+    </w:p>
+    <w:p>
+      <w:pPr>
+        <w:keepNext/>
+        <w:spacing w:before="40" w:after="120"/>
+        <w:jc w:val="center"/>
+      </w:pPr>
+      <w:r>
+        <w:rPr>
+          <w:rFonts w:ascii="Times New Roman" w:hAnsi="Times New Roman"/>
+          <w:b/>
+          <w:i/>
+          <w:color w:val="334155"/>
+          <w:sz w:val="21"/>
+        </w:rPr>
+        <w:t>Figure 10: SCM Customization and Heuristic Weight Configuration</w:t>
+      </w:r>
+    </w:p>
+    <w:p>
+      <w:pPr>
+        <w:spacing w:line="324" w:lineRule="auto" w:after="200"/>
+        <w:jc w:val="both"/>
+      </w:pPr>
+      <w:r>
+        <w:rPr>
+          <w:rFonts w:ascii="Times New Roman" w:hAnsi="Times New Roman"/>
+          <w:b/>
+          <w:color w:val="0F172A"/>
+          <w:sz w:val="24"/>
+        </w:rPr>
+        <w:t xml:space="preserve">Figure 10 Explanation: </w:t>
+      </w:r>
+      <w:r>
+        <w:rPr>
+          <w:rFonts w:ascii="Times New Roman" w:hAnsi="Times New Roman"/>
+          <w:color w:val="1E293B"/>
+          <w:sz w:val="24"/>
+        </w:rPr>
+        <w:t>The Customization interface allows project managers to fine-tune attribution scoring weights, configure rollback thresholds, update GitHub repository URLs, and modify Jenkins CI webhook endpoints without code alterations or server restarts.</w:t>
+      </w:r>
+    </w:p>
+    <w:p>
+      <w:pPr>
+        <w:keepNext/>
+        <w:spacing w:before="320" w:after="120"/>
+      </w:pPr>
+      <w:r>
+        <w:rPr>
+          <w:rFonts w:ascii="Times New Roman" w:hAnsi="Times New Roman"/>
+          <w:b/>
+          <w:color w:val="0F172A"/>
+          <w:sz w:val="28"/>
+        </w:rPr>
+        <w:t>11. Web Enabling</w:t>
+      </w:r>
+    </w:p>
+    <w:p>
+      <w:pPr>
+        <w:spacing w:line="324" w:lineRule="auto" w:after="120"/>
+        <w:jc w:val="both"/>
+      </w:pPr>
+      <w:r>
+        <w:rPr>
+          <w:rFonts w:ascii="Times New Roman" w:hAnsi="Times New Roman"/>
+          <w:color w:val="1E293B"/>
+          <w:sz w:val="24"/>
+        </w:rPr>
+        <w:t>Web Enabling delivers all SCM capabilities, metrics, and failure investigations through an intuitive, universally accessible web browser interface. Rather than requiring developers to inspect raw command-line logs or navigate disparate tool consoles, CommitSleuth consolidates all project status information into a single responsive web portal.</w:t>
+      </w:r>
+    </w:p>
+    <w:p>
+      <w:pPr>
+        <w:spacing w:line="324" w:lineRule="auto" w:after="120"/>
+        <w:jc w:val="both"/>
+      </w:pPr>
+      <w:r>
+        <w:rPr>
+          <w:rFonts w:ascii="Times New Roman" w:hAnsi="Times New Roman"/>
+          <w:color w:val="1E293B"/>
+          <w:sz w:val="24"/>
+        </w:rPr>
+        <w:t>Operating as a Flask WSGI service on port 5000, CommitSleuth provides thirteen responsive views covering the entire SCM lifecycle. In particular, the failure investigation module (/failures/&lt;id&gt;) offers an interactive terminal console viewer with color-coded log lines, highlighting JUnit assertions and failure traces in red. The interface presents a structured root-cause card, an evidence breakdown showing mathematical score contributions, and side-by-side code diff suggestions showing developers exactly how to resolve the defect. Authenticated REST APIs (/api/builds, /api/demo/run-failure, /api/demo/run-fix) further web-enable the platform for automated integration with CI servers.</w:t>
+      </w:r>
+    </w:p>
+    <w:p>
+      <w:pPr>
+        <w:keepNext/>
+        <w:spacing w:before="160" w:after="80"/>
+        <w:jc w:val="center"/>
+      </w:pPr>
+      <w:r>
+        <w:drawing>
+          <wp:inline xmlns:a="http://schemas.openxmlformats.org/drawingml/2006/main" xmlns:pic="http://schemas.openxmlformats.org/drawingml/2006/picture">
+            <wp:extent cx="5440680" cy="3088325"/>
+            <wp:docPr id="11" name="Picture 11"/>
+            <wp:cNvGraphicFramePr>
+              <a:graphicFrameLocks noChangeAspect="1"/>
+            </wp:cNvGraphicFramePr>
+            <a:graphic>
+              <a:graphicData uri="http://schemas.openxmlformats.org/drawingml/2006/picture">
+                <pic:pic>
+                  <pic:nvPicPr>
+                    <pic:cNvPr id="0" name="fig04_failure_attribution.png"/>
+                    <pic:cNvPicPr/>
+                  </pic:nvPicPr>
+                  <pic:blipFill>
+                    <a:blip r:embed="rId20"/>
+                    <a:stretch>
+                      <a:fillRect/>
+                    </a:stretch>
+                  </pic:blipFill>
+                  <pic:spPr>
+                    <a:xfrm>
+                      <a:off x="0" y="0"/>
+                      <a:ext cx="5440680" cy="3088325"/>
+                    </a:xfrm>
+                    <a:prstGeom prst="rect"/>
+                  </pic:spPr>
+                </pic:pic>
+              </a:graphicData>
+            </a:graphic>
+          </wp:inline>
+        </w:drawing>
+      </w:r>
+    </w:p>
+    <w:p>
+      <w:pPr>
+        <w:keepNext/>
+        <w:spacing w:before="40" w:after="120"/>
+        <w:jc w:val="center"/>
+      </w:pPr>
+      <w:r>
+        <w:rPr>
+          <w:rFonts w:ascii="Times New Roman" w:hAnsi="Times New Roman"/>
+          <w:b/>
+          <w:i/>
+          <w:color w:val="334155"/>
+          <w:sz w:val="21"/>
+        </w:rPr>
+        <w:t>Figure 11: Web-Enabled Failure Attribution and Root-Cause Analysis Interface</w:t>
+      </w:r>
+    </w:p>
+    <w:p>
+      <w:pPr>
+        <w:spacing w:line="324" w:lineRule="auto" w:after="200"/>
+        <w:jc w:val="both"/>
+      </w:pPr>
+      <w:r>
+        <w:rPr>
+          <w:rFonts w:ascii="Times New Roman" w:hAnsi="Times New Roman"/>
+          <w:b/>
+          <w:color w:val="0F172A"/>
+          <w:sz w:val="24"/>
+        </w:rPr>
+        <w:t xml:space="preserve">Figure 11 Explanation: </w:t>
+      </w:r>
+      <w:r>
+        <w:rPr>
+          <w:rFonts w:ascii="Times New Roman" w:hAnsi="Times New Roman"/>
+          <w:color w:val="1E293B"/>
+          <w:sz w:val="24"/>
+        </w:rPr>
+        <w:t>The Failure Attribution web interface demonstrates the interactive root-cause investigation view for Build #128, displaying parsed console output, failing JUnit test assertions, candidate commit ranking breakdown, and automated rollback recommendations.</w:t>
+      </w:r>
+    </w:p>
+    <w:p>
+      <w:pPr>
+        <w:keepNext/>
+        <w:spacing w:before="320" w:after="120"/>
+      </w:pPr>
+      <w:r>
+        <w:rPr>
+          <w:rFonts w:ascii="Times New Roman" w:hAnsi="Times New Roman"/>
+          <w:b/>
+          <w:color w:val="0F172A"/>
+          <w:sz w:val="28"/>
+        </w:rPr>
+        <w:t>12. Conclusion</w:t>
+      </w:r>
+    </w:p>
+    <w:p>
+      <w:pPr>
+        <w:spacing w:line="324" w:lineRule="auto" w:after="120"/>
+        <w:jc w:val="both"/>
+      </w:pPr>
+      <w:r>
+        <w:rPr>
+          <w:rFonts w:ascii="Times New Roman" w:hAnsi="Times New Roman"/>
+          <w:color w:val="1E293B"/>
+          <w:sz w:val="24"/>
+        </w:rPr>
+        <w:t>CommitSleuth successfully demonstrates how Software Configuration Management principles and automated tooling can resolve the continuous integration batching problem. By continuously monitoring Jenkins pipeline events, parsing Maven test outputs, ranking multi-developer candidate commits through explainable heuristics, and providing interactive root-cause diagnostics, CommitSleuth eliminates the naive 'blame the latest commit' heuristic and drastically reduces Mean Time to Resolution (MTTR).</w:t>
+      </w:r>
+    </w:p>
+    <w:p>
+      <w:pPr>
+        <w:spacing w:line="324" w:lineRule="auto" w:after="120"/>
+        <w:jc w:val="both"/>
+      </w:pPr>
+      <w:r>
+        <w:rPr>
+          <w:rFonts w:ascii="Times New Roman" w:hAnsi="Times New Roman"/>
+          <w:color w:val="1E293B"/>
+          <w:sz w:val="24"/>
+        </w:rPr>
+        <w:t>Throughout this project, Git and GitHub have proven indispensable as the foundational version control and configuration management infrastructure. Git provides rock-solid commit history, cryptographic SHA-1/SHA-256 change tracking, branch isolation, and client-side hook validation. GitHub extends these capabilities with remote team collaboration, pull request review workflows, automated webhook dispatching, and semantic release tagging. Across all ten evaluated SCM activities—from Tool Implementation and Baseline Versioning to Change Control, Problem Tracking, Promotional Quality Gates, Configuration Auditing, Access Security, Customization, and Web Enabling—CommitSleuth exemplifies an end-to-end, auditable, and resilient SCM platform for modern software engineering teams.</w:t>
+      </w:r>
+    </w:p>
     <w:sectPr>
-      <w:pgSz w:w="12240" w:h="15840"/>
+      <w:footerReference w:type="default" r:id="rId9"/>
+      <w:pgSz w:w="11909" w:h="16834"/>
       <w:pgMar w:top="1440" w:right="1440" w:bottom="1440" w:left="1440" w:header="720" w:footer="720" w:gutter="0"/>
       <w:cols w:space="720"/>
       <w:docGrid w:linePitch="360"/>
     </w:sectPr>
   </w:body>
 </w:document>
+</file>
+
+<file path=word/footer1.xml><?xml version="1.0" encoding="utf-8"?>
+<w:ftr xmlns:m="http://schemas.openxmlformats.org/officeDocument/2006/math" xmlns:mc="http://schemas.openxmlformats.org/markup-compatibility/2006" xmlns:mo="http://schemas.microsoft.com/office/mac/office/2008/main" xmlns:mv="urn:schemas-microsoft-com:mac:vml" xmlns:o="urn:schemas-microsoft-com:office:office" xmlns:r="http://schemas.openxmlformats.org/officeDocument/2006/relationships" xmlns:v="urn:schemas-microsoft-com:vml" xmlns:w10="urn:schemas-microsoft-com:office:word" xmlns:w14="http://schemas.microsoft.com/office/word/2010/wordml" xmlns:w="http://schemas.openxmlformats.org/wordprocessingml/2006/main" xmlns:wne="http://schemas.microsoft.com/office/word/2006/wordml" xmlns:wp14="http://schemas.microsoft.com/office/word/2010/wordprocessingDrawing" xmlns:wp="http://schemas.openxmlformats.org/drawingml/2006/wordprocessingDrawing" xmlns:wpc="http://schemas.microsoft.com/office/word/2010/wordprocessingCanvas" xmlns:wpg="http://schemas.microsoft.com/office/word/2010/wordprocessingGroup" xmlns:wpi="http://schemas.microsoft.com/office/word/2010/wordprocessingInk" xmlns:wps="http://schemas.microsoft.com/office/word/2010/wordprocessingShape" mc:Ignorable="w14 wp14">
+  <w:p>
+    <w:pPr>
+      <w:pStyle w:val="Footer"/>
+      <w:jc w:val="right"/>
+    </w:pPr>
+    <w:r>
+      <w:rPr>
+        <w:rFonts w:ascii="Times New Roman" w:hAnsi="Times New Roman"/>
+        <w:color w:val="646464"/>
+        <w:sz w:val="19"/>
+      </w:rPr>
+      <w:t xml:space="preserve">CommitSleuth — SCM Final Review | Page </w:t>
+    </w:r>
+    <w:r>
+      <w:rPr>
+        <w:rFonts w:ascii="Times New Roman" w:hAnsi="Times New Roman"/>
+        <w:color w:val="646464"/>
+        <w:sz w:val="19"/>
+      </w:rPr>
+      <w:fldSimple w:instr="PAGE"/>
+    </w:r>
+  </w:p>
+</w:ftr>
 </file>
 
 <file path=word/numbering.xml><?xml version="1.0" encoding="utf-8"?>
@@ -5376,14 +2312,6 @@
     <w:name w:val="Normal"/>
     <w:qFormat/>
     <w:rsid w:val="00FC693F"/>
-    <w:pPr>
-      <w:spacing w:line="276" w:lineRule="auto" w:after="120"/>
-    </w:pPr>
-    <w:rPr>
-      <w:rFonts w:ascii="Segoe UI" w:hAnsi="Segoe UI"/>
-      <w:color w:val="222222"/>
-      <w:sz w:val="21"/>
-    </w:rPr>
   </w:style>
   <w:style w:type="paragraph" w:styleId="Header">
     <w:name w:val="header"/>
